--- a/docs/PregledBK_Navodila.docx
+++ b/docs/PregledBK_Navodila.docx
@@ -1,10 +1,10 @@
 
 <file path=word/document.xml><?xml version="1.0" encoding="utf-8"?>
-<w:document xmlns:wpc="http://schemas.microsoft.com/office/word/2010/wordprocessingCanvas" xmlns:mc="http://schemas.openxmlformats.org/markup-compatibility/2006" xmlns:o="urn:schemas-microsoft-com:office:office" xmlns:r="http://schemas.openxmlformats.org/officeDocument/2006/relationships" xmlns:m="http://schemas.openxmlformats.org/officeDocument/2006/math" xmlns:v="urn:schemas-microsoft-com:vml" xmlns:wp14="http://schemas.microsoft.com/office/word/2010/wordprocessingDrawing" xmlns:wp="http://schemas.openxmlformats.org/drawingml/2006/wordprocessingDrawing" xmlns:w10="urn:schemas-microsoft-com:office:word" xmlns:w="http://schemas.openxmlformats.org/wordprocessingml/2006/main" xmlns:w14="http://schemas.microsoft.com/office/word/2010/wordml" xmlns:w15="http://schemas.microsoft.com/office/word/2012/wordml" xmlns:wpg="http://schemas.microsoft.com/office/word/2010/wordprocessingGroup" xmlns:wpi="http://schemas.microsoft.com/office/word/2010/wordprocessingInk" xmlns:wne="http://schemas.microsoft.com/office/word/2006/wordml" xmlns:wps="http://schemas.microsoft.com/office/word/2010/wordprocessingShape" xmlns:cx="http://schemas.microsoft.com/office/drawing/2014/chartex" xmlns:cx1="http://schemas.microsoft.com/office/drawing/2015/9/8/chartex" xmlns:cx2="http://schemas.microsoft.com/office/drawing/2015/10/21/chartex" xmlns:cx3="http://schemas.microsoft.com/office/drawing/2016/5/9/chartex" xmlns:cx4="http://schemas.microsoft.com/office/drawing/2016/5/10/chartex" xmlns:cx5="http://schemas.microsoft.com/office/drawing/2016/5/11/chartex" xmlns:cx6="http://schemas.microsoft.com/office/drawing/2016/5/12/chartex" xmlns:cx7="http://schemas.microsoft.com/office/drawing/2016/5/13/chartex" xmlns:cx8="http://schemas.microsoft.com/office/drawing/2016/5/14/chartex" xmlns:aink="http://schemas.microsoft.com/office/drawing/2016/ink" xmlns:am3d="http://schemas.microsoft.com/office/drawing/2017/model3d" xmlns:w16cex="http://schemas.microsoft.com/office/word/2018/wordml/cex" xmlns:w16cid="http://schemas.microsoft.com/office/word/2016/wordml/cid" xmlns:w16="http://schemas.microsoft.com/office/word/2018/wordml" xmlns:w16sdtdh="http://schemas.microsoft.com/office/word/2020/wordml/sdtdatahash" xmlns:w16se="http://schemas.microsoft.com/office/word/2015/wordml/symex" mc:Ignorable="w14 w15 wp14">
+<w:document xmlns:wpc="http://schemas.microsoft.com/office/word/2010/wordprocessingCanvas" xmlns:cx="http://schemas.microsoft.com/office/drawing/2014/chartex" xmlns:cx1="http://schemas.microsoft.com/office/drawing/2015/9/8/chartex" xmlns:cx2="http://schemas.microsoft.com/office/drawing/2015/10/21/chartex" xmlns:cx3="http://schemas.microsoft.com/office/drawing/2016/5/9/chartex" xmlns:cx4="http://schemas.microsoft.com/office/drawing/2016/5/10/chartex" xmlns:cx5="http://schemas.microsoft.com/office/drawing/2016/5/11/chartex" xmlns:cx6="http://schemas.microsoft.com/office/drawing/2016/5/12/chartex" xmlns:cx7="http://schemas.microsoft.com/office/drawing/2016/5/13/chartex" xmlns:cx8="http://schemas.microsoft.com/office/drawing/2016/5/14/chartex" xmlns:mc="http://schemas.openxmlformats.org/markup-compatibility/2006" xmlns:aink="http://schemas.microsoft.com/office/drawing/2016/ink" xmlns:am3d="http://schemas.microsoft.com/office/drawing/2017/model3d" xmlns:o="urn:schemas-microsoft-com:office:office" xmlns:oel="http://schemas.microsoft.com/office/2019/extlst" xmlns:r="http://schemas.openxmlformats.org/officeDocument/2006/relationships" xmlns:m="http://schemas.openxmlformats.org/officeDocument/2006/math" xmlns:v="urn:schemas-microsoft-com:vml" xmlns:wp14="http://schemas.microsoft.com/office/word/2010/wordprocessingDrawing" xmlns:wp="http://schemas.openxmlformats.org/drawingml/2006/wordprocessingDrawing" xmlns:w10="urn:schemas-microsoft-com:office:word" xmlns:w="http://schemas.openxmlformats.org/wordprocessingml/2006/main" xmlns:w14="http://schemas.microsoft.com/office/word/2010/wordml" xmlns:w15="http://schemas.microsoft.com/office/word/2012/wordml" xmlns:w16cex="http://schemas.microsoft.com/office/word/2018/wordml/cex" xmlns:w16cid="http://schemas.microsoft.com/office/word/2016/wordml/cid" xmlns:w16="http://schemas.microsoft.com/office/word/2018/wordml" xmlns:w16du="http://schemas.microsoft.com/office/word/2023/wordml/word16du" xmlns:w16sdtdh="http://schemas.microsoft.com/office/word/2020/wordml/sdtdatahash" xmlns:w16sdtfl="http://schemas.microsoft.com/office/word/2024/wordml/sdtformatlock" xmlns:w16se="http://schemas.microsoft.com/office/word/2015/wordml/symex" xmlns:wpg="http://schemas.microsoft.com/office/word/2010/wordprocessingGroup" xmlns:wpi="http://schemas.microsoft.com/office/word/2010/wordprocessingInk" xmlns:wne="http://schemas.microsoft.com/office/word/2006/wordml" xmlns:wps="http://schemas.microsoft.com/office/word/2010/wordprocessingShape" mc:Ignorable="w14 w15 w16se w16cid w16 w16cex w16sdtdh w16sdtfl w16du wp14">
   <w:body>
     <w:p>
       <w:pPr>
-        <w:spacing w:after="60" w:before="1600"/>
+        <w:spacing w:before="1600" w:after="60"/>
         <w:jc w:val="center"/>
       </w:pPr>
       <w:r>
@@ -15,7 +15,7 @@
           <w:sz w:val="64"/>
           <w:szCs w:val="64"/>
         </w:rPr>
-        <w:t xml:space="preserve">PREGLED BK</w:t>
+        <w:t>PREGLED BK</w:t>
       </w:r>
     </w:p>
     <w:p>
@@ -29,7 +29,7 @@
           <w:sz w:val="36"/>
           <w:szCs w:val="36"/>
         </w:rPr>
-        <w:t xml:space="preserve">Navodila za uporabo</w:t>
+        <w:t>Navodila za uporabo</w:t>
       </w:r>
     </w:p>
     <w:p>
@@ -42,10 +42,8 @@
           <w:i/>
           <w:iCs/>
           <w:color w:val="666666"/>
-          <w:sz w:val="22"/>
-          <w:szCs w:val="22"/>
-        </w:rPr>
-        <w:t xml:space="preserve">Upravljanje zalog kontrolnega in kalibracijskega materiala (BK)</w:t>
+        </w:rPr>
+        <w:t>Upravljanje zalog kontrolnega in kalibracijskega materiala (BK)</w:t>
       </w:r>
     </w:p>
     <w:p>
@@ -54,11 +52,7 @@
         <w:jc w:val="center"/>
       </w:pPr>
       <w:r>
-        <w:rPr>
-          <w:sz w:val="22"/>
-          <w:szCs w:val="22"/>
-        </w:rPr>
-        <w:t xml:space="preserve">Naprava: Zebra TC20 · čitalec RFD2000</w:t>
+        <w:t>Naprava: Zebra TC20 · čitalec RFD2000</w:t>
       </w:r>
     </w:p>
     <w:p>
@@ -71,13 +65,10 @@
           <w:b/>
           <w:bCs/>
         </w:rPr>
-        <w:t xml:space="preserve">Različica aplikacije: Build 112</w:t>
-      </w:r>
-      <w:r>
-        <w:t xml:space="preserve">   ·   </w:t>
-      </w:r>
-      <w:r>
-        <w:t xml:space="preserve">14.6.2026</w:t>
+        <w:t>Različica aplikacije: Build 113</w:t>
+      </w:r>
+      <w:r>
+        <w:t xml:space="preserve">   ·   15.6.2026</w:t>
       </w:r>
     </w:p>
     <w:p>
@@ -91,7 +82,7 @@
           <w:sz w:val="18"/>
           <w:szCs w:val="18"/>
         </w:rPr>
-        <w:t xml:space="preserve">Avtor: Aljaž Omahna · KO za klinično kemijo in biokemijo, UKC Ljubljana</w:t>
+        <w:t>Avtor: Aljaž Omahna · KO za klinično kemijo in biokemijo, UKC Ljubljana</w:t>
       </w:r>
     </w:p>
     <w:p>
@@ -101,23 +92,1481 @@
     </w:p>
     <w:p>
       <w:pPr>
-        <w:pStyle w:val="Heading1"/>
-      </w:pPr>
-      <w:r>
-        <w:t xml:space="preserve">Kazalo</w:t>
-      </w:r>
+        <w:pStyle w:val="Naslov1"/>
+      </w:pPr>
+      <w:bookmarkStart w:id="0" w:name="_Toc232540325"/>
+      <w:r>
+        <w:t>Kazalo</w:t>
+      </w:r>
+      <w:bookmarkEnd w:id="0"/>
     </w:p>
     <w:sdt>
       <w:sdtPr>
         <w:alias w:val="Kazalo"/>
+        <w:id w:val="1548873119"/>
       </w:sdtPr>
+      <w:sdtEndPr/>
       <w:sdtContent>
         <w:p>
+          <w:pPr>
+            <w:pStyle w:val="Kazalovsebine1"/>
+            <w:tabs>
+              <w:tab w:val="right" w:leader="dot" w:pos="9496"/>
+            </w:tabs>
+            <w:rPr>
+              <w:rFonts w:asciiTheme="minorHAnsi" w:eastAsiaTheme="minorEastAsia" w:hAnsiTheme="minorHAnsi" w:cstheme="minorBidi"/>
+              <w:noProof/>
+              <w:kern w:val="2"/>
+              <w:sz w:val="24"/>
+              <w:szCs w:val="24"/>
+              <w14:ligatures w14:val="standardContextual"/>
+            </w:rPr>
+          </w:pPr>
           <w:r>
-            <w:fldChar w:fldCharType="begin" w:dirty="true"/>
-            <w:instrText xml:space="preserve">TOC \h \o "1-2"</w:instrText>
+            <w:fldChar w:fldCharType="begin"/>
+          </w:r>
+          <w:r>
+            <w:instrText>TOC \h \o "1-2"</w:instrText>
+          </w:r>
+          <w:r>
             <w:fldChar w:fldCharType="separate"/>
           </w:r>
+          <w:hyperlink w:anchor="_Toc232540325" w:history="1">
+            <w:r>
+              <w:rPr>
+                <w:rStyle w:val="Hiperpovezava"/>
+                <w:noProof/>
+              </w:rPr>
+              <w:t>Kazalo</w:t>
+            </w:r>
+            <w:r>
+              <w:rPr>
+                <w:noProof/>
+              </w:rPr>
+              <w:tab/>
+            </w:r>
+            <w:r>
+              <w:rPr>
+                <w:noProof/>
+              </w:rPr>
+              <w:fldChar w:fldCharType="begin"/>
+            </w:r>
+            <w:r>
+              <w:rPr>
+                <w:noProof/>
+              </w:rPr>
+              <w:instrText xml:space="preserve"> PAGEREF _Toc232540325 \h </w:instrText>
+            </w:r>
+            <w:r>
+              <w:rPr>
+                <w:noProof/>
+              </w:rPr>
+            </w:r>
+            <w:r>
+              <w:rPr>
+                <w:noProof/>
+              </w:rPr>
+              <w:fldChar w:fldCharType="separate"/>
+            </w:r>
+            <w:r>
+              <w:rPr>
+                <w:noProof/>
+              </w:rPr>
+              <w:t>2</w:t>
+            </w:r>
+            <w:r>
+              <w:rPr>
+                <w:noProof/>
+              </w:rPr>
+              <w:fldChar w:fldCharType="end"/>
+            </w:r>
+          </w:hyperlink>
+        </w:p>
+        <w:p>
+          <w:pPr>
+            <w:pStyle w:val="Kazalovsebine1"/>
+            <w:tabs>
+              <w:tab w:val="right" w:leader="dot" w:pos="9496"/>
+            </w:tabs>
+            <w:rPr>
+              <w:rFonts w:asciiTheme="minorHAnsi" w:eastAsiaTheme="minorEastAsia" w:hAnsiTheme="minorHAnsi" w:cstheme="minorBidi"/>
+              <w:noProof/>
+              <w:kern w:val="2"/>
+              <w:sz w:val="24"/>
+              <w:szCs w:val="24"/>
+              <w14:ligatures w14:val="standardContextual"/>
+            </w:rPr>
+          </w:pPr>
+          <w:hyperlink w:anchor="_Toc232540326" w:history="1">
+            <w:r>
+              <w:rPr>
+                <w:rStyle w:val="Hiperpovezava"/>
+                <w:noProof/>
+              </w:rPr>
+              <w:t>1. Uvod in namen</w:t>
+            </w:r>
+            <w:r>
+              <w:rPr>
+                <w:noProof/>
+              </w:rPr>
+              <w:tab/>
+            </w:r>
+            <w:r>
+              <w:rPr>
+                <w:noProof/>
+              </w:rPr>
+              <w:fldChar w:fldCharType="begin"/>
+            </w:r>
+            <w:r>
+              <w:rPr>
+                <w:noProof/>
+              </w:rPr>
+              <w:instrText xml:space="preserve"> PAGEREF _Toc232540326 \h </w:instrText>
+            </w:r>
+            <w:r>
+              <w:rPr>
+                <w:noProof/>
+              </w:rPr>
+            </w:r>
+            <w:r>
+              <w:rPr>
+                <w:noProof/>
+              </w:rPr>
+              <w:fldChar w:fldCharType="separate"/>
+            </w:r>
+            <w:r>
+              <w:rPr>
+                <w:noProof/>
+              </w:rPr>
+              <w:t>3</w:t>
+            </w:r>
+            <w:r>
+              <w:rPr>
+                <w:noProof/>
+              </w:rPr>
+              <w:fldChar w:fldCharType="end"/>
+            </w:r>
+          </w:hyperlink>
+        </w:p>
+        <w:p>
+          <w:pPr>
+            <w:pStyle w:val="Kazalovsebine1"/>
+            <w:tabs>
+              <w:tab w:val="right" w:leader="dot" w:pos="9496"/>
+            </w:tabs>
+            <w:rPr>
+              <w:rFonts w:asciiTheme="minorHAnsi" w:eastAsiaTheme="minorEastAsia" w:hAnsiTheme="minorHAnsi" w:cstheme="minorBidi"/>
+              <w:noProof/>
+              <w:kern w:val="2"/>
+              <w:sz w:val="24"/>
+              <w:szCs w:val="24"/>
+              <w14:ligatures w14:val="standardContextual"/>
+            </w:rPr>
+          </w:pPr>
+          <w:hyperlink w:anchor="_Toc232540327" w:history="1">
+            <w:r>
+              <w:rPr>
+                <w:rStyle w:val="Hiperpovezava"/>
+                <w:noProof/>
+              </w:rPr>
+              <w:t>2. Osnovna navigacija</w:t>
+            </w:r>
+            <w:r>
+              <w:rPr>
+                <w:noProof/>
+              </w:rPr>
+              <w:tab/>
+            </w:r>
+            <w:r>
+              <w:rPr>
+                <w:noProof/>
+              </w:rPr>
+              <w:fldChar w:fldCharType="begin"/>
+            </w:r>
+            <w:r>
+              <w:rPr>
+                <w:noProof/>
+              </w:rPr>
+              <w:instrText xml:space="preserve"> PAGEREF _Toc232540327 \h </w:instrText>
+            </w:r>
+            <w:r>
+              <w:rPr>
+                <w:noProof/>
+              </w:rPr>
+            </w:r>
+            <w:r>
+              <w:rPr>
+                <w:noProof/>
+              </w:rPr>
+              <w:fldChar w:fldCharType="separate"/>
+            </w:r>
+            <w:r>
+              <w:rPr>
+                <w:noProof/>
+              </w:rPr>
+              <w:t>3</w:t>
+            </w:r>
+            <w:r>
+              <w:rPr>
+                <w:noProof/>
+              </w:rPr>
+              <w:fldChar w:fldCharType="end"/>
+            </w:r>
+          </w:hyperlink>
+        </w:p>
+        <w:p>
+          <w:pPr>
+            <w:pStyle w:val="Kazalovsebine1"/>
+            <w:tabs>
+              <w:tab w:val="right" w:leader="dot" w:pos="9496"/>
+            </w:tabs>
+            <w:rPr>
+              <w:rFonts w:asciiTheme="minorHAnsi" w:eastAsiaTheme="minorEastAsia" w:hAnsiTheme="minorHAnsi" w:cstheme="minorBidi"/>
+              <w:noProof/>
+              <w:kern w:val="2"/>
+              <w:sz w:val="24"/>
+              <w:szCs w:val="24"/>
+              <w14:ligatures w14:val="standardContextual"/>
+            </w:rPr>
+          </w:pPr>
+          <w:hyperlink w:anchor="_Toc232540328" w:history="1">
+            <w:r>
+              <w:rPr>
+                <w:rStyle w:val="Hiperpovezava"/>
+                <w:noProof/>
+              </w:rPr>
+              <w:t>3. Začetni zaslon (Sken.)</w:t>
+            </w:r>
+            <w:r>
+              <w:rPr>
+                <w:noProof/>
+              </w:rPr>
+              <w:tab/>
+            </w:r>
+            <w:r>
+              <w:rPr>
+                <w:noProof/>
+              </w:rPr>
+              <w:fldChar w:fldCharType="begin"/>
+            </w:r>
+            <w:r>
+              <w:rPr>
+                <w:noProof/>
+              </w:rPr>
+              <w:instrText xml:space="preserve"> PAGEREF _Toc232540328 \h </w:instrText>
+            </w:r>
+            <w:r>
+              <w:rPr>
+                <w:noProof/>
+              </w:rPr>
+            </w:r>
+            <w:r>
+              <w:rPr>
+                <w:noProof/>
+              </w:rPr>
+              <w:fldChar w:fldCharType="separate"/>
+            </w:r>
+            <w:r>
+              <w:rPr>
+                <w:noProof/>
+              </w:rPr>
+              <w:t>3</w:t>
+            </w:r>
+            <w:r>
+              <w:rPr>
+                <w:noProof/>
+              </w:rPr>
+              <w:fldChar w:fldCharType="end"/>
+            </w:r>
+          </w:hyperlink>
+        </w:p>
+        <w:p>
+          <w:pPr>
+            <w:pStyle w:val="Kazalovsebine1"/>
+            <w:tabs>
+              <w:tab w:val="right" w:leader="dot" w:pos="9496"/>
+            </w:tabs>
+            <w:rPr>
+              <w:rFonts w:asciiTheme="minorHAnsi" w:eastAsiaTheme="minorEastAsia" w:hAnsiTheme="minorHAnsi" w:cstheme="minorBidi"/>
+              <w:noProof/>
+              <w:kern w:val="2"/>
+              <w:sz w:val="24"/>
+              <w:szCs w:val="24"/>
+              <w14:ligatures w14:val="standardContextual"/>
+            </w:rPr>
+          </w:pPr>
+          <w:hyperlink w:anchor="_Toc232540329" w:history="1">
+            <w:r>
+              <w:rPr>
+                <w:rStyle w:val="Hiperpovezava"/>
+                <w:noProof/>
+              </w:rPr>
+              <w:t>4. Sprejem materiala</w:t>
+            </w:r>
+            <w:r>
+              <w:rPr>
+                <w:noProof/>
+              </w:rPr>
+              <w:tab/>
+            </w:r>
+            <w:r>
+              <w:rPr>
+                <w:noProof/>
+              </w:rPr>
+              <w:fldChar w:fldCharType="begin"/>
+            </w:r>
+            <w:r>
+              <w:rPr>
+                <w:noProof/>
+              </w:rPr>
+              <w:instrText xml:space="preserve"> PAGEREF _Toc232540329 \h </w:instrText>
+            </w:r>
+            <w:r>
+              <w:rPr>
+                <w:noProof/>
+              </w:rPr>
+            </w:r>
+            <w:r>
+              <w:rPr>
+                <w:noProof/>
+              </w:rPr>
+              <w:fldChar w:fldCharType="separate"/>
+            </w:r>
+            <w:r>
+              <w:rPr>
+                <w:noProof/>
+              </w:rPr>
+              <w:t>4</w:t>
+            </w:r>
+            <w:r>
+              <w:rPr>
+                <w:noProof/>
+              </w:rPr>
+              <w:fldChar w:fldCharType="end"/>
+            </w:r>
+          </w:hyperlink>
+        </w:p>
+        <w:p>
+          <w:pPr>
+            <w:pStyle w:val="Kazalovsebine2"/>
+            <w:tabs>
+              <w:tab w:val="right" w:leader="dot" w:pos="9496"/>
+            </w:tabs>
+            <w:rPr>
+              <w:rFonts w:asciiTheme="minorHAnsi" w:eastAsiaTheme="minorEastAsia" w:hAnsiTheme="minorHAnsi" w:cstheme="minorBidi"/>
+              <w:noProof/>
+              <w:kern w:val="2"/>
+              <w:sz w:val="24"/>
+              <w:szCs w:val="24"/>
+              <w14:ligatures w14:val="standardContextual"/>
+            </w:rPr>
+          </w:pPr>
+          <w:hyperlink w:anchor="_Toc232540330" w:history="1">
+            <w:r>
+              <w:rPr>
+                <w:rStyle w:val="Hiperpovezava"/>
+                <w:noProof/>
+              </w:rPr>
+              <w:t>4.1 Običajni sprejem (z RFID)</w:t>
+            </w:r>
+            <w:r>
+              <w:rPr>
+                <w:noProof/>
+              </w:rPr>
+              <w:tab/>
+            </w:r>
+            <w:r>
+              <w:rPr>
+                <w:noProof/>
+              </w:rPr>
+              <w:fldChar w:fldCharType="begin"/>
+            </w:r>
+            <w:r>
+              <w:rPr>
+                <w:noProof/>
+              </w:rPr>
+              <w:instrText xml:space="preserve"> PAGEREF _Toc232540330 \h </w:instrText>
+            </w:r>
+            <w:r>
+              <w:rPr>
+                <w:noProof/>
+              </w:rPr>
+            </w:r>
+            <w:r>
+              <w:rPr>
+                <w:noProof/>
+              </w:rPr>
+              <w:fldChar w:fldCharType="separate"/>
+            </w:r>
+            <w:r>
+              <w:rPr>
+                <w:noProof/>
+              </w:rPr>
+              <w:t>4</w:t>
+            </w:r>
+            <w:r>
+              <w:rPr>
+                <w:noProof/>
+              </w:rPr>
+              <w:fldChar w:fldCharType="end"/>
+            </w:r>
+          </w:hyperlink>
+        </w:p>
+        <w:p>
+          <w:pPr>
+            <w:pStyle w:val="Kazalovsebine2"/>
+            <w:tabs>
+              <w:tab w:val="right" w:leader="dot" w:pos="9496"/>
+            </w:tabs>
+            <w:rPr>
+              <w:rFonts w:asciiTheme="minorHAnsi" w:eastAsiaTheme="minorEastAsia" w:hAnsiTheme="minorHAnsi" w:cstheme="minorBidi"/>
+              <w:noProof/>
+              <w:kern w:val="2"/>
+              <w:sz w:val="24"/>
+              <w:szCs w:val="24"/>
+              <w14:ligatures w14:val="standardContextual"/>
+            </w:rPr>
+          </w:pPr>
+          <w:hyperlink w:anchor="_Toc232540331" w:history="1">
+            <w:r>
+              <w:rPr>
+                <w:rStyle w:val="Hiperpovezava"/>
+                <w:noProof/>
+              </w:rPr>
+              <w:t>4.2 Sprejem brez RFID/SN (ročno)</w:t>
+            </w:r>
+            <w:r>
+              <w:rPr>
+                <w:noProof/>
+              </w:rPr>
+              <w:tab/>
+            </w:r>
+            <w:r>
+              <w:rPr>
+                <w:noProof/>
+              </w:rPr>
+              <w:fldChar w:fldCharType="begin"/>
+            </w:r>
+            <w:r>
+              <w:rPr>
+                <w:noProof/>
+              </w:rPr>
+              <w:instrText xml:space="preserve"> PAGEREF _Toc232540331 \h </w:instrText>
+            </w:r>
+            <w:r>
+              <w:rPr>
+                <w:noProof/>
+              </w:rPr>
+            </w:r>
+            <w:r>
+              <w:rPr>
+                <w:noProof/>
+              </w:rPr>
+              <w:fldChar w:fldCharType="separate"/>
+            </w:r>
+            <w:r>
+              <w:rPr>
+                <w:noProof/>
+              </w:rPr>
+              <w:t>4</w:t>
+            </w:r>
+            <w:r>
+              <w:rPr>
+                <w:noProof/>
+              </w:rPr>
+              <w:fldChar w:fldCharType="end"/>
+            </w:r>
+          </w:hyperlink>
+        </w:p>
+        <w:p>
+          <w:pPr>
+            <w:pStyle w:val="Kazalovsebine2"/>
+            <w:tabs>
+              <w:tab w:val="right" w:leader="dot" w:pos="9496"/>
+            </w:tabs>
+            <w:rPr>
+              <w:rFonts w:asciiTheme="minorHAnsi" w:eastAsiaTheme="minorEastAsia" w:hAnsiTheme="minorHAnsi" w:cstheme="minorBidi"/>
+              <w:noProof/>
+              <w:kern w:val="2"/>
+              <w:sz w:val="24"/>
+              <w:szCs w:val="24"/>
+              <w14:ligatures w14:val="standardContextual"/>
+            </w:rPr>
+          </w:pPr>
+          <w:hyperlink w:anchor="_Toc232540332" w:history="1">
+            <w:r>
+              <w:rPr>
+                <w:rStyle w:val="Hiperpovezava"/>
+                <w:noProof/>
+              </w:rPr>
+              <w:t>4.3 Počisti vnos</w:t>
+            </w:r>
+            <w:r>
+              <w:rPr>
+                <w:noProof/>
+              </w:rPr>
+              <w:tab/>
+            </w:r>
+            <w:r>
+              <w:rPr>
+                <w:noProof/>
+              </w:rPr>
+              <w:fldChar w:fldCharType="begin"/>
+            </w:r>
+            <w:r>
+              <w:rPr>
+                <w:noProof/>
+              </w:rPr>
+              <w:instrText xml:space="preserve"> PAGEREF _Toc232540332 \h </w:instrText>
+            </w:r>
+            <w:r>
+              <w:rPr>
+                <w:noProof/>
+              </w:rPr>
+            </w:r>
+            <w:r>
+              <w:rPr>
+                <w:noProof/>
+              </w:rPr>
+              <w:fldChar w:fldCharType="separate"/>
+            </w:r>
+            <w:r>
+              <w:rPr>
+                <w:noProof/>
+              </w:rPr>
+              <w:t>4</w:t>
+            </w:r>
+            <w:r>
+              <w:rPr>
+                <w:noProof/>
+              </w:rPr>
+              <w:fldChar w:fldCharType="end"/>
+            </w:r>
+          </w:hyperlink>
+        </w:p>
+        <w:p>
+          <w:pPr>
+            <w:pStyle w:val="Kazalovsebine2"/>
+            <w:tabs>
+              <w:tab w:val="right" w:leader="dot" w:pos="9496"/>
+            </w:tabs>
+            <w:rPr>
+              <w:rFonts w:asciiTheme="minorHAnsi" w:eastAsiaTheme="minorEastAsia" w:hAnsiTheme="minorHAnsi" w:cstheme="minorBidi"/>
+              <w:noProof/>
+              <w:kern w:val="2"/>
+              <w:sz w:val="24"/>
+              <w:szCs w:val="24"/>
+              <w14:ligatures w14:val="standardContextual"/>
+            </w:rPr>
+          </w:pPr>
+          <w:hyperlink w:anchor="_Toc232540333" w:history="1">
+            <w:r>
+              <w:rPr>
+                <w:rStyle w:val="Hiperpovezava"/>
+                <w:noProof/>
+              </w:rPr>
+              <w:t>4.4 Serijski sprejem</w:t>
+            </w:r>
+            <w:r>
+              <w:rPr>
+                <w:noProof/>
+              </w:rPr>
+              <w:tab/>
+            </w:r>
+            <w:r>
+              <w:rPr>
+                <w:noProof/>
+              </w:rPr>
+              <w:fldChar w:fldCharType="begin"/>
+            </w:r>
+            <w:r>
+              <w:rPr>
+                <w:noProof/>
+              </w:rPr>
+              <w:instrText xml:space="preserve"> PAGEREF _Toc232540333 \h </w:instrText>
+            </w:r>
+            <w:r>
+              <w:rPr>
+                <w:noProof/>
+              </w:rPr>
+            </w:r>
+            <w:r>
+              <w:rPr>
+                <w:noProof/>
+              </w:rPr>
+              <w:fldChar w:fldCharType="separate"/>
+            </w:r>
+            <w:r>
+              <w:rPr>
+                <w:noProof/>
+              </w:rPr>
+              <w:t>4</w:t>
+            </w:r>
+            <w:r>
+              <w:rPr>
+                <w:noProof/>
+              </w:rPr>
+              <w:fldChar w:fldCharType="end"/>
+            </w:r>
+          </w:hyperlink>
+        </w:p>
+        <w:p>
+          <w:pPr>
+            <w:pStyle w:val="Kazalovsebine1"/>
+            <w:tabs>
+              <w:tab w:val="right" w:leader="dot" w:pos="9496"/>
+            </w:tabs>
+            <w:rPr>
+              <w:rFonts w:asciiTheme="minorHAnsi" w:eastAsiaTheme="minorEastAsia" w:hAnsiTheme="minorHAnsi" w:cstheme="minorBidi"/>
+              <w:noProof/>
+              <w:kern w:val="2"/>
+              <w:sz w:val="24"/>
+              <w:szCs w:val="24"/>
+              <w14:ligatures w14:val="standardContextual"/>
+            </w:rPr>
+          </w:pPr>
+          <w:hyperlink w:anchor="_Toc232540334" w:history="1">
+            <w:r>
+              <w:rPr>
+                <w:rStyle w:val="Hiperpovezava"/>
+                <w:noProof/>
+              </w:rPr>
+              <w:t>5. Zaloga</w:t>
+            </w:r>
+            <w:r>
+              <w:rPr>
+                <w:noProof/>
+              </w:rPr>
+              <w:tab/>
+            </w:r>
+            <w:r>
+              <w:rPr>
+                <w:noProof/>
+              </w:rPr>
+              <w:fldChar w:fldCharType="begin"/>
+            </w:r>
+            <w:r>
+              <w:rPr>
+                <w:noProof/>
+              </w:rPr>
+              <w:instrText xml:space="preserve"> PAGEREF _Toc232540334 \h </w:instrText>
+            </w:r>
+            <w:r>
+              <w:rPr>
+                <w:noProof/>
+              </w:rPr>
+            </w:r>
+            <w:r>
+              <w:rPr>
+                <w:noProof/>
+              </w:rPr>
+              <w:fldChar w:fldCharType="separate"/>
+            </w:r>
+            <w:r>
+              <w:rPr>
+                <w:noProof/>
+              </w:rPr>
+              <w:t>4</w:t>
+            </w:r>
+            <w:r>
+              <w:rPr>
+                <w:noProof/>
+              </w:rPr>
+              <w:fldChar w:fldCharType="end"/>
+            </w:r>
+          </w:hyperlink>
+        </w:p>
+        <w:p>
+          <w:pPr>
+            <w:pStyle w:val="Kazalovsebine1"/>
+            <w:tabs>
+              <w:tab w:val="right" w:leader="dot" w:pos="9496"/>
+            </w:tabs>
+            <w:rPr>
+              <w:rFonts w:asciiTheme="minorHAnsi" w:eastAsiaTheme="minorEastAsia" w:hAnsiTheme="minorHAnsi" w:cstheme="minorBidi"/>
+              <w:noProof/>
+              <w:kern w:val="2"/>
+              <w:sz w:val="24"/>
+              <w:szCs w:val="24"/>
+              <w14:ligatures w14:val="standardContextual"/>
+            </w:rPr>
+          </w:pPr>
+          <w:hyperlink w:anchor="_Toc232540335" w:history="1">
+            <w:r>
+              <w:rPr>
+                <w:rStyle w:val="Hiperpovezava"/>
+                <w:noProof/>
+              </w:rPr>
+              <w:t>6. Loti</w:t>
+            </w:r>
+            <w:r>
+              <w:rPr>
+                <w:noProof/>
+              </w:rPr>
+              <w:tab/>
+            </w:r>
+            <w:r>
+              <w:rPr>
+                <w:noProof/>
+              </w:rPr>
+              <w:fldChar w:fldCharType="begin"/>
+            </w:r>
+            <w:r>
+              <w:rPr>
+                <w:noProof/>
+              </w:rPr>
+              <w:instrText xml:space="preserve"> PAGEREF _Toc232540335 \h </w:instrText>
+            </w:r>
+            <w:r>
+              <w:rPr>
+                <w:noProof/>
+              </w:rPr>
+            </w:r>
+            <w:r>
+              <w:rPr>
+                <w:noProof/>
+              </w:rPr>
+              <w:fldChar w:fldCharType="separate"/>
+            </w:r>
+            <w:r>
+              <w:rPr>
+                <w:noProof/>
+              </w:rPr>
+              <w:t>5</w:t>
+            </w:r>
+            <w:r>
+              <w:rPr>
+                <w:noProof/>
+              </w:rPr>
+              <w:fldChar w:fldCharType="end"/>
+            </w:r>
+          </w:hyperlink>
+        </w:p>
+        <w:p>
+          <w:pPr>
+            <w:pStyle w:val="Kazalovsebine1"/>
+            <w:tabs>
+              <w:tab w:val="right" w:leader="dot" w:pos="9496"/>
+            </w:tabs>
+            <w:rPr>
+              <w:rFonts w:asciiTheme="minorHAnsi" w:eastAsiaTheme="minorEastAsia" w:hAnsiTheme="minorHAnsi" w:cstheme="minorBidi"/>
+              <w:noProof/>
+              <w:kern w:val="2"/>
+              <w:sz w:val="24"/>
+              <w:szCs w:val="24"/>
+              <w14:ligatures w14:val="standardContextual"/>
+            </w:rPr>
+          </w:pPr>
+          <w:hyperlink w:anchor="_Toc232540336" w:history="1">
+            <w:r>
+              <w:rPr>
+                <w:rStyle w:val="Hiperpovezava"/>
+                <w:noProof/>
+              </w:rPr>
+              <w:t>7. Roki izteka</w:t>
+            </w:r>
+            <w:r>
+              <w:rPr>
+                <w:noProof/>
+              </w:rPr>
+              <w:tab/>
+            </w:r>
+            <w:r>
+              <w:rPr>
+                <w:noProof/>
+              </w:rPr>
+              <w:fldChar w:fldCharType="begin"/>
+            </w:r>
+            <w:r>
+              <w:rPr>
+                <w:noProof/>
+              </w:rPr>
+              <w:instrText xml:space="preserve"> PAGEREF _Toc232540336 \h </w:instrText>
+            </w:r>
+            <w:r>
+              <w:rPr>
+                <w:noProof/>
+              </w:rPr>
+            </w:r>
+            <w:r>
+              <w:rPr>
+                <w:noProof/>
+              </w:rPr>
+              <w:fldChar w:fldCharType="separate"/>
+            </w:r>
+            <w:r>
+              <w:rPr>
+                <w:noProof/>
+              </w:rPr>
+              <w:t>6</w:t>
+            </w:r>
+            <w:r>
+              <w:rPr>
+                <w:noProof/>
+              </w:rPr>
+              <w:fldChar w:fldCharType="end"/>
+            </w:r>
+          </w:hyperlink>
+        </w:p>
+        <w:p>
+          <w:pPr>
+            <w:pStyle w:val="Kazalovsebine1"/>
+            <w:tabs>
+              <w:tab w:val="right" w:leader="dot" w:pos="9496"/>
+            </w:tabs>
+            <w:rPr>
+              <w:rFonts w:asciiTheme="minorHAnsi" w:eastAsiaTheme="minorEastAsia" w:hAnsiTheme="minorHAnsi" w:cstheme="minorBidi"/>
+              <w:noProof/>
+              <w:kern w:val="2"/>
+              <w:sz w:val="24"/>
+              <w:szCs w:val="24"/>
+              <w14:ligatures w14:val="standardContextual"/>
+            </w:rPr>
+          </w:pPr>
+          <w:hyperlink w:anchor="_Toc232540337" w:history="1">
+            <w:r>
+              <w:rPr>
+                <w:rStyle w:val="Hiperpovezava"/>
+                <w:noProof/>
+              </w:rPr>
+              <w:t>8. GTIN baza</w:t>
+            </w:r>
+            <w:r>
+              <w:rPr>
+                <w:noProof/>
+              </w:rPr>
+              <w:tab/>
+            </w:r>
+            <w:r>
+              <w:rPr>
+                <w:noProof/>
+              </w:rPr>
+              <w:fldChar w:fldCharType="begin"/>
+            </w:r>
+            <w:r>
+              <w:rPr>
+                <w:noProof/>
+              </w:rPr>
+              <w:instrText xml:space="preserve"> PAGEREF _Toc232540337 \h </w:instrText>
+            </w:r>
+            <w:r>
+              <w:rPr>
+                <w:noProof/>
+              </w:rPr>
+            </w:r>
+            <w:r>
+              <w:rPr>
+                <w:noProof/>
+              </w:rPr>
+              <w:fldChar w:fldCharType="separate"/>
+            </w:r>
+            <w:r>
+              <w:rPr>
+                <w:noProof/>
+              </w:rPr>
+              <w:t>6</w:t>
+            </w:r>
+            <w:r>
+              <w:rPr>
+                <w:noProof/>
+              </w:rPr>
+              <w:fldChar w:fldCharType="end"/>
+            </w:r>
+          </w:hyperlink>
+        </w:p>
+        <w:p>
+          <w:pPr>
+            <w:pStyle w:val="Kazalovsebine1"/>
+            <w:tabs>
+              <w:tab w:val="right" w:leader="dot" w:pos="9496"/>
+            </w:tabs>
+            <w:rPr>
+              <w:rFonts w:asciiTheme="minorHAnsi" w:eastAsiaTheme="minorEastAsia" w:hAnsiTheme="minorHAnsi" w:cstheme="minorBidi"/>
+              <w:noProof/>
+              <w:kern w:val="2"/>
+              <w:sz w:val="24"/>
+              <w:szCs w:val="24"/>
+              <w14:ligatures w14:val="standardContextual"/>
+            </w:rPr>
+          </w:pPr>
+          <w:hyperlink w:anchor="_Toc232540338" w:history="1">
+            <w:r>
+              <w:rPr>
+                <w:rStyle w:val="Hiperpovezava"/>
+                <w:noProof/>
+              </w:rPr>
+              <w:t>9. PDF BK – tedensko poročilo</w:t>
+            </w:r>
+            <w:r>
+              <w:rPr>
+                <w:noProof/>
+              </w:rPr>
+              <w:tab/>
+            </w:r>
+            <w:r>
+              <w:rPr>
+                <w:noProof/>
+              </w:rPr>
+              <w:fldChar w:fldCharType="begin"/>
+            </w:r>
+            <w:r>
+              <w:rPr>
+                <w:noProof/>
+              </w:rPr>
+              <w:instrText xml:space="preserve"> PAGEREF _Toc232540338 \h </w:instrText>
+            </w:r>
+            <w:r>
+              <w:rPr>
+                <w:noProof/>
+              </w:rPr>
+            </w:r>
+            <w:r>
+              <w:rPr>
+                <w:noProof/>
+              </w:rPr>
+              <w:fldChar w:fldCharType="separate"/>
+            </w:r>
+            <w:r>
+              <w:rPr>
+                <w:noProof/>
+              </w:rPr>
+              <w:t>7</w:t>
+            </w:r>
+            <w:r>
+              <w:rPr>
+                <w:noProof/>
+              </w:rPr>
+              <w:fldChar w:fldCharType="end"/>
+            </w:r>
+          </w:hyperlink>
+        </w:p>
+        <w:p>
+          <w:pPr>
+            <w:pStyle w:val="Kazalovsebine1"/>
+            <w:tabs>
+              <w:tab w:val="right" w:leader="dot" w:pos="9496"/>
+            </w:tabs>
+            <w:rPr>
+              <w:rFonts w:asciiTheme="minorHAnsi" w:eastAsiaTheme="minorEastAsia" w:hAnsiTheme="minorHAnsi" w:cstheme="minorBidi"/>
+              <w:noProof/>
+              <w:kern w:val="2"/>
+              <w:sz w:val="24"/>
+              <w:szCs w:val="24"/>
+              <w14:ligatures w14:val="standardContextual"/>
+            </w:rPr>
+          </w:pPr>
+          <w:hyperlink w:anchor="_Toc232540339" w:history="1">
+            <w:r>
+              <w:rPr>
+                <w:rStyle w:val="Hiperpovezava"/>
+                <w:noProof/>
+              </w:rPr>
+              <w:t>10. Več → Operaterji</w:t>
+            </w:r>
+            <w:r>
+              <w:rPr>
+                <w:noProof/>
+              </w:rPr>
+              <w:tab/>
+            </w:r>
+            <w:r>
+              <w:rPr>
+                <w:noProof/>
+              </w:rPr>
+              <w:fldChar w:fldCharType="begin"/>
+            </w:r>
+            <w:r>
+              <w:rPr>
+                <w:noProof/>
+              </w:rPr>
+              <w:instrText xml:space="preserve"> PAGEREF _Toc232540339 \h </w:instrText>
+            </w:r>
+            <w:r>
+              <w:rPr>
+                <w:noProof/>
+              </w:rPr>
+            </w:r>
+            <w:r>
+              <w:rPr>
+                <w:noProof/>
+              </w:rPr>
+              <w:fldChar w:fldCharType="separate"/>
+            </w:r>
+            <w:r>
+              <w:rPr>
+                <w:noProof/>
+              </w:rPr>
+              <w:t>7</w:t>
+            </w:r>
+            <w:r>
+              <w:rPr>
+                <w:noProof/>
+              </w:rPr>
+              <w:fldChar w:fldCharType="end"/>
+            </w:r>
+          </w:hyperlink>
+        </w:p>
+        <w:p>
+          <w:pPr>
+            <w:pStyle w:val="Kazalovsebine1"/>
+            <w:tabs>
+              <w:tab w:val="right" w:leader="dot" w:pos="9496"/>
+            </w:tabs>
+            <w:rPr>
+              <w:rFonts w:asciiTheme="minorHAnsi" w:eastAsiaTheme="minorEastAsia" w:hAnsiTheme="minorHAnsi" w:cstheme="minorBidi"/>
+              <w:noProof/>
+              <w:kern w:val="2"/>
+              <w:sz w:val="24"/>
+              <w:szCs w:val="24"/>
+              <w14:ligatures w14:val="standardContextual"/>
+            </w:rPr>
+          </w:pPr>
+          <w:hyperlink w:anchor="_Toc232540340" w:history="1">
+            <w:r>
+              <w:rPr>
+                <w:rStyle w:val="Hiperpovezava"/>
+                <w:noProof/>
+              </w:rPr>
+              <w:t>11. Več → Sinhronizacija in izvozi</w:t>
+            </w:r>
+            <w:r>
+              <w:rPr>
+                <w:noProof/>
+              </w:rPr>
+              <w:tab/>
+            </w:r>
+            <w:r>
+              <w:rPr>
+                <w:noProof/>
+              </w:rPr>
+              <w:fldChar w:fldCharType="begin"/>
+            </w:r>
+            <w:r>
+              <w:rPr>
+                <w:noProof/>
+              </w:rPr>
+              <w:instrText xml:space="preserve"> PAGEREF _Toc232540340 \h </w:instrText>
+            </w:r>
+            <w:r>
+              <w:rPr>
+                <w:noProof/>
+              </w:rPr>
+            </w:r>
+            <w:r>
+              <w:rPr>
+                <w:noProof/>
+              </w:rPr>
+              <w:fldChar w:fldCharType="separate"/>
+            </w:r>
+            <w:r>
+              <w:rPr>
+                <w:noProof/>
+              </w:rPr>
+              <w:t>8</w:t>
+            </w:r>
+            <w:r>
+              <w:rPr>
+                <w:noProof/>
+              </w:rPr>
+              <w:fldChar w:fldCharType="end"/>
+            </w:r>
+          </w:hyperlink>
+        </w:p>
+        <w:p>
+          <w:pPr>
+            <w:pStyle w:val="Kazalovsebine2"/>
+            <w:tabs>
+              <w:tab w:val="right" w:leader="dot" w:pos="9496"/>
+            </w:tabs>
+            <w:rPr>
+              <w:rFonts w:asciiTheme="minorHAnsi" w:eastAsiaTheme="minorEastAsia" w:hAnsiTheme="minorHAnsi" w:cstheme="minorBidi"/>
+              <w:noProof/>
+              <w:kern w:val="2"/>
+              <w:sz w:val="24"/>
+              <w:szCs w:val="24"/>
+              <w14:ligatures w14:val="standardContextual"/>
+            </w:rPr>
+          </w:pPr>
+          <w:hyperlink w:anchor="_Toc232540341" w:history="1">
+            <w:r>
+              <w:rPr>
+                <w:rStyle w:val="Hiperpovezava"/>
+                <w:noProof/>
+              </w:rPr>
+              <w:t>11.1 Nastavitve</w:t>
+            </w:r>
+            <w:r>
+              <w:rPr>
+                <w:noProof/>
+              </w:rPr>
+              <w:tab/>
+            </w:r>
+            <w:r>
+              <w:rPr>
+                <w:noProof/>
+              </w:rPr>
+              <w:fldChar w:fldCharType="begin"/>
+            </w:r>
+            <w:r>
+              <w:rPr>
+                <w:noProof/>
+              </w:rPr>
+              <w:instrText xml:space="preserve"> PAGEREF _Toc232540341 \h </w:instrText>
+            </w:r>
+            <w:r>
+              <w:rPr>
+                <w:noProof/>
+              </w:rPr>
+            </w:r>
+            <w:r>
+              <w:rPr>
+                <w:noProof/>
+              </w:rPr>
+              <w:fldChar w:fldCharType="separate"/>
+            </w:r>
+            <w:r>
+              <w:rPr>
+                <w:noProof/>
+              </w:rPr>
+              <w:t>8</w:t>
+            </w:r>
+            <w:r>
+              <w:rPr>
+                <w:noProof/>
+              </w:rPr>
+              <w:fldChar w:fldCharType="end"/>
+            </w:r>
+          </w:hyperlink>
+        </w:p>
+        <w:p>
+          <w:pPr>
+            <w:pStyle w:val="Kazalovsebine2"/>
+            <w:tabs>
+              <w:tab w:val="right" w:leader="dot" w:pos="9496"/>
+            </w:tabs>
+            <w:rPr>
+              <w:rFonts w:asciiTheme="minorHAnsi" w:eastAsiaTheme="minorEastAsia" w:hAnsiTheme="minorHAnsi" w:cstheme="minorBidi"/>
+              <w:noProof/>
+              <w:kern w:val="2"/>
+              <w:sz w:val="24"/>
+              <w:szCs w:val="24"/>
+              <w14:ligatures w14:val="standardContextual"/>
+            </w:rPr>
+          </w:pPr>
+          <w:hyperlink w:anchor="_Toc232540342" w:history="1">
+            <w:r>
+              <w:rPr>
+                <w:rStyle w:val="Hiperpovezava"/>
+                <w:noProof/>
+              </w:rPr>
+              <w:t>11.2 Sinhronizacija med napravama</w:t>
+            </w:r>
+            <w:r>
+              <w:rPr>
+                <w:noProof/>
+              </w:rPr>
+              <w:tab/>
+            </w:r>
+            <w:r>
+              <w:rPr>
+                <w:noProof/>
+              </w:rPr>
+              <w:fldChar w:fldCharType="begin"/>
+            </w:r>
+            <w:r>
+              <w:rPr>
+                <w:noProof/>
+              </w:rPr>
+              <w:instrText xml:space="preserve"> PAGEREF _Toc232540342 \h </w:instrText>
+            </w:r>
+            <w:r>
+              <w:rPr>
+                <w:noProof/>
+              </w:rPr>
+            </w:r>
+            <w:r>
+              <w:rPr>
+                <w:noProof/>
+              </w:rPr>
+              <w:fldChar w:fldCharType="separate"/>
+            </w:r>
+            <w:r>
+              <w:rPr>
+                <w:noProof/>
+              </w:rPr>
+              <w:t>9</w:t>
+            </w:r>
+            <w:r>
+              <w:rPr>
+                <w:noProof/>
+              </w:rPr>
+              <w:fldChar w:fldCharType="end"/>
+            </w:r>
+          </w:hyperlink>
+        </w:p>
+        <w:p>
+          <w:pPr>
+            <w:pStyle w:val="Kazalovsebine2"/>
+            <w:tabs>
+              <w:tab w:val="right" w:leader="dot" w:pos="9496"/>
+            </w:tabs>
+            <w:rPr>
+              <w:rFonts w:asciiTheme="minorHAnsi" w:eastAsiaTheme="minorEastAsia" w:hAnsiTheme="minorHAnsi" w:cstheme="minorBidi"/>
+              <w:noProof/>
+              <w:kern w:val="2"/>
+              <w:sz w:val="24"/>
+              <w:szCs w:val="24"/>
+              <w14:ligatures w14:val="standardContextual"/>
+            </w:rPr>
+          </w:pPr>
+          <w:hyperlink w:anchor="_Toc232540343" w:history="1">
+            <w:r>
+              <w:rPr>
+                <w:rStyle w:val="Hiperpovezava"/>
+                <w:noProof/>
+              </w:rPr>
+              <w:t>11.3 Izvoz podatkov</w:t>
+            </w:r>
+            <w:r>
+              <w:rPr>
+                <w:noProof/>
+              </w:rPr>
+              <w:tab/>
+            </w:r>
+            <w:r>
+              <w:rPr>
+                <w:noProof/>
+              </w:rPr>
+              <w:fldChar w:fldCharType="begin"/>
+            </w:r>
+            <w:r>
+              <w:rPr>
+                <w:noProof/>
+              </w:rPr>
+              <w:instrText xml:space="preserve"> PAGEREF _Toc232540343 \h </w:instrText>
+            </w:r>
+            <w:r>
+              <w:rPr>
+                <w:noProof/>
+              </w:rPr>
+            </w:r>
+            <w:r>
+              <w:rPr>
+                <w:noProof/>
+              </w:rPr>
+              <w:fldChar w:fldCharType="separate"/>
+            </w:r>
+            <w:r>
+              <w:rPr>
+                <w:noProof/>
+              </w:rPr>
+              <w:t>9</w:t>
+            </w:r>
+            <w:r>
+              <w:rPr>
+                <w:noProof/>
+              </w:rPr>
+              <w:fldChar w:fldCharType="end"/>
+            </w:r>
+          </w:hyperlink>
+        </w:p>
+        <w:p>
+          <w:pPr>
+            <w:pStyle w:val="Kazalovsebine1"/>
+            <w:tabs>
+              <w:tab w:val="right" w:leader="dot" w:pos="9496"/>
+            </w:tabs>
+            <w:rPr>
+              <w:rFonts w:asciiTheme="minorHAnsi" w:eastAsiaTheme="minorEastAsia" w:hAnsiTheme="minorHAnsi" w:cstheme="minorBidi"/>
+              <w:noProof/>
+              <w:kern w:val="2"/>
+              <w:sz w:val="24"/>
+              <w:szCs w:val="24"/>
+              <w14:ligatures w14:val="standardContextual"/>
+            </w:rPr>
+          </w:pPr>
+          <w:hyperlink w:anchor="_Toc232540344" w:history="1">
+            <w:r>
+              <w:rPr>
+                <w:rStyle w:val="Hiperpovezava"/>
+                <w:noProof/>
+              </w:rPr>
+              <w:t>12. Pogosta vprašanja</w:t>
+            </w:r>
+            <w:r>
+              <w:rPr>
+                <w:noProof/>
+              </w:rPr>
+              <w:tab/>
+            </w:r>
+            <w:r>
+              <w:rPr>
+                <w:noProof/>
+              </w:rPr>
+              <w:fldChar w:fldCharType="begin"/>
+            </w:r>
+            <w:r>
+              <w:rPr>
+                <w:noProof/>
+              </w:rPr>
+              <w:instrText xml:space="preserve"> PAGEREF _Toc232540344 \h </w:instrText>
+            </w:r>
+            <w:r>
+              <w:rPr>
+                <w:noProof/>
+              </w:rPr>
+            </w:r>
+            <w:r>
+              <w:rPr>
+                <w:noProof/>
+              </w:rPr>
+              <w:fldChar w:fldCharType="separate"/>
+            </w:r>
+            <w:r>
+              <w:rPr>
+                <w:noProof/>
+              </w:rPr>
+              <w:t>9</w:t>
+            </w:r>
+            <w:r>
+              <w:rPr>
+                <w:noProof/>
+              </w:rPr>
+              <w:fldChar w:fldCharType="end"/>
+            </w:r>
+          </w:hyperlink>
+        </w:p>
+        <w:p>
+          <w:pPr>
+            <w:pStyle w:val="Kazalovsebine1"/>
+            <w:tabs>
+              <w:tab w:val="right" w:leader="dot" w:pos="9496"/>
+            </w:tabs>
+            <w:rPr>
+              <w:rFonts w:asciiTheme="minorHAnsi" w:eastAsiaTheme="minorEastAsia" w:hAnsiTheme="minorHAnsi" w:cstheme="minorBidi"/>
+              <w:noProof/>
+              <w:kern w:val="2"/>
+              <w:sz w:val="24"/>
+              <w:szCs w:val="24"/>
+              <w14:ligatures w14:val="standardContextual"/>
+            </w:rPr>
+          </w:pPr>
+          <w:hyperlink w:anchor="_Toc232540345" w:history="1">
+            <w:r>
+              <w:rPr>
+                <w:rStyle w:val="Hiperpovezava"/>
+                <w:noProof/>
+              </w:rPr>
+              <w:t>13. Namestitev in posodobitve</w:t>
+            </w:r>
+            <w:r>
+              <w:rPr>
+                <w:noProof/>
+              </w:rPr>
+              <w:tab/>
+            </w:r>
+            <w:r>
+              <w:rPr>
+                <w:noProof/>
+              </w:rPr>
+              <w:fldChar w:fldCharType="begin"/>
+            </w:r>
+            <w:r>
+              <w:rPr>
+                <w:noProof/>
+              </w:rPr>
+              <w:instrText xml:space="preserve"> PAGEREF _Toc232540345 \h </w:instrText>
+            </w:r>
+            <w:r>
+              <w:rPr>
+                <w:noProof/>
+              </w:rPr>
+            </w:r>
+            <w:r>
+              <w:rPr>
+                <w:noProof/>
+              </w:rPr>
+              <w:fldChar w:fldCharType="separate"/>
+            </w:r>
+            <w:r>
+              <w:rPr>
+                <w:noProof/>
+              </w:rPr>
+              <w:t>9</w:t>
+            </w:r>
+            <w:r>
+              <w:rPr>
+                <w:noProof/>
+              </w:rPr>
+              <w:fldChar w:fldCharType="end"/>
+            </w:r>
+          </w:hyperlink>
+        </w:p>
+        <w:p>
+          <w:pPr>
+            <w:pStyle w:val="Kazalovsebine1"/>
+            <w:tabs>
+              <w:tab w:val="right" w:leader="dot" w:pos="9496"/>
+            </w:tabs>
+            <w:rPr>
+              <w:rFonts w:asciiTheme="minorHAnsi" w:eastAsiaTheme="minorEastAsia" w:hAnsiTheme="minorHAnsi" w:cstheme="minorBidi"/>
+              <w:noProof/>
+              <w:kern w:val="2"/>
+              <w:sz w:val="24"/>
+              <w:szCs w:val="24"/>
+              <w14:ligatures w14:val="standardContextual"/>
+            </w:rPr>
+          </w:pPr>
+          <w:hyperlink w:anchor="_Toc232540346" w:history="1">
+            <w:r>
+              <w:rPr>
+                <w:rStyle w:val="Hiperpovezava"/>
+                <w:noProof/>
+              </w:rPr>
+              <w:t>14. Zgodovina različic</w:t>
+            </w:r>
+            <w:r>
+              <w:rPr>
+                <w:noProof/>
+              </w:rPr>
+              <w:tab/>
+            </w:r>
+            <w:r>
+              <w:rPr>
+                <w:noProof/>
+              </w:rPr>
+              <w:fldChar w:fldCharType="begin"/>
+            </w:r>
+            <w:r>
+              <w:rPr>
+                <w:noProof/>
+              </w:rPr>
+              <w:instrText xml:space="preserve"> PAGEREF _Toc232540346 \h </w:instrText>
+            </w:r>
+            <w:r>
+              <w:rPr>
+                <w:noProof/>
+              </w:rPr>
+            </w:r>
+            <w:r>
+              <w:rPr>
+                <w:noProof/>
+              </w:rPr>
+              <w:fldChar w:fldCharType="separate"/>
+            </w:r>
+            <w:r>
+              <w:rPr>
+                <w:noProof/>
+              </w:rPr>
+              <w:t>9</w:t>
+            </w:r>
+            <w:r>
+              <w:rPr>
+                <w:noProof/>
+              </w:rPr>
+              <w:fldChar w:fldCharType="end"/>
+            </w:r>
+          </w:hyperlink>
         </w:p>
         <w:p>
           <w:r>
@@ -133,18 +1582,20 @@
     </w:p>
     <w:p>
       <w:pPr>
-        <w:pStyle w:val="Heading1"/>
-      </w:pPr>
-      <w:r>
-        <w:t xml:space="preserve">1. Uvod in namen</w:t>
-      </w:r>
+        <w:pStyle w:val="Naslov1"/>
+      </w:pPr>
+      <w:bookmarkStart w:id="1" w:name="_Toc232540326"/>
+      <w:r>
+        <w:t>1. Uvod in namen</w:t>
+      </w:r>
+      <w:bookmarkEnd w:id="1"/>
     </w:p>
     <w:p>
       <w:pPr>
         <w:spacing w:after="100"/>
       </w:pPr>
       <w:r>
-        <w:t xml:space="preserve">Pregled BK je aplikacija za vodenje zaloge laboratorijskega materiala (predvsem kontrol in kalibratorjev) na napravah Zebra TC20. Omogoča sprejem materiala s skeniranjem črtne kode (DataMatrix) in RFID oznak, pregled zaloge, spremljanje rokov izteka in lotov ter pripravo tedenskega PDF poročila BK.</w:t>
+        <w:t>Pregled BK je aplikacija za vodenje zaloge laboratorijskega materiala (predvsem kontrol in kalibratorjev) na napravah Zebra TC20. Omogoča sprejem materiala s skeniranjem črtne kode (DataMatrix) in RFID oznak, pregled zaloge, spremljanje rokov izteka in lotov ter pripravo tedenskega PDF poročila BK.</w:t>
       </w:r>
     </w:p>
     <w:p>
@@ -159,7 +1610,7 @@
         <w:t xml:space="preserve">Dve napravi: </w:t>
       </w:r>
       <w:r>
-        <w:t xml:space="preserve">aplikacija teče na dveh Zebrah, ki si podatke izmenjujeta prek Quick Share ali OneDrive sinhronizacije.</w:t>
+        <w:t>aplikacija teče na dveh Zebrah, ki si podatke izmenjujeta prek Quick Share ali OneDrive sinhronizacije.</w:t>
       </w:r>
     </w:p>
     <w:p>
@@ -174,28 +1625,30 @@
         <w:t xml:space="preserve">Skeniranje: </w:t>
       </w:r>
       <w:r>
-        <w:t xml:space="preserve">črtne in DataMatrix kode bere vgrajeni Zebra skener (DataWedge), RFID oznake pa zunanji čitalec RFD2000.</w:t>
-      </w:r>
-    </w:p>
-    <w:p>
-      <w:pPr>
-        <w:pStyle w:val="Heading1"/>
-      </w:pPr>
-      <w:r>
-        <w:t xml:space="preserve">2. Osnovna navigacija</w:t>
-      </w:r>
+        <w:t>črtne in DataMatrix kode bere vgrajeni Zebra skener (DataWedge), RFID oznake pa zunanji čitalec RFD2000.</w:t>
+      </w:r>
+    </w:p>
+    <w:p>
+      <w:pPr>
+        <w:pStyle w:val="Naslov1"/>
+      </w:pPr>
+      <w:bookmarkStart w:id="2" w:name="_Toc232540327"/>
+      <w:r>
+        <w:t>2. Osnovna navigacija</w:t>
+      </w:r>
+      <w:bookmarkEnd w:id="2"/>
     </w:p>
     <w:p>
       <w:pPr>
         <w:spacing w:after="100"/>
       </w:pPr>
       <w:r>
-        <w:t xml:space="preserve">Na dnu zaslona je vrstica s šestimi zavihki:</w:t>
-      </w:r>
-    </w:p>
-    <w:p>
-      <w:pPr>
-        <w:pStyle w:val="ListParagraph"/>
+        <w:t>Glava na vrhu vsakega zaslona prikazuje ime aplikacije, tri števce, desno zgoraj pa dva preklopna gumba:</w:t>
+      </w:r>
+    </w:p>
+    <w:p>
+      <w:pPr>
+        <w:pStyle w:val="Odstavekseznama"/>
         <w:numPr>
           <w:ilvl w:val="0"/>
           <w:numId w:val="2"/>
@@ -207,15 +1660,15 @@
           <w:b/>
           <w:bCs/>
         </w:rPr>
-        <w:t xml:space="preserve">Sken. </w:t>
-      </w:r>
-      <w:r>
-        <w:t xml:space="preserve">– začetni zaslon (seje, sprejem materiala)</w:t>
-      </w:r>
-    </w:p>
-    <w:p>
-      <w:pPr>
-        <w:pStyle w:val="ListParagraph"/>
+        <w:t xml:space="preserve">KOS </w:t>
+      </w:r>
+      <w:r>
+        <w:t>– skupno število kosov v zalogi.</w:t>
+      </w:r>
+    </w:p>
+    <w:p>
+      <w:pPr>
+        <w:pStyle w:val="Odstavekseznama"/>
         <w:numPr>
           <w:ilvl w:val="0"/>
           <w:numId w:val="2"/>
@@ -226,16 +1679,17 @@
         <w:rPr>
           <w:b/>
           <w:bCs/>
-        </w:rPr>
-        <w:t xml:space="preserve">Zaloga </w:t>
-      </w:r>
-      <w:r>
-        <w:t xml:space="preserve">– trenutna zaloga, izvoz CSV in PDF BK</w:t>
-      </w:r>
-    </w:p>
-    <w:p>
-      <w:pPr>
-        <w:pStyle w:val="ListParagraph"/>
+          <w:color w:val="C00000"/>
+        </w:rPr>
+        <w:t xml:space="preserve">EXP </w:t>
+      </w:r>
+      <w:r>
+        <w:t>– število artiklov s pretečenim rokom (rdeče).</w:t>
+      </w:r>
+    </w:p>
+    <w:p>
+      <w:pPr>
+        <w:pStyle w:val="Odstavekseznama"/>
         <w:numPr>
           <w:ilvl w:val="0"/>
           <w:numId w:val="2"/>
@@ -247,15 +1701,15 @@
           <w:b/>
           <w:bCs/>
         </w:rPr>
-        <w:t xml:space="preserve">Loti </w:t>
-      </w:r>
-      <w:r>
-        <w:t xml:space="preserve">– loti in njihovo ovrednotenje</w:t>
-      </w:r>
-    </w:p>
-    <w:p>
-      <w:pPr>
-        <w:pStyle w:val="ListParagraph"/>
+        <w:t xml:space="preserve">14D </w:t>
+      </w:r>
+      <w:r>
+        <w:t>– število artiklov, ki potečejo v 14 dneh.</w:t>
+      </w:r>
+    </w:p>
+    <w:p>
+      <w:pPr>
+        <w:pStyle w:val="Odstavekseznama"/>
         <w:numPr>
           <w:ilvl w:val="0"/>
           <w:numId w:val="2"/>
@@ -267,15 +1721,15 @@
           <w:b/>
           <w:bCs/>
         </w:rPr>
-        <w:t xml:space="preserve">Roki </w:t>
-      </w:r>
-      <w:r>
-        <w:t xml:space="preserve">– roki izteka z barvnimi opozorili</w:t>
-      </w:r>
-    </w:p>
-    <w:p>
-      <w:pPr>
-        <w:pStyle w:val="ListParagraph"/>
+        <w:t xml:space="preserve">RFID </w:t>
+      </w:r>
+      <w:r>
+        <w:t>– vklop/izklop branja RFID oznak.</w:t>
+      </w:r>
+    </w:p>
+    <w:p>
+      <w:pPr>
+        <w:pStyle w:val="Odstavekseznama"/>
         <w:numPr>
           <w:ilvl w:val="0"/>
           <w:numId w:val="2"/>
@@ -287,15 +1741,23 @@
           <w:b/>
           <w:bCs/>
         </w:rPr>
-        <w:t xml:space="preserve">GTIN </w:t>
-      </w:r>
-      <w:r>
-        <w:t xml:space="preserve">– baza šifer izdelkov</w:t>
-      </w:r>
-    </w:p>
-    <w:p>
-      <w:pPr>
-        <w:pStyle w:val="ListParagraph"/>
+        <w:t xml:space="preserve">BC </w:t>
+      </w:r>
+      <w:r>
+        <w:t>– način črtne kode (barcode).</w:t>
+      </w:r>
+    </w:p>
+    <w:p>
+      <w:pPr>
+        <w:spacing w:after="100"/>
+      </w:pPr>
+      <w:r>
+        <w:t>Na dnu zaslona je vrstica s šestimi zavihki:</w:t>
+      </w:r>
+    </w:p>
+    <w:p>
+      <w:pPr>
+        <w:pStyle w:val="Odstavekseznama"/>
         <w:numPr>
           <w:ilvl w:val="0"/>
           <w:numId w:val="2"/>
@@ -307,30 +1769,135 @@
           <w:b/>
           <w:bCs/>
         </w:rPr>
+        <w:t xml:space="preserve">Sken. </w:t>
+      </w:r>
+      <w:r>
+        <w:t>– začetni zaslon (seje, sprejem materiala)</w:t>
+      </w:r>
+    </w:p>
+    <w:p>
+      <w:pPr>
+        <w:pStyle w:val="Odstavekseznama"/>
+        <w:numPr>
+          <w:ilvl w:val="0"/>
+          <w:numId w:val="2"/>
+        </w:numPr>
+        <w:spacing w:after="40"/>
+      </w:pPr>
+      <w:r>
+        <w:rPr>
+          <w:b/>
+          <w:bCs/>
+        </w:rPr>
+        <w:t xml:space="preserve">Zaloga </w:t>
+      </w:r>
+      <w:r>
+        <w:t>– trenutna zaloga, izvoz CSV in PDF BK</w:t>
+      </w:r>
+    </w:p>
+    <w:p>
+      <w:pPr>
+        <w:pStyle w:val="Odstavekseznama"/>
+        <w:numPr>
+          <w:ilvl w:val="0"/>
+          <w:numId w:val="2"/>
+        </w:numPr>
+        <w:spacing w:after="40"/>
+      </w:pPr>
+      <w:r>
+        <w:rPr>
+          <w:b/>
+          <w:bCs/>
+        </w:rPr>
+        <w:t xml:space="preserve">Loti </w:t>
+      </w:r>
+      <w:r>
+        <w:t>– loti in njihovo ovrednotenje</w:t>
+      </w:r>
+    </w:p>
+    <w:p>
+      <w:pPr>
+        <w:pStyle w:val="Odstavekseznama"/>
+        <w:numPr>
+          <w:ilvl w:val="0"/>
+          <w:numId w:val="2"/>
+        </w:numPr>
+        <w:spacing w:after="40"/>
+      </w:pPr>
+      <w:r>
+        <w:rPr>
+          <w:b/>
+          <w:bCs/>
+        </w:rPr>
+        <w:t xml:space="preserve">Roki </w:t>
+      </w:r>
+      <w:r>
+        <w:t>– roki izteka z barvnimi opozorili</w:t>
+      </w:r>
+    </w:p>
+    <w:p>
+      <w:pPr>
+        <w:pStyle w:val="Odstavekseznama"/>
+        <w:numPr>
+          <w:ilvl w:val="0"/>
+          <w:numId w:val="2"/>
+        </w:numPr>
+        <w:spacing w:after="40"/>
+      </w:pPr>
+      <w:r>
+        <w:rPr>
+          <w:b/>
+          <w:bCs/>
+        </w:rPr>
+        <w:t xml:space="preserve">GTIN </w:t>
+      </w:r>
+      <w:r>
+        <w:t>– baza šifer izdelkov</w:t>
+      </w:r>
+    </w:p>
+    <w:p>
+      <w:pPr>
+        <w:pStyle w:val="Odstavekseznama"/>
+        <w:numPr>
+          <w:ilvl w:val="0"/>
+          <w:numId w:val="2"/>
+        </w:numPr>
+        <w:spacing w:after="40"/>
+      </w:pPr>
+      <w:r>
+        <w:rPr>
+          <w:b/>
+          <w:bCs/>
+        </w:rPr>
         <w:t xml:space="preserve">Več </w:t>
       </w:r>
       <w:r>
-        <w:t xml:space="preserve">– nastavitve, operaterji, sinhronizacija, izvozi</w:t>
-      </w:r>
-    </w:p>
-    <w:p>
-      <w:pPr>
-        <w:pStyle w:val="Heading1"/>
-      </w:pPr>
-      <w:r>
-        <w:t xml:space="preserve">3. Začetni zaslon (Sken.)</w:t>
-      </w:r>
-    </w:p>
-    <w:p>
-      <w:pPr>
-        <w:spacing w:after="60" w:before="120"/>
+        <w:t>– nastavitve, operaterji, sinhronizacija, izvozi</w:t>
+      </w:r>
+    </w:p>
+    <w:p>
+      <w:pPr>
+        <w:pStyle w:val="Naslov1"/>
+      </w:pPr>
+      <w:bookmarkStart w:id="3" w:name="_Toc232540328"/>
+      <w:r>
+        <w:t>3. Začetni zaslon (Sken.)</w:t>
+      </w:r>
+      <w:bookmarkEnd w:id="3"/>
+    </w:p>
+    <w:p>
+      <w:pPr>
+        <w:spacing w:before="120" w:after="60"/>
         <w:jc w:val="center"/>
       </w:pPr>
       <w:r>
+        <w:rPr>
+          <w:noProof/>
+        </w:rPr>
         <w:drawing>
-          <wp:inline distT="0" distB="0" distL="0" distR="0">
+          <wp:inline distT="0" distB="0" distL="0" distR="0" wp14:anchorId="5FFBA327" wp14:editId="5FFBA328">
             <wp:extent cx="2000250" cy="3333750"/>
-            <wp:effectExtent t="0" r="0" b="0" l="0"/>
+            <wp:effectExtent l="0" t="0" r="0" b="0"/>
             <wp:docPr id="1" name="02_sken.png" descr="02_sken.png" title="02_sken.png"/>
             <wp:cNvGraphicFramePr>
               <a:graphicFrameLocks xmlns:a="http://schemas.openxmlformats.org/drawingml/2006/main" noChangeAspect="1"/>
@@ -339,13 +1906,13 @@
               <a:graphicData uri="http://schemas.openxmlformats.org/drawingml/2006/picture">
                 <pic:pic xmlns:pic="http://schemas.openxmlformats.org/drawingml/2006/picture">
                   <pic:nvPicPr>
-                    <pic:cNvPr id="0" name="" descr=""/>
+                    <pic:cNvPr id="0" name=""/>
                     <pic:cNvPicPr>
                       <a:picLocks noChangeAspect="1" noChangeArrowheads="1"/>
                     </pic:cNvPicPr>
                   </pic:nvPicPr>
                   <pic:blipFill>
-                    <a:blip r:embed="rId9" cstate="none"/>
+                    <a:blip r:embed="rId7"/>
                     <a:srcRect/>
                     <a:stretch>
                       <a:fillRect/>
@@ -380,7 +1947,7 @@
           <w:sz w:val="18"/>
           <w:szCs w:val="18"/>
         </w:rPr>
-        <w:t xml:space="preserve">Zavihek Sken. – začetni zaslon</w:t>
+        <w:t>Zavihek Sken. – začetni zaslon</w:t>
       </w:r>
     </w:p>
     <w:p>
@@ -388,12 +1955,12 @@
         <w:spacing w:after="100"/>
       </w:pPr>
       <w:r>
-        <w:t xml:space="preserve">Na začetnem zaslonu so trije gumbi:</w:t>
-      </w:r>
-    </w:p>
-    <w:p>
-      <w:pPr>
-        <w:pStyle w:val="ListParagraph"/>
+        <w:t>Na začetnem zaslonu so trije gumbi:</w:t>
+      </w:r>
+    </w:p>
+    <w:p>
+      <w:pPr>
+        <w:pStyle w:val="Odstavekseznama"/>
         <w:numPr>
           <w:ilvl w:val="0"/>
           <w:numId w:val="2"/>
@@ -408,12 +1975,12 @@
         <w:t xml:space="preserve">+ Začni novo sejo </w:t>
       </w:r>
       <w:r>
-        <w:t xml:space="preserve">– splošna inventura izbranih tipov materiala.</w:t>
-      </w:r>
-    </w:p>
-    <w:p>
-      <w:pPr>
-        <w:pStyle w:val="ListParagraph"/>
+        <w:t>– splošna inventura izbranih tipov materiala.</w:t>
+      </w:r>
+    </w:p>
+    <w:p>
+      <w:pPr>
+        <w:pStyle w:val="Odstavekseznama"/>
         <w:numPr>
           <w:ilvl w:val="0"/>
           <w:numId w:val="2"/>
@@ -428,12 +1995,12 @@
         <w:t xml:space="preserve">+ Začni pregled BK </w:t>
       </w:r>
       <w:r>
-        <w:t xml:space="preserve">– inventura kontrol in kalibratorjev (privzeti obseg).</w:t>
-      </w:r>
-    </w:p>
-    <w:p>
-      <w:pPr>
-        <w:pStyle w:val="ListParagraph"/>
+        <w:t>– inventura kontrol in kalibratorjev (privzeti obseg).</w:t>
+      </w:r>
+    </w:p>
+    <w:p>
+      <w:pPr>
+        <w:pStyle w:val="Odstavekseznama"/>
         <w:numPr>
           <w:ilvl w:val="0"/>
           <w:numId w:val="2"/>
@@ -448,28 +2015,33 @@
         <w:t xml:space="preserve">Sprejmi material </w:t>
       </w:r>
       <w:r>
-        <w:t xml:space="preserve">– sprejem novega materiala v zalogo (glej poglavje 4).</w:t>
-      </w:r>
-    </w:p>
-    <w:p>
-      <w:pPr>
-        <w:pStyle w:val="Heading1"/>
-      </w:pPr>
-      <w:r>
-        <w:t xml:space="preserve">4. Sprejem materiala</w:t>
-      </w:r>
-    </w:p>
-    <w:p>
-      <w:pPr>
-        <w:spacing w:after="60" w:before="120"/>
+        <w:t>– sprejem novega materiala v zalogo (glej poglavje 4).</w:t>
+      </w:r>
+    </w:p>
+    <w:p>
+      <w:pPr>
+        <w:pStyle w:val="Naslov1"/>
+      </w:pPr>
+      <w:bookmarkStart w:id="4" w:name="_Toc232540329"/>
+      <w:r>
+        <w:t>4. Sprejem materiala</w:t>
+      </w:r>
+      <w:bookmarkEnd w:id="4"/>
+    </w:p>
+    <w:p>
+      <w:pPr>
+        <w:spacing w:before="120" w:after="60"/>
         <w:jc w:val="center"/>
       </w:pPr>
       <w:r>
+        <w:rPr>
+          <w:noProof/>
+        </w:rPr>
         <w:drawing>
-          <wp:inline distT="0" distB="0" distL="0" distR="0">
+          <wp:inline distT="0" distB="0" distL="0" distR="0" wp14:anchorId="5FFBA329" wp14:editId="5FFBA32A">
             <wp:extent cx="2000250" cy="3333750"/>
-            <wp:effectExtent t="0" r="0" b="0" l="0"/>
-            <wp:docPr id="1" name="08_sprejem.png" descr="08_sprejem.png" title="08_sprejem.png"/>
+            <wp:effectExtent l="0" t="0" r="0" b="0"/>
+            <wp:docPr id="712553646" name="08_sprejem.png" descr="08_sprejem.png" title="08_sprejem.png"/>
             <wp:cNvGraphicFramePr>
               <a:graphicFrameLocks xmlns:a="http://schemas.openxmlformats.org/drawingml/2006/main" noChangeAspect="1"/>
             </wp:cNvGraphicFramePr>
@@ -477,13 +2049,13 @@
               <a:graphicData uri="http://schemas.openxmlformats.org/drawingml/2006/picture">
                 <pic:pic xmlns:pic="http://schemas.openxmlformats.org/drawingml/2006/picture">
                   <pic:nvPicPr>
-                    <pic:cNvPr id="0" name="" descr=""/>
+                    <pic:cNvPr id="0" name=""/>
                     <pic:cNvPicPr>
                       <a:picLocks noChangeAspect="1" noChangeArrowheads="1"/>
                     </pic:cNvPicPr>
                   </pic:nvPicPr>
                   <pic:blipFill>
-                    <a:blip r:embed="rId10" cstate="none"/>
+                    <a:blip r:embed="rId8"/>
                     <a:srcRect/>
                     <a:stretch>
                       <a:fillRect/>
@@ -518,20 +2090,22 @@
           <w:sz w:val="18"/>
           <w:szCs w:val="18"/>
         </w:rPr>
-        <w:t xml:space="preserve">Okno Sprejem materiala – korak 1 (skeniranje kode)</w:t>
-      </w:r>
-    </w:p>
-    <w:p>
-      <w:pPr>
-        <w:pStyle w:val="Heading2"/>
-      </w:pPr>
-      <w:r>
-        <w:t xml:space="preserve">4.1 Običajni sprejem (z RFID)</w:t>
-      </w:r>
-    </w:p>
-    <w:p>
-      <w:pPr>
-        <w:pStyle w:val="ListParagraph"/>
+        <w:t>Okno Sprejem materiala – korak 1 (skeniranje kode)</w:t>
+      </w:r>
+    </w:p>
+    <w:p>
+      <w:pPr>
+        <w:pStyle w:val="Naslov2"/>
+      </w:pPr>
+      <w:bookmarkStart w:id="5" w:name="_Toc232540330"/>
+      <w:r>
+        <w:t>4.1 Običajni sprejem (z RFID)</w:t>
+      </w:r>
+      <w:bookmarkEnd w:id="5"/>
+    </w:p>
+    <w:p>
+      <w:pPr>
+        <w:pStyle w:val="Odstavekseznama"/>
         <w:numPr>
           <w:ilvl w:val="0"/>
           <w:numId w:val="3"/>
@@ -546,12 +2120,12 @@
         <w:t xml:space="preserve">Korak 1 – črtna koda: </w:t>
       </w:r>
       <w:r>
-        <w:t xml:space="preserve">skenirajte DataMatrix kodo na škatli. Aplikacija prepozna GTIN, lot, rok in serijsko številko.</w:t>
-      </w:r>
-    </w:p>
-    <w:p>
-      <w:pPr>
-        <w:pStyle w:val="ListParagraph"/>
+        <w:t>skenirajte DataMatrix kodo na škatli. Aplikacija prepozna GTIN, lot, rok in serijsko številko.</w:t>
+      </w:r>
+    </w:p>
+    <w:p>
+      <w:pPr>
+        <w:pStyle w:val="Odstavekseznama"/>
         <w:numPr>
           <w:ilvl w:val="0"/>
           <w:numId w:val="3"/>
@@ -566,12 +2140,12 @@
         <w:t xml:space="preserve">Korak 2 – RFID: </w:t>
       </w:r>
       <w:r>
-        <w:t xml:space="preserve">kliknite “Skeniraj RFID” in pritisnite trigger na RFD2000 – zajame se najbližja RFID oznaka.</w:t>
-      </w:r>
-    </w:p>
-    <w:p>
-      <w:pPr>
-        <w:pStyle w:val="ListParagraph"/>
+        <w:t>kliknite “Skeniraj RFID” in pritisnite trigger na RFD2000 – zajame se najbližja RFID oznaka.</w:t>
+      </w:r>
+    </w:p>
+    <w:p>
+      <w:pPr>
+        <w:pStyle w:val="Odstavekseznama"/>
         <w:numPr>
           <w:ilvl w:val="0"/>
           <w:numId w:val="3"/>
@@ -586,16 +2160,18 @@
         <w:t xml:space="preserve">Potrdite </w:t>
       </w:r>
       <w:r>
-        <w:t xml:space="preserve">z gumbom “Sprejmi”. Artikel se doda v zalogo (količina +1).</w:t>
-      </w:r>
-    </w:p>
-    <w:p>
-      <w:pPr>
-        <w:pStyle w:val="Heading2"/>
-      </w:pPr>
-      <w:r>
-        <w:t xml:space="preserve">4.2 Sprejem brez RFID/SN (ročno)</w:t>
-      </w:r>
+        <w:t>z gumbom “Sprejmi”. Artikel se doda v zalogo (količina +1).</w:t>
+      </w:r>
+    </w:p>
+    <w:p>
+      <w:pPr>
+        <w:pStyle w:val="Naslov2"/>
+      </w:pPr>
+      <w:bookmarkStart w:id="6" w:name="_Toc232540331"/>
+      <w:r>
+        <w:t>4.2 Sprejem brez RFID/SN (ročno)</w:t>
+      </w:r>
+      <w:bookmarkEnd w:id="6"/>
     </w:p>
     <w:p>
       <w:pPr>
@@ -609,7 +2185,7 @@
           <w:b/>
           <w:bCs/>
         </w:rPr>
-        <w:t xml:space="preserve">brez RFID oznake in brez serijske številke</w:t>
+        <w:t>brez RFID oznake in brez serijske številke</w:t>
       </w:r>
       <w:r>
         <w:t xml:space="preserve"> (npr. kontrole RANDOX, občasno tudi kakšna Abbott škatla). Po skeniranju kode (korak 1) v koraku 2 kliknite </w:t>
@@ -619,19 +2195,21 @@
           <w:b/>
           <w:bCs/>
         </w:rPr>
-        <w:t xml:space="preserve">“Sprejmi brez RFID/SN (ročno)”</w:t>
-      </w:r>
-      <w:r>
-        <w:t xml:space="preserve">. Aplikacija ustvari nadomestno serijsko številko (MAN…), EPC ostane prazen, količina se poveča za 1.</w:t>
-      </w:r>
-    </w:p>
-    <w:p>
-      <w:pPr>
-        <w:pStyle w:val="Heading2"/>
-      </w:pPr>
-      <w:r>
-        <w:t xml:space="preserve">4.3 Počisti vnos</w:t>
-      </w:r>
+        <w:t>“Sprejmi brez RFID/SN (ročno)”</w:t>
+      </w:r>
+      <w:r>
+        <w:t>. Aplikacija ustvari nadomestno serijsko številko (MAN…), EPC ostane prazen, količina se poveča za 1.</w:t>
+      </w:r>
+    </w:p>
+    <w:p>
+      <w:pPr>
+        <w:pStyle w:val="Naslov2"/>
+      </w:pPr>
+      <w:bookmarkStart w:id="7" w:name="_Toc232540332"/>
+      <w:r>
+        <w:t>4.3 Počisti vnos</w:t>
+      </w:r>
+      <w:bookmarkEnd w:id="7"/>
     </w:p>
     <w:p>
       <w:pPr>
@@ -645,7 +2223,7 @@
           <w:b/>
           <w:bCs/>
         </w:rPr>
-        <w:t xml:space="preserve">“↻ Počisti vnos”</w:t>
+        <w:t>“↻ Počisti vnos”</w:t>
       </w:r>
       <w:r>
         <w:t xml:space="preserve"> – trenutni vnos se zavrže, okno sprejema pa ostane odprto za naslednji artikel (ni treba zaključiti celega sprejema).</w:t>
@@ -653,11 +2231,13 @@
     </w:p>
     <w:p>
       <w:pPr>
-        <w:pStyle w:val="Heading2"/>
-      </w:pPr>
-      <w:r>
-        <w:t xml:space="preserve">4.4 Serijski sprejem</w:t>
-      </w:r>
+        <w:pStyle w:val="Naslov2"/>
+      </w:pPr>
+      <w:bookmarkStart w:id="8" w:name="_Toc232540333"/>
+      <w:r>
+        <w:t>4.4 Serijski sprejem</w:t>
+      </w:r>
+      <w:bookmarkEnd w:id="8"/>
     </w:p>
     <w:p>
       <w:pPr>
@@ -671,7 +2251,7 @@
           <w:b/>
           <w:bCs/>
         </w:rPr>
-        <w:t xml:space="preserve">Več → Nastavitve</w:t>
+        <w:t>Več → Nastavitve</w:t>
       </w:r>
       <w:r>
         <w:t xml:space="preserve"> lahko vklopite “Serijski sprejem” – okno ostane odprto in lahko zaporedoma sprejemate več artiklov brez vmesnega zapiranja.</w:t>
@@ -679,23 +2259,28 @@
     </w:p>
     <w:p>
       <w:pPr>
-        <w:pStyle w:val="Heading1"/>
-      </w:pPr>
-      <w:r>
-        <w:t xml:space="preserve">5. Zaloga</w:t>
-      </w:r>
-    </w:p>
-    <w:p>
-      <w:pPr>
-        <w:spacing w:after="60" w:before="120"/>
+        <w:pStyle w:val="Naslov1"/>
+      </w:pPr>
+      <w:bookmarkStart w:id="9" w:name="_Toc232540334"/>
+      <w:r>
+        <w:t>5. Zaloga</w:t>
+      </w:r>
+      <w:bookmarkEnd w:id="9"/>
+    </w:p>
+    <w:p>
+      <w:pPr>
+        <w:spacing w:before="120" w:after="60"/>
         <w:jc w:val="center"/>
       </w:pPr>
       <w:r>
+        <w:rPr>
+          <w:noProof/>
+        </w:rPr>
         <w:drawing>
-          <wp:inline distT="0" distB="0" distL="0" distR="0">
+          <wp:inline distT="0" distB="0" distL="0" distR="0" wp14:anchorId="5FFBA32B" wp14:editId="5FFBA32C">
             <wp:extent cx="2000250" cy="3333750"/>
-            <wp:effectExtent t="0" r="0" b="0" l="0"/>
-            <wp:docPr id="1" name="03_zaloga.png" descr="03_zaloga.png" title="03_zaloga.png"/>
+            <wp:effectExtent l="0" t="0" r="0" b="0"/>
+            <wp:docPr id="580006456" name="03_zaloga.png" descr="03_zaloga.png" title="03_zaloga.png"/>
             <wp:cNvGraphicFramePr>
               <a:graphicFrameLocks xmlns:a="http://schemas.openxmlformats.org/drawingml/2006/main" noChangeAspect="1"/>
             </wp:cNvGraphicFramePr>
@@ -703,13 +2288,13 @@
               <a:graphicData uri="http://schemas.openxmlformats.org/drawingml/2006/picture">
                 <pic:pic xmlns:pic="http://schemas.openxmlformats.org/drawingml/2006/picture">
                   <pic:nvPicPr>
-                    <pic:cNvPr id="0" name="" descr=""/>
+                    <pic:cNvPr id="0" name=""/>
                     <pic:cNvPicPr>
                       <a:picLocks noChangeAspect="1" noChangeArrowheads="1"/>
                     </pic:cNvPicPr>
                   </pic:nvPicPr>
                   <pic:blipFill>
-                    <a:blip r:embed="rId11" cstate="none"/>
+                    <a:blip r:embed="rId9"/>
                     <a:srcRect/>
                     <a:stretch>
                       <a:fillRect/>
@@ -744,7 +2329,7 @@
           <w:sz w:val="18"/>
           <w:szCs w:val="18"/>
         </w:rPr>
-        <w:t xml:space="preserve">Zavihek Zaloga – pregled in izvoz</w:t>
+        <w:t>Zavihek Zaloga – pregled in izvoz</w:t>
       </w:r>
     </w:p>
     <w:p>
@@ -752,12 +2337,12 @@
         <w:spacing w:after="100"/>
       </w:pPr>
       <w:r>
-        <w:t xml:space="preserve">Prikazuje skupno število kosov, pretekle artikle, opozorila in število tipov. Spodaj je seznam artiklov z lotom, rokom, količino in statusom. Z iskalnikom in filtri (tip, rok) seznam zožite.</w:t>
-      </w:r>
-    </w:p>
-    <w:p>
-      <w:pPr>
-        <w:pStyle w:val="ListParagraph"/>
+        <w:t>Prikazuje skupno število kosov, pretekle artikle, opozorila in število tipov. Spodaj je seznam artiklov z lotom, rokom, količino in statusom. Z iskalnikom in filtri (tip, rok) seznam zožite.</w:t>
+      </w:r>
+    </w:p>
+    <w:p>
+      <w:pPr>
+        <w:pStyle w:val="Odstavekseznama"/>
         <w:numPr>
           <w:ilvl w:val="0"/>
           <w:numId w:val="2"/>
@@ -772,12 +2357,12 @@
         <w:t xml:space="preserve">CSV </w:t>
       </w:r>
       <w:r>
-        <w:t xml:space="preserve">– izvoz celotne zaloge v Excel (datoteka v mapi Prenosi).</w:t>
-      </w:r>
-    </w:p>
-    <w:p>
-      <w:pPr>
-        <w:pStyle w:val="ListParagraph"/>
+        <w:t>– izvoz celotne zaloge v Excel (datoteka v mapi Prenosi).</w:t>
+      </w:r>
+    </w:p>
+    <w:p>
+      <w:pPr>
+        <w:pStyle w:val="Odstavekseznama"/>
         <w:numPr>
           <w:ilvl w:val="0"/>
           <w:numId w:val="2"/>
@@ -792,28 +2377,33 @@
         <w:t xml:space="preserve">PDF BK </w:t>
       </w:r>
       <w:r>
-        <w:t xml:space="preserve">– tedensko poročilo kontrol in kalibratorjev (glej poglavje 9).</w:t>
-      </w:r>
-    </w:p>
-    <w:p>
-      <w:pPr>
-        <w:pStyle w:val="Heading1"/>
-      </w:pPr>
-      <w:r>
-        <w:t xml:space="preserve">6. Loti</w:t>
-      </w:r>
-    </w:p>
-    <w:p>
-      <w:pPr>
-        <w:spacing w:after="60" w:before="120"/>
+        <w:t>– tedensko poročilo kontrol in kalibratorjev (glej poglavje 9).</w:t>
+      </w:r>
+    </w:p>
+    <w:p>
+      <w:pPr>
+        <w:pStyle w:val="Naslov1"/>
+      </w:pPr>
+      <w:bookmarkStart w:id="10" w:name="_Toc232540335"/>
+      <w:r>
+        <w:t>6. Loti</w:t>
+      </w:r>
+      <w:bookmarkEnd w:id="10"/>
+    </w:p>
+    <w:p>
+      <w:pPr>
+        <w:spacing w:before="120" w:after="60"/>
         <w:jc w:val="center"/>
       </w:pPr>
       <w:r>
+        <w:rPr>
+          <w:noProof/>
+        </w:rPr>
         <w:drawing>
-          <wp:inline distT="0" distB="0" distL="0" distR="0">
+          <wp:inline distT="0" distB="0" distL="0" distR="0" wp14:anchorId="5FFBA32D" wp14:editId="5FFBA32E">
             <wp:extent cx="2000250" cy="3333750"/>
-            <wp:effectExtent t="0" r="0" b="0" l="0"/>
-            <wp:docPr id="1" name="04_loti.png" descr="04_loti.png" title="04_loti.png"/>
+            <wp:effectExtent l="0" t="0" r="0" b="0"/>
+            <wp:docPr id="523970039" name="04_loti.png" descr="04_loti.png" title="04_loti.png"/>
             <wp:cNvGraphicFramePr>
               <a:graphicFrameLocks xmlns:a="http://schemas.openxmlformats.org/drawingml/2006/main" noChangeAspect="1"/>
             </wp:cNvGraphicFramePr>
@@ -821,13 +2411,13 @@
               <a:graphicData uri="http://schemas.openxmlformats.org/drawingml/2006/picture">
                 <pic:pic xmlns:pic="http://schemas.openxmlformats.org/drawingml/2006/picture">
                   <pic:nvPicPr>
-                    <pic:cNvPr id="0" name="" descr=""/>
+                    <pic:cNvPr id="0" name=""/>
                     <pic:cNvPicPr>
                       <a:picLocks noChangeAspect="1" noChangeArrowheads="1"/>
                     </pic:cNvPicPr>
                   </pic:nvPicPr>
                   <pic:blipFill>
-                    <a:blip r:embed="rId12" cstate="none"/>
+                    <a:blip r:embed="rId10"/>
                     <a:srcRect/>
                     <a:stretch>
                       <a:fillRect/>
@@ -862,7 +2452,7 @@
           <w:sz w:val="18"/>
           <w:szCs w:val="18"/>
         </w:rPr>
-        <w:t xml:space="preserve">Zavihek Loti – ovrednotenje novih lotov</w:t>
+        <w:t>Zavihek Loti – ovrednotenje novih lotov</w:t>
       </w:r>
     </w:p>
     <w:p>
@@ -877,7 +2467,7 @@
           <w:b/>
           <w:bCs/>
         </w:rPr>
-        <w:t xml:space="preserve">NOV</w:t>
+        <w:t>NOV</w:t>
       </w:r>
       <w:r>
         <w:t xml:space="preserve">. Za kontrole/kalibratorje in reagente je potrebno </w:t>
@@ -887,7 +2477,7 @@
           <w:b/>
           <w:bCs/>
         </w:rPr>
-        <w:t xml:space="preserve">ovrednotenje</w:t>
+        <w:t>ovrednotenje</w:t>
       </w:r>
       <w:r>
         <w:t xml:space="preserve"> (gumb “Ovrednoti”): vpis datuma in obveznega sklica na dokument. Potrošni material ovrednotenja ne potrebuje.</w:t>
@@ -895,23 +2485,28 @@
     </w:p>
     <w:p>
       <w:pPr>
-        <w:pStyle w:val="Heading1"/>
-      </w:pPr>
-      <w:r>
-        <w:t xml:space="preserve">7. Roki izteka</w:t>
-      </w:r>
-    </w:p>
-    <w:p>
-      <w:pPr>
-        <w:spacing w:after="60" w:before="120"/>
+        <w:pStyle w:val="Naslov1"/>
+      </w:pPr>
+      <w:bookmarkStart w:id="11" w:name="_Toc232540336"/>
+      <w:r>
+        <w:t>7. Roki izteka</w:t>
+      </w:r>
+      <w:bookmarkEnd w:id="11"/>
+    </w:p>
+    <w:p>
+      <w:pPr>
+        <w:spacing w:before="120" w:after="60"/>
         <w:jc w:val="center"/>
       </w:pPr>
       <w:r>
+        <w:rPr>
+          <w:noProof/>
+        </w:rPr>
         <w:drawing>
-          <wp:inline distT="0" distB="0" distL="0" distR="0">
+          <wp:inline distT="0" distB="0" distL="0" distR="0" wp14:anchorId="5FFBA32F" wp14:editId="5FFBA330">
             <wp:extent cx="2000250" cy="3333750"/>
-            <wp:effectExtent t="0" r="0" b="0" l="0"/>
-            <wp:docPr id="1" name="05_roki.png" descr="05_roki.png" title="05_roki.png"/>
+            <wp:effectExtent l="0" t="0" r="0" b="0"/>
+            <wp:docPr id="392454076" name="05_roki.png" descr="05_roki.png" title="05_roki.png"/>
             <wp:cNvGraphicFramePr>
               <a:graphicFrameLocks xmlns:a="http://schemas.openxmlformats.org/drawingml/2006/main" noChangeAspect="1"/>
             </wp:cNvGraphicFramePr>
@@ -919,13 +2514,13 @@
               <a:graphicData uri="http://schemas.openxmlformats.org/drawingml/2006/picture">
                 <pic:pic xmlns:pic="http://schemas.openxmlformats.org/drawingml/2006/picture">
                   <pic:nvPicPr>
-                    <pic:cNvPr id="0" name="" descr=""/>
+                    <pic:cNvPr id="0" name=""/>
                     <pic:cNvPicPr>
                       <a:picLocks noChangeAspect="1" noChangeArrowheads="1"/>
                     </pic:cNvPicPr>
                   </pic:nvPicPr>
                   <pic:blipFill>
-                    <a:blip r:embed="rId13" cstate="none"/>
+                    <a:blip r:embed="rId11"/>
                     <a:srcRect/>
                     <a:stretch>
                       <a:fillRect/>
@@ -960,7 +2555,7 @@
           <w:sz w:val="18"/>
           <w:szCs w:val="18"/>
         </w:rPr>
-        <w:t xml:space="preserve">Zavihek Roki – barvna opozorila</w:t>
+        <w:t>Zavihek Roki – barvna opozorila</w:t>
       </w:r>
     </w:p>
     <w:p>
@@ -968,12 +2563,12 @@
         <w:spacing w:after="100"/>
       </w:pPr>
       <w:r>
-        <w:t xml:space="preserve">Artikli so razvrščeni po roku izteka. Filtri in barve:</w:t>
-      </w:r>
-    </w:p>
-    <w:p>
-      <w:pPr>
-        <w:pStyle w:val="ListParagraph"/>
+        <w:t>Artikli so razvrščeni po roku izteka. Filtri in barve:</w:t>
+      </w:r>
+    </w:p>
+    <w:p>
+      <w:pPr>
+        <w:pStyle w:val="Odstavekseznama"/>
         <w:numPr>
           <w:ilvl w:val="0"/>
           <w:numId w:val="2"/>
@@ -989,12 +2584,12 @@
         <w:t xml:space="preserve">Pretek </w:t>
       </w:r>
       <w:r>
-        <w:t xml:space="preserve">– rok je že potekel (rdeče).</w:t>
-      </w:r>
-    </w:p>
-    <w:p>
-      <w:pPr>
-        <w:pStyle w:val="ListParagraph"/>
+        <w:t>– rok je že potekel (rdeče).</w:t>
+      </w:r>
+    </w:p>
+    <w:p>
+      <w:pPr>
+        <w:pStyle w:val="Odstavekseznama"/>
         <w:numPr>
           <w:ilvl w:val="0"/>
           <w:numId w:val="2"/>
@@ -1010,12 +2605,12 @@
         <w:t xml:space="preserve">14 dni </w:t>
       </w:r>
       <w:r>
-        <w:t xml:space="preserve">– poteče v 14 dneh (oranžno).</w:t>
-      </w:r>
-    </w:p>
-    <w:p>
-      <w:pPr>
-        <w:pStyle w:val="ListParagraph"/>
+        <w:t>– poteče v 14 dneh (oranžno).</w:t>
+      </w:r>
+    </w:p>
+    <w:p>
+      <w:pPr>
+        <w:pStyle w:val="Odstavekseznama"/>
         <w:numPr>
           <w:ilvl w:val="0"/>
           <w:numId w:val="2"/>
@@ -1031,28 +2626,54 @@
         <w:t xml:space="preserve">28 dni </w:t>
       </w:r>
       <w:r>
-        <w:t xml:space="preserve">– poteče v 28 dneh (rumeno).</w:t>
-      </w:r>
-    </w:p>
-    <w:p>
-      <w:pPr>
-        <w:pStyle w:val="Heading1"/>
-      </w:pPr>
-      <w:r>
-        <w:t xml:space="preserve">8. GTIN baza</w:t>
-      </w:r>
-    </w:p>
-    <w:p>
-      <w:pPr>
-        <w:spacing w:after="60" w:before="120"/>
+        <w:t>– poteče v 28 dneh (rumeno).</w:t>
+      </w:r>
+    </w:p>
+    <w:p>
+      <w:pPr>
+        <w:pStyle w:val="Odstavekseznama"/>
+        <w:numPr>
+          <w:ilvl w:val="0"/>
+          <w:numId w:val="2"/>
+        </w:numPr>
+        <w:spacing w:after="40"/>
+      </w:pPr>
+      <w:r>
+        <w:rPr>
+          <w:b/>
+          <w:bCs/>
+          <w:color w:val="2E7D32"/>
+        </w:rPr>
+        <w:t xml:space="preserve">Daljši rok </w:t>
+      </w:r>
+      <w:r>
+        <w:t>– več kot 28 dni do izteka (zeleno).</w:t>
+      </w:r>
+    </w:p>
+    <w:p>
+      <w:pPr>
+        <w:pStyle w:val="Naslov1"/>
+      </w:pPr>
+      <w:bookmarkStart w:id="12" w:name="_Toc232540337"/>
+      <w:r>
+        <w:t>8. GTIN baza</w:t>
+      </w:r>
+      <w:bookmarkEnd w:id="12"/>
+    </w:p>
+    <w:p>
+      <w:pPr>
+        <w:spacing w:before="120" w:after="60"/>
         <w:jc w:val="center"/>
       </w:pPr>
       <w:r>
+        <w:rPr>
+          <w:noProof/>
+        </w:rPr>
         <w:drawing>
-          <wp:inline distT="0" distB="0" distL="0" distR="0">
+          <wp:inline distT="0" distB="0" distL="0" distR="0" wp14:anchorId="5FFBA331" wp14:editId="5FFBA332">
             <wp:extent cx="2000250" cy="3333750"/>
-            <wp:effectExtent t="0" r="0" b="0" l="0"/>
-            <wp:docPr id="1" name="06_gtin.png" descr="06_gtin.png" title="06_gtin.png"/>
+            <wp:effectExtent l="0" t="0" r="0" b="0"/>
+            <wp:docPr id="512355906" name="06_gtin.png" descr="06_gtin.png" title="06_gtin.png"/>
             <wp:cNvGraphicFramePr>
               <a:graphicFrameLocks xmlns:a="http://schemas.openxmlformats.org/drawingml/2006/main" noChangeAspect="1"/>
             </wp:cNvGraphicFramePr>
@@ -1060,13 +2681,13 @@
               <a:graphicData uri="http://schemas.openxmlformats.org/drawingml/2006/picture">
                 <pic:pic xmlns:pic="http://schemas.openxmlformats.org/drawingml/2006/picture">
                   <pic:nvPicPr>
-                    <pic:cNvPr id="0" name="" descr=""/>
+                    <pic:cNvPr id="0" name=""/>
                     <pic:cNvPicPr>
                       <a:picLocks noChangeAspect="1" noChangeArrowheads="1"/>
                     </pic:cNvPicPr>
                   </pic:nvPicPr>
                   <pic:blipFill>
-                    <a:blip r:embed="rId14" cstate="none"/>
+                    <a:blip r:embed="rId12"/>
                     <a:srcRect/>
                     <a:stretch>
                       <a:fillRect/>
@@ -1101,7 +2722,7 @@
           <w:sz w:val="18"/>
           <w:szCs w:val="18"/>
         </w:rPr>
-        <w:t xml:space="preserve">Zavihek GTIN – šifre izdelkov</w:t>
+        <w:t>Zavihek GTIN – šifre izdelkov</w:t>
       </w:r>
     </w:p>
     <w:p>
@@ -1116,7 +2737,7 @@
           <w:b/>
           <w:bCs/>
         </w:rPr>
-        <w:t xml:space="preserve">CSV</w:t>
+        <w:t>CSV</w:t>
       </w:r>
       <w:r>
         <w:t xml:space="preserve">, posamezne pa dodate z gumbom </w:t>
@@ -1126,31 +2747,36 @@
           <w:b/>
           <w:bCs/>
         </w:rPr>
-        <w:t xml:space="preserve">+ GTIN</w:t>
-      </w:r>
-      <w:r>
-        <w:t xml:space="preserve">. Gumb “Package insert” odpre navodila izdelka (OneDrive).</w:t>
-      </w:r>
-    </w:p>
-    <w:p>
-      <w:pPr>
-        <w:pStyle w:val="Heading1"/>
-      </w:pPr>
-      <w:r>
-        <w:t xml:space="preserve">9. PDF BK – tedensko poročilo</w:t>
-      </w:r>
-    </w:p>
-    <w:p>
-      <w:pPr>
-        <w:spacing w:after="60" w:before="120"/>
+        <w:t>+ GTIN</w:t>
+      </w:r>
+      <w:r>
+        <w:t>. Gumb “Package insert” odpre navodila izdelka (OneDrive).</w:t>
+      </w:r>
+    </w:p>
+    <w:p>
+      <w:pPr>
+        <w:pStyle w:val="Naslov1"/>
+      </w:pPr>
+      <w:bookmarkStart w:id="13" w:name="_Toc232540338"/>
+      <w:r>
+        <w:t>9. PDF BK – tedensko poročilo</w:t>
+      </w:r>
+      <w:bookmarkEnd w:id="13"/>
+    </w:p>
+    <w:p>
+      <w:pPr>
+        <w:spacing w:before="120" w:after="60"/>
         <w:jc w:val="center"/>
       </w:pPr>
       <w:r>
+        <w:rPr>
+          <w:noProof/>
+        </w:rPr>
         <w:drawing>
-          <wp:inline distT="0" distB="0" distL="0" distR="0">
+          <wp:inline distT="0" distB="0" distL="0" distR="0" wp14:anchorId="5FFBA333" wp14:editId="5FFBA334">
             <wp:extent cx="2000250" cy="3333750"/>
-            <wp:effectExtent t="0" r="0" b="0" l="0"/>
-            <wp:docPr id="1" name="09_pdf_dialog.png" descr="09_pdf_dialog.png" title="09_pdf_dialog.png"/>
+            <wp:effectExtent l="0" t="0" r="0" b="0"/>
+            <wp:docPr id="993638204" name="09_pdf_dialog.png" descr="09_pdf_dialog.png" title="09_pdf_dialog.png"/>
             <wp:cNvGraphicFramePr>
               <a:graphicFrameLocks xmlns:a="http://schemas.openxmlformats.org/drawingml/2006/main" noChangeAspect="1"/>
             </wp:cNvGraphicFramePr>
@@ -1158,13 +2784,13 @@
               <a:graphicData uri="http://schemas.openxmlformats.org/drawingml/2006/picture">
                 <pic:pic xmlns:pic="http://schemas.openxmlformats.org/drawingml/2006/picture">
                   <pic:nvPicPr>
-                    <pic:cNvPr id="0" name="" descr=""/>
+                    <pic:cNvPr id="0" name=""/>
                     <pic:cNvPicPr>
                       <a:picLocks noChangeAspect="1" noChangeArrowheads="1"/>
                     </pic:cNvPicPr>
                   </pic:nvPicPr>
                   <pic:blipFill>
-                    <a:blip r:embed="rId15" cstate="none"/>
+                    <a:blip r:embed="rId13"/>
                     <a:srcRect/>
                     <a:stretch>
                       <a:fillRect/>
@@ -1199,7 +2825,7 @@
           <w:sz w:val="18"/>
           <w:szCs w:val="18"/>
         </w:rPr>
-        <w:t xml:space="preserve">Dialog PDF BK – vnos matične številke s številčnico</w:t>
+        <w:t>Dialog PDF BK – vnos matične številke s številčnico</w:t>
       </w:r>
     </w:p>
     <w:p>
@@ -1207,12 +2833,12 @@
         <w:spacing w:after="100"/>
       </w:pPr>
       <w:r>
-        <w:t xml:space="preserve">Priprava tedenskega poročila zaloge kontrol in kalibratorjev:</w:t>
-      </w:r>
-    </w:p>
-    <w:p>
-      <w:pPr>
-        <w:pStyle w:val="ListParagraph"/>
+        <w:t>Priprava tedenskega poročila zaloge kontrol in kalibratorjev:</w:t>
+      </w:r>
+    </w:p>
+    <w:p>
+      <w:pPr>
+        <w:pStyle w:val="Odstavekseznama"/>
         <w:numPr>
           <w:ilvl w:val="0"/>
           <w:numId w:val="3"/>
@@ -1227,7 +2853,7 @@
           <w:b/>
           <w:bCs/>
         </w:rPr>
-        <w:t xml:space="preserve">Zaloga</w:t>
+        <w:t>Zaloga</w:t>
       </w:r>
       <w:r>
         <w:t xml:space="preserve"> kliknite </w:t>
@@ -1237,15 +2863,15 @@
           <w:b/>
           <w:bCs/>
         </w:rPr>
-        <w:t xml:space="preserve">PDF BK</w:t>
-      </w:r>
-      <w:r>
-        <w:t xml:space="preserve">.</w:t>
-      </w:r>
-    </w:p>
-    <w:p>
-      <w:pPr>
-        <w:pStyle w:val="ListParagraph"/>
+        <w:t>PDF BK</w:t>
+      </w:r>
+      <w:r>
+        <w:t>.</w:t>
+      </w:r>
+    </w:p>
+    <w:p>
+      <w:pPr>
+        <w:pStyle w:val="Odstavekseznama"/>
         <w:numPr>
           <w:ilvl w:val="0"/>
           <w:numId w:val="3"/>
@@ -1260,7 +2886,7 @@
           <w:b/>
           <w:bCs/>
         </w:rPr>
-        <w:t xml:space="preserve">5-mestno matično številko</w:t>
+        <w:t>5-mestno matično številko</w:t>
       </w:r>
       <w:r>
         <w:t xml:space="preserve"> na številčnici </w:t>
@@ -1270,7 +2896,7 @@
           <w:b/>
           <w:bCs/>
         </w:rPr>
-        <w:t xml:space="preserve">ali jo skenirajte</w:t>
+        <w:t>ali jo skenirajte</w:t>
       </w:r>
       <w:r>
         <w:t xml:space="preserve"> s priponke (čitalec je vklopljen).</w:t>
@@ -1278,7 +2904,7 @@
     </w:p>
     <w:p>
       <w:pPr>
-        <w:pStyle w:val="ListParagraph"/>
+        <w:pStyle w:val="Odstavekseznama"/>
         <w:numPr>
           <w:ilvl w:val="0"/>
           <w:numId w:val="3"/>
@@ -1293,7 +2919,7 @@
           <w:b/>
           <w:bCs/>
         </w:rPr>
-        <w:t xml:space="preserve">ime operaterja</w:t>
+        <w:t>ime operaterja</w:t>
       </w:r>
       <w:r>
         <w:t xml:space="preserve"> – preverite, da je pravo.</w:t>
@@ -1301,7 +2927,7 @@
     </w:p>
     <w:p>
       <w:pPr>
-        <w:pStyle w:val="ListParagraph"/>
+        <w:pStyle w:val="Odstavekseznama"/>
         <w:numPr>
           <w:ilvl w:val="0"/>
           <w:numId w:val="3"/>
@@ -1316,7 +2942,7 @@
           <w:b/>
           <w:bCs/>
         </w:rPr>
-        <w:t xml:space="preserve">Generiraj PDF</w:t>
+        <w:t>Generiraj PDF</w:t>
       </w:r>
       <w:r>
         <w:t xml:space="preserve">. Datoteka se shrani v Prenose kot </w:t>
@@ -1326,10 +2952,10 @@
           <w:b/>
           <w:bCs/>
         </w:rPr>
-        <w:t xml:space="preserve">PregledBK_LLLL-MM-DD.pdf</w:t>
-      </w:r>
-      <w:r>
-        <w:t xml:space="preserve">.</w:t>
+        <w:t>PregledBK_LLLL-MM-DD.pdf</w:t>
+      </w:r>
+      <w:r>
+        <w:t>.</w:t>
       </w:r>
     </w:p>
     <w:p>
@@ -1344,7 +2970,7 @@
         <w:t xml:space="preserve">Vsebina PDF: </w:t>
       </w:r>
       <w:r>
-        <w:t xml:space="preserve">datum in ura pregleda, ime operaterja (“Pripravil”), seznam kontrol in kalibratorjev v dveh stolpcih z loti, roki in količino.</w:t>
+        <w:t>datum in ura pregleda, ime operaterja (“Pripravil”), seznam kontrol in kalibratorjev v dveh stolpcih z loti, roki in količino.</w:t>
       </w:r>
     </w:p>
     <w:p>
@@ -1367,7 +2993,7 @@
           <w:bCs/>
           <w:color w:val="C00000"/>
         </w:rPr>
-        <w:t xml:space="preserve">pretečen rdeče</w:t>
+        <w:t>pretečen rdeče</w:t>
       </w:r>
       <w:r>
         <w:t xml:space="preserve">, </w:t>
@@ -1378,7 +3004,7 @@
           <w:bCs/>
           <w:color w:val="E8730C"/>
         </w:rPr>
-        <w:t xml:space="preserve">≤14 dni oranžno</w:t>
+        <w:t>≤14 dni oranžno</w:t>
       </w:r>
       <w:r>
         <w:t xml:space="preserve">, </w:t>
@@ -1389,31 +3015,36 @@
           <w:bCs/>
           <w:color w:val="B8860B"/>
         </w:rPr>
-        <w:t xml:space="preserve">≤28 dni rumeno</w:t>
-      </w:r>
-      <w:r>
-        <w:t xml:space="preserve">.</w:t>
-      </w:r>
-    </w:p>
-    <w:p>
-      <w:pPr>
-        <w:pStyle w:val="Heading1"/>
-      </w:pPr>
-      <w:r>
-        <w:t xml:space="preserve">10. Več → Operaterji</w:t>
-      </w:r>
-    </w:p>
-    <w:p>
-      <w:pPr>
-        <w:spacing w:after="60" w:before="120"/>
+        <w:t>≤28 dni rumeno</w:t>
+      </w:r>
+      <w:r>
+        <w:t>.</w:t>
+      </w:r>
+    </w:p>
+    <w:p>
+      <w:pPr>
+        <w:pStyle w:val="Naslov1"/>
+      </w:pPr>
+      <w:bookmarkStart w:id="14" w:name="_Toc232540339"/>
+      <w:r>
+        <w:t>10. Več → Operaterji</w:t>
+      </w:r>
+      <w:bookmarkEnd w:id="14"/>
+    </w:p>
+    <w:p>
+      <w:pPr>
+        <w:spacing w:before="120" w:after="60"/>
         <w:jc w:val="center"/>
       </w:pPr>
       <w:r>
+        <w:rPr>
+          <w:noProof/>
+        </w:rPr>
         <w:drawing>
-          <wp:inline distT="0" distB="0" distL="0" distR="0">
+          <wp:inline distT="0" distB="0" distL="0" distR="0" wp14:anchorId="5FFBA335" wp14:editId="5FFBA336">
             <wp:extent cx="2000250" cy="3333750"/>
-            <wp:effectExtent t="0" r="0" b="0" l="0"/>
-            <wp:docPr id="1" name="10_operaterji_head.png" descr="10_operaterji_head.png" title="10_operaterji_head.png"/>
+            <wp:effectExtent l="0" t="0" r="0" b="0"/>
+            <wp:docPr id="819152647" name="10_operaterji_head.png" descr="10_operaterji_head.png" title="10_operaterji_head.png"/>
             <wp:cNvGraphicFramePr>
               <a:graphicFrameLocks xmlns:a="http://schemas.openxmlformats.org/drawingml/2006/main" noChangeAspect="1"/>
             </wp:cNvGraphicFramePr>
@@ -1421,13 +3052,13 @@
               <a:graphicData uri="http://schemas.openxmlformats.org/drawingml/2006/picture">
                 <pic:pic xmlns:pic="http://schemas.openxmlformats.org/drawingml/2006/picture">
                   <pic:nvPicPr>
-                    <pic:cNvPr id="0" name="" descr=""/>
+                    <pic:cNvPr id="0" name=""/>
                     <pic:cNvPicPr>
                       <a:picLocks noChangeAspect="1" noChangeArrowheads="1"/>
                     </pic:cNvPicPr>
                   </pic:nvPicPr>
                   <pic:blipFill>
-                    <a:blip r:embed="rId16" cstate="none"/>
+                    <a:blip r:embed="rId14"/>
                     <a:srcRect/>
                     <a:stretch>
                       <a:fillRect/>
@@ -1462,7 +3093,7 @@
           <w:sz w:val="18"/>
           <w:szCs w:val="18"/>
         </w:rPr>
-        <w:t xml:space="preserve">Kartica Operaterji – imenik (matična številka + ime)</w:t>
+        <w:t>Kartica Operaterji – imenik (matična številka + ime)</w:t>
       </w:r>
     </w:p>
     <w:p>
@@ -1477,7 +3108,7 @@
           <w:b/>
           <w:bCs/>
         </w:rPr>
-        <w:t xml:space="preserve">vse operaterje</w:t>
+        <w:t>vse operaterje</w:t>
       </w:r>
       <w:r>
         <w:t xml:space="preserve"> (matična številka in ime), ki se uporabljajo pri podpisu PDF poročila. Imenik je ob namestitvi že napolnjen (vir: seznam zaposlenih CS5100).</w:t>
@@ -1485,7 +3116,7 @@
     </w:p>
     <w:p>
       <w:pPr>
-        <w:pStyle w:val="ListParagraph"/>
+        <w:pStyle w:val="Odstavekseznama"/>
         <w:numPr>
           <w:ilvl w:val="0"/>
           <w:numId w:val="2"/>
@@ -1500,12 +3131,12 @@
         <w:t xml:space="preserve">Dodaj: </w:t>
       </w:r>
       <w:r>
-        <w:t xml:space="preserve">vpišite matično (5 mest) in ime, nato “+ Dodaj”.</w:t>
-      </w:r>
-    </w:p>
-    <w:p>
-      <w:pPr>
-        <w:pStyle w:val="ListParagraph"/>
+        <w:t>vpišite matično (5 mest) in ime, nato “+ Dodaj”.</w:t>
+      </w:r>
+    </w:p>
+    <w:p>
+      <w:pPr>
+        <w:pStyle w:val="Odstavekseznama"/>
         <w:numPr>
           <w:ilvl w:val="0"/>
           <w:numId w:val="2"/>
@@ -1520,12 +3151,12 @@
         <w:t xml:space="preserve">Uredi (✎): </w:t>
       </w:r>
       <w:r>
-        <w:t xml:space="preserve">napolni polji z obstoječimi podatki; po popravku kliknite “Shrani”.</w:t>
-      </w:r>
-    </w:p>
-    <w:p>
-      <w:pPr>
-        <w:pStyle w:val="ListParagraph"/>
+        <w:t>napolni polji z obstoječimi podatki; po popravku kliknite “Shrani”.</w:t>
+      </w:r>
+    </w:p>
+    <w:p>
+      <w:pPr>
+        <w:pStyle w:val="Odstavekseznama"/>
         <w:numPr>
           <w:ilvl w:val="0"/>
           <w:numId w:val="2"/>
@@ -1537,10 +3168,24 @@
           <w:b/>
           <w:bCs/>
         </w:rPr>
-        <w:t xml:space="preserve">Izbriši (🗑): </w:t>
-      </w:r>
-      <w:r>
-        <w:t xml:space="preserve">odstrani operaterja iz imenika.</w:t>
+        <w:t>Izbriši (</w:t>
+      </w:r>
+      <w:r>
+        <w:rPr>
+          <w:b/>
+          <w:bCs/>
+        </w:rPr>
+        <w:t>🗑</w:t>
+      </w:r>
+      <w:r>
+        <w:rPr>
+          <w:b/>
+          <w:bCs/>
+        </w:rPr>
+        <w:t xml:space="preserve">): </w:t>
+      </w:r>
+      <w:r>
+        <w:t>odstrani operaterja iz imenika.</w:t>
       </w:r>
     </w:p>
     <w:p>
@@ -1559,36 +3204,43 @@
           <w:i/>
           <w:iCs/>
         </w:rPr>
-        <w:t xml:space="preserve">v prihodnosti se bo imenik samodejno sinhroniziral z aplikacijo BIO Alinity.</w:t>
-      </w:r>
-    </w:p>
-    <w:p>
-      <w:pPr>
-        <w:pStyle w:val="Heading1"/>
-      </w:pPr>
-      <w:r>
-        <w:t xml:space="preserve">11. Več → Sinhronizacija in izvozi</w:t>
-      </w:r>
-    </w:p>
-    <w:p>
-      <w:pPr>
-        <w:pStyle w:val="Heading2"/>
-      </w:pPr>
-      <w:r>
-        <w:t xml:space="preserve">11.1 Nastavitve</w:t>
-      </w:r>
-    </w:p>
-    <w:p>
-      <w:pPr>
-        <w:spacing w:after="60" w:before="120"/>
+        <w:t>v prihodnosti se bo imenik samodejno sinhroniziral z aplikacijo BIO Alinity.</w:t>
+      </w:r>
+    </w:p>
+    <w:p>
+      <w:pPr>
+        <w:pStyle w:val="Naslov1"/>
+      </w:pPr>
+      <w:bookmarkStart w:id="15" w:name="_Toc232540340"/>
+      <w:r>
+        <w:t>11. Več → Sinhronizacija in izvozi</w:t>
+      </w:r>
+      <w:bookmarkEnd w:id="15"/>
+    </w:p>
+    <w:p>
+      <w:pPr>
+        <w:pStyle w:val="Naslov2"/>
+      </w:pPr>
+      <w:bookmarkStart w:id="16" w:name="_Toc232540341"/>
+      <w:r>
+        <w:t>11.1 Nastavitve</w:t>
+      </w:r>
+      <w:bookmarkEnd w:id="16"/>
+    </w:p>
+    <w:p>
+      <w:pPr>
+        <w:spacing w:before="120" w:after="60"/>
         <w:jc w:val="center"/>
       </w:pPr>
       <w:r>
+        <w:rPr>
+          <w:noProof/>
+        </w:rPr>
         <w:drawing>
-          <wp:inline distT="0" distB="0" distL="0" distR="0">
+          <wp:inline distT="0" distB="0" distL="0" distR="0" wp14:anchorId="5FFBA337" wp14:editId="5FFBA338">
             <wp:extent cx="2000250" cy="3333750"/>
-            <wp:effectExtent t="0" r="0" b="0" l="0"/>
-            <wp:docPr id="1" name="07_vec_top.png" descr="07_vec_top.png" title="07_vec_top.png"/>
+            <wp:effectExtent l="0" t="0" r="0" b="0"/>
+            <wp:docPr id="1514367889" name="07_vec_top.png" descr="07_vec_top.png" title="07_vec_top.png"/>
             <wp:cNvGraphicFramePr>
               <a:graphicFrameLocks xmlns:a="http://schemas.openxmlformats.org/drawingml/2006/main" noChangeAspect="1"/>
             </wp:cNvGraphicFramePr>
@@ -1596,13 +3248,13 @@
               <a:graphicData uri="http://schemas.openxmlformats.org/drawingml/2006/picture">
                 <pic:pic xmlns:pic="http://schemas.openxmlformats.org/drawingml/2006/picture">
                   <pic:nvPicPr>
-                    <pic:cNvPr id="0" name="" descr=""/>
+                    <pic:cNvPr id="0" name=""/>
                     <pic:cNvPicPr>
                       <a:picLocks noChangeAspect="1" noChangeArrowheads="1"/>
                     </pic:cNvPicPr>
                   </pic:nvPicPr>
                   <pic:blipFill>
-                    <a:blip r:embed="rId17" cstate="none"/>
+                    <a:blip r:embed="rId15"/>
                     <a:srcRect/>
                     <a:stretch>
                       <a:fillRect/>
@@ -1637,28 +3289,12 @@
           <w:sz w:val="18"/>
           <w:szCs w:val="18"/>
         </w:rPr>
-        <w:t xml:space="preserve">Zavihek Več – nastavitve</w:t>
-      </w:r>
-    </w:p>
-    <w:p>
-      <w:pPr>
-        <w:spacing w:after="100"/>
-      </w:pPr>
-      <w:r>
-        <w:t xml:space="preserve">Temni način, serijski sprejem, jezik (SL/EN/HR-SR) in moč RFID za sprejem ter MultiRFID.</w:t>
-      </w:r>
-    </w:p>
-    <w:p>
-      <w:pPr>
-        <w:pStyle w:val="Heading2"/>
-      </w:pPr>
-      <w:r>
-        <w:t xml:space="preserve">11.2 Sinhronizacija med napravama</w:t>
-      </w:r>
-    </w:p>
-    <w:p>
-      <w:pPr>
-        <w:pStyle w:val="ListParagraph"/>
+        <w:t>Zavihek Več – nastavitve</w:t>
+      </w:r>
+    </w:p>
+    <w:p>
+      <w:pPr>
+        <w:pStyle w:val="Odstavekseznama"/>
         <w:numPr>
           <w:ilvl w:val="0"/>
           <w:numId w:val="2"/>
@@ -1670,15 +3306,15 @@
           <w:b/>
           <w:bCs/>
         </w:rPr>
-        <w:t xml:space="preserve">Quick Share </w:t>
-      </w:r>
-      <w:r>
-        <w:t xml:space="preserve">– deljenje zaloge neposredno z bližnjo Zebro.</w:t>
-      </w:r>
-    </w:p>
-    <w:p>
-      <w:pPr>
-        <w:pStyle w:val="ListParagraph"/>
+        <w:t xml:space="preserve">Temni način </w:t>
+      </w:r>
+      <w:r>
+        <w:t>– temno ozadje za delo v slabši svetlobi.</w:t>
+      </w:r>
+    </w:p>
+    <w:p>
+      <w:pPr>
+        <w:pStyle w:val="Odstavekseznama"/>
         <w:numPr>
           <w:ilvl w:val="0"/>
           <w:numId w:val="2"/>
@@ -1690,15 +3326,15 @@
           <w:b/>
           <w:bCs/>
         </w:rPr>
-        <w:t xml:space="preserve">OneDrive </w:t>
-      </w:r>
-      <w:r>
-        <w:t xml:space="preserve">– prijava z računom @kclj.si, nalaganje in združevanje podatkov.</w:t>
-      </w:r>
-    </w:p>
-    <w:p>
-      <w:pPr>
-        <w:pStyle w:val="ListParagraph"/>
+        <w:t xml:space="preserve">Serijski sprejem </w:t>
+      </w:r>
+      <w:r>
+        <w:t>– okno sprejema ostane odprto za zaporedni vnos več artiklov.</w:t>
+      </w:r>
+    </w:p>
+    <w:p>
+      <w:pPr>
+        <w:pStyle w:val="Odstavekseznama"/>
         <w:numPr>
           <w:ilvl w:val="0"/>
           <w:numId w:val="2"/>
@@ -1710,63 +3346,314 @@
           <w:b/>
           <w:bCs/>
         </w:rPr>
+        <w:t xml:space="preserve">Jezik / Language </w:t>
+      </w:r>
+      <w:r>
+        <w:t>– SL / EN / HR-SR.</w:t>
+      </w:r>
+    </w:p>
+    <w:p>
+      <w:pPr>
+        <w:pStyle w:val="Odstavekseznama"/>
+        <w:numPr>
+          <w:ilvl w:val="0"/>
+          <w:numId w:val="2"/>
+        </w:numPr>
+        <w:spacing w:after="40"/>
+      </w:pPr>
+      <w:r>
+        <w:rPr>
+          <w:b/>
+          <w:bCs/>
+        </w:rPr>
+        <w:t xml:space="preserve">Moč RFID – Sprejem materiala (dBm): </w:t>
+      </w:r>
+      <w:r>
+        <w:t>priporočeno 0–3 dBm (manjši doseg = manj tujih oznak). Gumb “Test” preveri trenutno moč.</w:t>
+      </w:r>
+    </w:p>
+    <w:p>
+      <w:pPr>
+        <w:pStyle w:val="Odstavekseznama"/>
+        <w:numPr>
+          <w:ilvl w:val="0"/>
+          <w:numId w:val="2"/>
+        </w:numPr>
+        <w:spacing w:after="40"/>
+      </w:pPr>
+      <w:r>
+        <w:rPr>
+          <w:b/>
+          <w:bCs/>
+        </w:rPr>
+        <w:t xml:space="preserve">Izbira RFID oznake pri sprejemu: </w:t>
+      </w:r>
+      <w:r>
+        <w:t>prag in dominanca poskrbita, da se zajame le najbližja (prava) oznaka.</w:t>
+      </w:r>
+    </w:p>
+    <w:p>
+      <w:pPr>
+        <w:pStyle w:val="Odstavekseznama"/>
+        <w:numPr>
+          <w:ilvl w:val="0"/>
+          <w:numId w:val="2"/>
+        </w:numPr>
+        <w:spacing w:after="40"/>
+      </w:pPr>
+      <w:r>
+        <w:rPr>
+          <w:b/>
+          <w:bCs/>
+        </w:rPr>
+        <w:t xml:space="preserve">Moč RFID – MultiRFID (dBm): </w:t>
+      </w:r>
+      <w:r>
+        <w:t>priporočeno 15–30 dBm za množično branje pri sejah inventure.</w:t>
+      </w:r>
+    </w:p>
+    <w:p>
+      <w:pPr>
+        <w:pStyle w:val="Naslov2"/>
+      </w:pPr>
+      <w:bookmarkStart w:id="17" w:name="_Toc232540342"/>
+      <w:r>
+        <w:t>11.2 Sinhronizacija med napravama</w:t>
+      </w:r>
+      <w:bookmarkEnd w:id="17"/>
+    </w:p>
+    <w:p>
+      <w:pPr>
+        <w:pStyle w:val="Odstavekseznama"/>
+        <w:numPr>
+          <w:ilvl w:val="0"/>
+          <w:numId w:val="2"/>
+        </w:numPr>
+        <w:spacing w:after="40"/>
+      </w:pPr>
+      <w:r>
+        <w:rPr>
+          <w:b/>
+          <w:bCs/>
+        </w:rPr>
+        <w:t xml:space="preserve">Quick Share </w:t>
+      </w:r>
+      <w:r>
+        <w:t>– deljenje zaloge neposredno z bližnjo Zebro.</w:t>
+      </w:r>
+    </w:p>
+    <w:p>
+      <w:pPr>
+        <w:pStyle w:val="Odstavekseznama"/>
+        <w:numPr>
+          <w:ilvl w:val="0"/>
+          <w:numId w:val="2"/>
+        </w:numPr>
+        <w:spacing w:after="40"/>
+      </w:pPr>
+      <w:r>
+        <w:rPr>
+          <w:b/>
+          <w:bCs/>
+        </w:rPr>
+        <w:t xml:space="preserve">OneDrive </w:t>
+      </w:r>
+      <w:r>
+        <w:t>– prijava z računom @kclj.si, nalaganje in združevanje podatkov.</w:t>
+      </w:r>
+    </w:p>
+    <w:p>
+      <w:pPr>
+        <w:pStyle w:val="Odstavekseznama"/>
+        <w:numPr>
+          <w:ilvl w:val="0"/>
+          <w:numId w:val="2"/>
+        </w:numPr>
+        <w:spacing w:after="40"/>
+      </w:pPr>
+      <w:r>
+        <w:rPr>
+          <w:b/>
+          <w:bCs/>
+        </w:rPr>
         <w:t xml:space="preserve">Uvozi iz datoteke </w:t>
       </w:r>
       <w:r>
-        <w:t xml:space="preserve">– naloži prejeto .json datoteko.</w:t>
-      </w:r>
-    </w:p>
-    <w:p>
-      <w:pPr>
-        <w:pStyle w:val="Heading2"/>
-      </w:pPr>
-      <w:r>
-        <w:t xml:space="preserve">11.3 Izvoz podatkov</w:t>
-      </w:r>
+        <w:t>– naloži prejeto .json datoteko.</w:t>
+      </w:r>
+    </w:p>
+    <w:p>
+      <w:pPr>
+        <w:pStyle w:val="Naslov2"/>
+      </w:pPr>
+      <w:bookmarkStart w:id="18" w:name="_Toc232540343"/>
+      <w:r>
+        <w:t>11.3 Izvoz podatkov</w:t>
+      </w:r>
+      <w:bookmarkEnd w:id="18"/>
     </w:p>
     <w:p>
       <w:pPr>
         <w:spacing w:after="100"/>
       </w:pPr>
       <w:r>
-        <w:t xml:space="preserve">Zaloga CSV, Zaloga BK PDF, Roki CSV, Seje CSV, GTIN CSV.</w:t>
-      </w:r>
-    </w:p>
-    <w:p>
-      <w:pPr>
-        <w:pStyle w:val="Heading1"/>
-      </w:pPr>
-      <w:r>
-        <w:t xml:space="preserve">12. Namestitev in posodobitve</w:t>
-      </w:r>
+        <w:t>Zaloga CSV, Zaloga BK PDF, Roki CSV, Seje CSV, GTIN CSV.</w:t>
+      </w:r>
+    </w:p>
+    <w:p>
+      <w:pPr>
+        <w:pStyle w:val="Naslov1"/>
+      </w:pPr>
+      <w:bookmarkStart w:id="19" w:name="_Toc232540344"/>
+      <w:r>
+        <w:t>12. Pogosta vprašanja</w:t>
+      </w:r>
+      <w:bookmarkEnd w:id="19"/>
     </w:p>
     <w:p>
       <w:pPr>
         <w:spacing w:after="100"/>
       </w:pPr>
       <w:r>
-        <w:t xml:space="preserve">Aplikacija se gradi samodejno na GitHub Actions (CI). Nova različica (APK) se prenese iz artefaktov in namesti na Zebro prek ADB (install -r, ohrani podatke). Trenutna različica: Build 112.</w:t>
-      </w:r>
-    </w:p>
-    <w:p>
-      <w:pPr>
-        <w:pStyle w:val="Heading1"/>
-      </w:pPr>
-      <w:r>
-        <w:t xml:space="preserve">13. Zgodovina različic</w:t>
-      </w:r>
+        <w:rPr>
+          <w:b/>
+          <w:bCs/>
+        </w:rPr>
+        <w:t>Kako zaključim sejo inventure?</w:t>
+      </w:r>
+    </w:p>
+    <w:p>
+      <w:pPr>
+        <w:spacing w:after="100"/>
+      </w:pPr>
+      <w:r>
+        <w:t>Med aktivno sejo v zavihku Sken. izberite zaključek seje – skenirani artikli se zapišejo v zalogo.</w:t>
+      </w:r>
+    </w:p>
+    <w:p>
+      <w:pPr>
+        <w:spacing w:after="100"/>
+      </w:pPr>
+      <w:r>
+        <w:rPr>
+          <w:b/>
+          <w:bCs/>
+        </w:rPr>
+        <w:t>Zakaj se zajame napačna RFID oznaka?</w:t>
+      </w:r>
+    </w:p>
+    <w:p>
+      <w:pPr>
+        <w:spacing w:after="100"/>
+      </w:pPr>
+      <w:r>
+        <w:t>Zmanjšajte moč RFID za sprejem (Več → Moč RFID – Sprejem materiala) na 0–3 dBm in oznako prislonite tik ob čitalnik.</w:t>
+      </w:r>
+    </w:p>
+    <w:p>
+      <w:pPr>
+        <w:spacing w:after="100"/>
+      </w:pPr>
+      <w:r>
+        <w:rPr>
+          <w:b/>
+          <w:bCs/>
+        </w:rPr>
+        <w:t>Sprejeti artikel nima RFID oznake – kaj zdaj?</w:t>
+      </w:r>
+    </w:p>
+    <w:p>
+      <w:pPr>
+        <w:spacing w:after="100"/>
+      </w:pPr>
+      <w:r>
+        <w:t xml:space="preserve">Uporabite </w:t>
+      </w:r>
+      <w:r>
+        <w:rPr>
+          <w:b/>
+          <w:bCs/>
+        </w:rPr>
+        <w:t>“Sprejmi brez RFID/SN (ročno)”</w:t>
+      </w:r>
+      <w:r>
+        <w:t xml:space="preserve"> (poglavje 4.2); aplikacija ustvari nadomestno serijsko številko (MAN…), količina se vseeno poveča za 1.</w:t>
+      </w:r>
+    </w:p>
+    <w:p>
+      <w:pPr>
+        <w:spacing w:after="100"/>
+      </w:pPr>
+      <w:r>
+        <w:rPr>
+          <w:b/>
+          <w:bCs/>
+        </w:rPr>
+        <w:t>Kje najdem PDF poročilo?</w:t>
+      </w:r>
+    </w:p>
+    <w:p>
+      <w:pPr>
+        <w:spacing w:after="100"/>
+      </w:pPr>
+      <w:r>
+        <w:t xml:space="preserve">V mapi Prenosi (Downloads) na Zebri, z imenom </w:t>
+      </w:r>
+      <w:r>
+        <w:rPr>
+          <w:b/>
+          <w:bCs/>
+        </w:rPr>
+        <w:t>PregledBK_LLLL-MM-DD.pdf</w:t>
+      </w:r>
+      <w:r>
+        <w:t>.</w:t>
+      </w:r>
+    </w:p>
+    <w:p>
+      <w:pPr>
+        <w:pStyle w:val="Naslov1"/>
+      </w:pPr>
+      <w:bookmarkStart w:id="20" w:name="_Toc232540345"/>
+      <w:r>
+        <w:t>13. Namestitev in posodobitve</w:t>
+      </w:r>
+      <w:bookmarkEnd w:id="20"/>
+    </w:p>
+    <w:p>
+      <w:pPr>
+        <w:spacing w:after="100"/>
+      </w:pPr>
+      <w:r>
+        <w:t>Aplikacija se gradi samodejno na GitHub Actions (CI). Nova različica (APK) se prenese iz artefaktov in namesti na Zebro prek ADB (install -r, ohrani podatke). Trenutna različica: Build 113.</w:t>
+      </w:r>
+    </w:p>
+    <w:p>
+      <w:pPr>
+        <w:pStyle w:val="Naslov1"/>
+      </w:pPr>
+      <w:bookmarkStart w:id="21" w:name="_Toc232540346"/>
+      <w:r>
+        <w:t>14. Zgodovina različic</w:t>
+      </w:r>
+      <w:bookmarkEnd w:id="21"/>
     </w:p>
     <w:tbl>
       <w:tblPr>
-        <w:tblW w:type="dxa" w:w="9360"/>
+        <w:tblW w:w="9360" w:type="dxa"/>
         <w:tblBorders>
-          <w:top w:val="single" w:color="auto" w:sz="4"/>
-          <w:left w:val="single" w:color="auto" w:sz="4"/>
-          <w:bottom w:val="single" w:color="auto" w:sz="4"/>
-          <w:right w:val="single" w:color="auto" w:sz="4"/>
-          <w:insideH w:val="single" w:color="auto" w:sz="4"/>
-          <w:insideV w:val="single" w:color="auto" w:sz="4"/>
+          <w:top w:val="single" w:sz="4" w:space="0" w:color="auto"/>
+          <w:left w:val="single" w:sz="4" w:space="0" w:color="auto"/>
+          <w:bottom w:val="single" w:sz="4" w:space="0" w:color="auto"/>
+          <w:right w:val="single" w:sz="4" w:space="0" w:color="auto"/>
+          <w:insideH w:val="single" w:sz="4" w:space="0" w:color="auto"/>
+          <w:insideV w:val="single" w:sz="4" w:space="0" w:color="auto"/>
         </w:tblBorders>
+        <w:tblCellMar>
+          <w:left w:w="10" w:type="dxa"/>
+          <w:right w:w="10" w:type="dxa"/>
+        </w:tblCellMar>
+        <w:tblLook w:val="0000" w:firstRow="0" w:lastRow="0" w:firstColumn="0" w:lastColumn="0" w:noHBand="0" w:noVBand="0"/>
       </w:tblPr>
       <w:tblGrid>
         <w:gridCol w:w="900"/>
@@ -1774,24 +3661,30 @@
         <w:gridCol w:w="6960"/>
       </w:tblGrid>
       <w:tr>
+        <w:tblPrEx>
+          <w:tblCellMar>
+            <w:top w:w="0" w:type="dxa"/>
+            <w:bottom w:w="0" w:type="dxa"/>
+          </w:tblCellMar>
+        </w:tblPrEx>
         <w:trPr>
           <w:tblHeader/>
         </w:trPr>
         <w:tc>
           <w:tcPr>
-            <w:tcW w:type="dxa" w:w="900"/>
+            <w:tcW w:w="900" w:type="dxa"/>
             <w:tcBorders>
-              <w:top w:val="single" w:color="CCCCCC" w:sz="1"/>
-              <w:left w:val="single" w:color="CCCCCC" w:sz="1"/>
-              <w:bottom w:val="single" w:color="CCCCCC" w:sz="1"/>
-              <w:right w:val="single" w:color="CCCCCC" w:sz="1"/>
+              <w:top w:val="single" w:sz="1" w:space="0" w:color="CCCCCC"/>
+              <w:left w:val="single" w:sz="1" w:space="0" w:color="CCCCCC"/>
+              <w:bottom w:val="single" w:sz="1" w:space="0" w:color="CCCCCC"/>
+              <w:right w:val="single" w:sz="1" w:space="0" w:color="CCCCCC"/>
             </w:tcBorders>
-            <w:shd w:fill="1F3864" w:val="clear"/>
+            <w:shd w:val="clear" w:color="auto" w:fill="1F3864"/>
             <w:tcMar>
-              <w:top w:type="dxa" w:w="60"/>
-              <w:left w:type="dxa" w:w="100"/>
-              <w:bottom w:type="dxa" w:w="60"/>
-              <w:right w:type="dxa" w:w="100"/>
+              <w:top w:w="60" w:type="dxa"/>
+              <w:left w:w="100" w:type="dxa"/>
+              <w:bottom w:w="60" w:type="dxa"/>
+              <w:right w:w="100" w:type="dxa"/>
             </w:tcMar>
           </w:tcPr>
           <w:p>
@@ -1803,25 +3696,25 @@
                 <w:sz w:val="18"/>
                 <w:szCs w:val="18"/>
               </w:rPr>
-              <w:t xml:space="preserve">Build</w:t>
+              <w:t>Build</w:t>
             </w:r>
           </w:p>
         </w:tc>
         <w:tc>
           <w:tcPr>
-            <w:tcW w:type="dxa" w:w="1500"/>
+            <w:tcW w:w="1500" w:type="dxa"/>
             <w:tcBorders>
-              <w:top w:val="single" w:color="CCCCCC" w:sz="1"/>
-              <w:left w:val="single" w:color="CCCCCC" w:sz="1"/>
-              <w:bottom w:val="single" w:color="CCCCCC" w:sz="1"/>
-              <w:right w:val="single" w:color="CCCCCC" w:sz="1"/>
+              <w:top w:val="single" w:sz="1" w:space="0" w:color="CCCCCC"/>
+              <w:left w:val="single" w:sz="1" w:space="0" w:color="CCCCCC"/>
+              <w:bottom w:val="single" w:sz="1" w:space="0" w:color="CCCCCC"/>
+              <w:right w:val="single" w:sz="1" w:space="0" w:color="CCCCCC"/>
             </w:tcBorders>
-            <w:shd w:fill="1F3864" w:val="clear"/>
+            <w:shd w:val="clear" w:color="auto" w:fill="1F3864"/>
             <w:tcMar>
-              <w:top w:type="dxa" w:w="60"/>
-              <w:left w:type="dxa" w:w="100"/>
-              <w:bottom w:type="dxa" w:w="60"/>
-              <w:right w:type="dxa" w:w="100"/>
+              <w:top w:w="60" w:type="dxa"/>
+              <w:left w:w="100" w:type="dxa"/>
+              <w:bottom w:w="60" w:type="dxa"/>
+              <w:right w:w="100" w:type="dxa"/>
             </w:tcMar>
           </w:tcPr>
           <w:p>
@@ -1833,25 +3726,25 @@
                 <w:sz w:val="18"/>
                 <w:szCs w:val="18"/>
               </w:rPr>
-              <w:t xml:space="preserve">Datum</w:t>
+              <w:t>Datum</w:t>
             </w:r>
           </w:p>
         </w:tc>
         <w:tc>
           <w:tcPr>
-            <w:tcW w:type="dxa" w:w="6960"/>
+            <w:tcW w:w="6960" w:type="dxa"/>
             <w:tcBorders>
-              <w:top w:val="single" w:color="CCCCCC" w:sz="1"/>
-              <w:left w:val="single" w:color="CCCCCC" w:sz="1"/>
-              <w:bottom w:val="single" w:color="CCCCCC" w:sz="1"/>
-              <w:right w:val="single" w:color="CCCCCC" w:sz="1"/>
+              <w:top w:val="single" w:sz="1" w:space="0" w:color="CCCCCC"/>
+              <w:left w:val="single" w:sz="1" w:space="0" w:color="CCCCCC"/>
+              <w:bottom w:val="single" w:sz="1" w:space="0" w:color="CCCCCC"/>
+              <w:right w:val="single" w:sz="1" w:space="0" w:color="CCCCCC"/>
             </w:tcBorders>
-            <w:shd w:fill="1F3864" w:val="clear"/>
+            <w:shd w:val="clear" w:color="auto" w:fill="1F3864"/>
             <w:tcMar>
-              <w:top w:type="dxa" w:w="60"/>
-              <w:left w:type="dxa" w:w="100"/>
-              <w:bottom w:type="dxa" w:w="60"/>
-              <w:right w:type="dxa" w:w="100"/>
+              <w:top w:w="60" w:type="dxa"/>
+              <w:left w:w="100" w:type="dxa"/>
+              <w:bottom w:w="60" w:type="dxa"/>
+              <w:right w:w="100" w:type="dxa"/>
             </w:tcMar>
           </w:tcPr>
           <w:p>
@@ -1863,452 +3756,541 @@
                 <w:sz w:val="18"/>
                 <w:szCs w:val="18"/>
               </w:rPr>
-              <w:t xml:space="preserve">Spremembe</w:t>
+              <w:t>Spremembe</w:t>
             </w:r>
           </w:p>
         </w:tc>
       </w:tr>
       <w:tr>
+        <w:tblPrEx>
+          <w:tblCellMar>
+            <w:top w:w="0" w:type="dxa"/>
+            <w:bottom w:w="0" w:type="dxa"/>
+          </w:tblCellMar>
+        </w:tblPrEx>
         <w:tc>
           <w:tcPr>
-            <w:tcW w:type="dxa" w:w="900"/>
+            <w:tcW w:w="900" w:type="dxa"/>
             <w:tcBorders>
-              <w:top w:val="single" w:color="CCCCCC" w:sz="1"/>
-              <w:left w:val="single" w:color="CCCCCC" w:sz="1"/>
-              <w:bottom w:val="single" w:color="CCCCCC" w:sz="1"/>
-              <w:right w:val="single" w:color="CCCCCC" w:sz="1"/>
+              <w:top w:val="single" w:sz="1" w:space="0" w:color="CCCCCC"/>
+              <w:left w:val="single" w:sz="1" w:space="0" w:color="CCCCCC"/>
+              <w:bottom w:val="single" w:sz="1" w:space="0" w:color="CCCCCC"/>
+              <w:right w:val="single" w:sz="1" w:space="0" w:color="CCCCCC"/>
             </w:tcBorders>
             <w:tcMar>
-              <w:top w:type="dxa" w:w="60"/>
-              <w:left w:type="dxa" w:w="100"/>
-              <w:bottom w:type="dxa" w:w="60"/>
-              <w:right w:type="dxa" w:w="100"/>
+              <w:top w:w="60" w:type="dxa"/>
+              <w:left w:w="100" w:type="dxa"/>
+              <w:bottom w:w="60" w:type="dxa"/>
+              <w:right w:w="100" w:type="dxa"/>
             </w:tcMar>
           </w:tcPr>
           <w:p>
             <w:r>
               <w:rPr>
-                <w:b w:val="false"/>
-                <w:bCs w:val="false"/>
                 <w:color w:val="000000"/>
                 <w:sz w:val="18"/>
                 <w:szCs w:val="18"/>
               </w:rPr>
-              <w:t xml:space="preserve">112</w:t>
+              <w:t>113</w:t>
             </w:r>
           </w:p>
         </w:tc>
         <w:tc>
           <w:tcPr>
-            <w:tcW w:type="dxa" w:w="1500"/>
+            <w:tcW w:w="1500" w:type="dxa"/>
             <w:tcBorders>
-              <w:top w:val="single" w:color="CCCCCC" w:sz="1"/>
-              <w:left w:val="single" w:color="CCCCCC" w:sz="1"/>
-              <w:bottom w:val="single" w:color="CCCCCC" w:sz="1"/>
-              <w:right w:val="single" w:color="CCCCCC" w:sz="1"/>
+              <w:top w:val="single" w:sz="1" w:space="0" w:color="CCCCCC"/>
+              <w:left w:val="single" w:sz="1" w:space="0" w:color="CCCCCC"/>
+              <w:bottom w:val="single" w:sz="1" w:space="0" w:color="CCCCCC"/>
+              <w:right w:val="single" w:sz="1" w:space="0" w:color="CCCCCC"/>
             </w:tcBorders>
             <w:tcMar>
-              <w:top w:type="dxa" w:w="60"/>
-              <w:left w:type="dxa" w:w="100"/>
-              <w:bottom w:type="dxa" w:w="60"/>
-              <w:right w:type="dxa" w:w="100"/>
+              <w:top w:w="60" w:type="dxa"/>
+              <w:left w:w="100" w:type="dxa"/>
+              <w:bottom w:w="60" w:type="dxa"/>
+              <w:right w:w="100" w:type="dxa"/>
             </w:tcMar>
           </w:tcPr>
           <w:p>
             <w:r>
               <w:rPr>
-                <w:b w:val="false"/>
-                <w:bCs w:val="false"/>
                 <w:color w:val="000000"/>
                 <w:sz w:val="18"/>
                 <w:szCs w:val="18"/>
               </w:rPr>
-              <w:t xml:space="preserve">14.6.2026</w:t>
+              <w:t>15.6.2026</w:t>
             </w:r>
           </w:p>
         </w:tc>
         <w:tc>
           <w:tcPr>
-            <w:tcW w:type="dxa" w:w="6960"/>
+            <w:tcW w:w="6960" w:type="dxa"/>
             <w:tcBorders>
-              <w:top w:val="single" w:color="CCCCCC" w:sz="1"/>
-              <w:left w:val="single" w:color="CCCCCC" w:sz="1"/>
-              <w:bottom w:val="single" w:color="CCCCCC" w:sz="1"/>
-              <w:right w:val="single" w:color="CCCCCC" w:sz="1"/>
+              <w:top w:val="single" w:sz="1" w:space="0" w:color="CCCCCC"/>
+              <w:left w:val="single" w:sz="1" w:space="0" w:color="CCCCCC"/>
+              <w:bottom w:val="single" w:sz="1" w:space="0" w:color="CCCCCC"/>
+              <w:right w:val="single" w:sz="1" w:space="0" w:color="CCCCCC"/>
             </w:tcBorders>
             <w:tcMar>
-              <w:top w:type="dxa" w:w="60"/>
-              <w:left w:type="dxa" w:w="100"/>
-              <w:bottom w:type="dxa" w:w="60"/>
-              <w:right w:type="dxa" w:w="100"/>
+              <w:top w:w="60" w:type="dxa"/>
+              <w:left w:w="100" w:type="dxa"/>
+              <w:bottom w:w="60" w:type="dxa"/>
+              <w:right w:w="100" w:type="dxa"/>
             </w:tcMar>
           </w:tcPr>
           <w:p>
             <w:r>
               <w:rPr>
-                <w:b w:val="false"/>
-                <w:bCs w:val="false"/>
                 <w:color w:val="000000"/>
                 <w:sz w:val="18"/>
                 <w:szCs w:val="18"/>
               </w:rPr>
-              <w:t xml:space="preserve">PDF BK: barvni roki izteka (rdeče/oranžno/rumeno) z legendo. Operaterji: gumb za urejanje (✎).</w:t>
+              <w:t>Quick Share / sinhronizacija: združevanje zaloge po EPC (pravi unikat RFID) — brez izgubljenih ali podvojenih kosov.</w:t>
             </w:r>
           </w:p>
         </w:tc>
       </w:tr>
       <w:tr>
+        <w:tblPrEx>
+          <w:tblCellMar>
+            <w:top w:w="0" w:type="dxa"/>
+            <w:bottom w:w="0" w:type="dxa"/>
+          </w:tblCellMar>
+        </w:tblPrEx>
         <w:tc>
           <w:tcPr>
-            <w:tcW w:type="dxa" w:w="900"/>
+            <w:tcW w:w="900" w:type="dxa"/>
             <w:tcBorders>
-              <w:top w:val="single" w:color="CCCCCC" w:sz="1"/>
-              <w:left w:val="single" w:color="CCCCCC" w:sz="1"/>
-              <w:bottom w:val="single" w:color="CCCCCC" w:sz="1"/>
-              <w:right w:val="single" w:color="CCCCCC" w:sz="1"/>
+              <w:top w:val="single" w:sz="1" w:space="0" w:color="CCCCCC"/>
+              <w:left w:val="single" w:sz="1" w:space="0" w:color="CCCCCC"/>
+              <w:bottom w:val="single" w:sz="1" w:space="0" w:color="CCCCCC"/>
+              <w:right w:val="single" w:sz="1" w:space="0" w:color="CCCCCC"/>
             </w:tcBorders>
             <w:tcMar>
-              <w:top w:type="dxa" w:w="60"/>
-              <w:left w:type="dxa" w:w="100"/>
-              <w:bottom w:type="dxa" w:w="60"/>
-              <w:right w:type="dxa" w:w="100"/>
+              <w:top w:w="60" w:type="dxa"/>
+              <w:left w:w="100" w:type="dxa"/>
+              <w:bottom w:w="60" w:type="dxa"/>
+              <w:right w:w="100" w:type="dxa"/>
             </w:tcMar>
           </w:tcPr>
           <w:p>
             <w:r>
               <w:rPr>
-                <w:b w:val="false"/>
-                <w:bCs w:val="false"/>
                 <w:color w:val="000000"/>
                 <w:sz w:val="18"/>
                 <w:szCs w:val="18"/>
               </w:rPr>
-              <w:t xml:space="preserve">111</w:t>
+              <w:t>112</w:t>
             </w:r>
           </w:p>
         </w:tc>
         <w:tc>
           <w:tcPr>
-            <w:tcW w:type="dxa" w:w="1500"/>
+            <w:tcW w:w="1500" w:type="dxa"/>
             <w:tcBorders>
-              <w:top w:val="single" w:color="CCCCCC" w:sz="1"/>
-              <w:left w:val="single" w:color="CCCCCC" w:sz="1"/>
-              <w:bottom w:val="single" w:color="CCCCCC" w:sz="1"/>
-              <w:right w:val="single" w:color="CCCCCC" w:sz="1"/>
+              <w:top w:val="single" w:sz="1" w:space="0" w:color="CCCCCC"/>
+              <w:left w:val="single" w:sz="1" w:space="0" w:color="CCCCCC"/>
+              <w:bottom w:val="single" w:sz="1" w:space="0" w:color="CCCCCC"/>
+              <w:right w:val="single" w:sz="1" w:space="0" w:color="CCCCCC"/>
             </w:tcBorders>
             <w:tcMar>
-              <w:top w:type="dxa" w:w="60"/>
-              <w:left w:type="dxa" w:w="100"/>
-              <w:bottom w:type="dxa" w:w="60"/>
-              <w:right w:type="dxa" w:w="100"/>
+              <w:top w:w="60" w:type="dxa"/>
+              <w:left w:w="100" w:type="dxa"/>
+              <w:bottom w:w="60" w:type="dxa"/>
+              <w:right w:w="100" w:type="dxa"/>
             </w:tcMar>
           </w:tcPr>
           <w:p>
             <w:r>
               <w:rPr>
-                <w:b w:val="false"/>
-                <w:bCs w:val="false"/>
                 <w:color w:val="000000"/>
                 <w:sz w:val="18"/>
                 <w:szCs w:val="18"/>
               </w:rPr>
-              <w:t xml:space="preserve">14.6.2026</w:t>
+              <w:t>14.6.2026</w:t>
             </w:r>
           </w:p>
         </w:tc>
         <w:tc>
           <w:tcPr>
-            <w:tcW w:type="dxa" w:w="6960"/>
+            <w:tcW w:w="6960" w:type="dxa"/>
             <w:tcBorders>
-              <w:top w:val="single" w:color="CCCCCC" w:sz="1"/>
-              <w:left w:val="single" w:color="CCCCCC" w:sz="1"/>
-              <w:bottom w:val="single" w:color="CCCCCC" w:sz="1"/>
-              <w:right w:val="single" w:color="CCCCCC" w:sz="1"/>
+              <w:top w:val="single" w:sz="1" w:space="0" w:color="CCCCCC"/>
+              <w:left w:val="single" w:sz="1" w:space="0" w:color="CCCCCC"/>
+              <w:bottom w:val="single" w:sz="1" w:space="0" w:color="CCCCCC"/>
+              <w:right w:val="single" w:sz="1" w:space="0" w:color="CCCCCC"/>
             </w:tcBorders>
             <w:tcMar>
-              <w:top w:type="dxa" w:w="60"/>
-              <w:left w:type="dxa" w:w="100"/>
-              <w:bottom w:type="dxa" w:w="60"/>
-              <w:right w:type="dxa" w:w="100"/>
+              <w:top w:w="60" w:type="dxa"/>
+              <w:left w:w="100" w:type="dxa"/>
+              <w:bottom w:w="60" w:type="dxa"/>
+              <w:right w:w="100" w:type="dxa"/>
             </w:tcMar>
           </w:tcPr>
           <w:p>
             <w:r>
               <w:rPr>
-                <w:b w:val="false"/>
-                <w:bCs w:val="false"/>
                 <w:color w:val="000000"/>
                 <w:sz w:val="18"/>
                 <w:szCs w:val="18"/>
               </w:rPr>
-              <w:t xml:space="preserve">Vgrajen imenik 129 operaterjev. PDF dialog: številčnica (PIN) + skeniranje matične; izpis imena.</w:t>
+              <w:t>PDF BK: barvni roki izteka (rdeče/oranžno/rumeno) z legendo. Operaterji: gumb za urejanje (✎).</w:t>
             </w:r>
           </w:p>
         </w:tc>
       </w:tr>
       <w:tr>
+        <w:tblPrEx>
+          <w:tblCellMar>
+            <w:top w:w="0" w:type="dxa"/>
+            <w:bottom w:w="0" w:type="dxa"/>
+          </w:tblCellMar>
+        </w:tblPrEx>
         <w:tc>
           <w:tcPr>
-            <w:tcW w:type="dxa" w:w="900"/>
+            <w:tcW w:w="900" w:type="dxa"/>
             <w:tcBorders>
-              <w:top w:val="single" w:color="CCCCCC" w:sz="1"/>
-              <w:left w:val="single" w:color="CCCCCC" w:sz="1"/>
-              <w:bottom w:val="single" w:color="CCCCCC" w:sz="1"/>
-              <w:right w:val="single" w:color="CCCCCC" w:sz="1"/>
+              <w:top w:val="single" w:sz="1" w:space="0" w:color="CCCCCC"/>
+              <w:left w:val="single" w:sz="1" w:space="0" w:color="CCCCCC"/>
+              <w:bottom w:val="single" w:sz="1" w:space="0" w:color="CCCCCC"/>
+              <w:right w:val="single" w:sz="1" w:space="0" w:color="CCCCCC"/>
             </w:tcBorders>
             <w:tcMar>
-              <w:top w:type="dxa" w:w="60"/>
-              <w:left w:type="dxa" w:w="100"/>
-              <w:bottom w:type="dxa" w:w="60"/>
-              <w:right w:type="dxa" w:w="100"/>
+              <w:top w:w="60" w:type="dxa"/>
+              <w:left w:w="100" w:type="dxa"/>
+              <w:bottom w:w="60" w:type="dxa"/>
+              <w:right w:w="100" w:type="dxa"/>
             </w:tcMar>
           </w:tcPr>
           <w:p>
             <w:r>
               <w:rPr>
-                <w:b w:val="false"/>
-                <w:bCs w:val="false"/>
                 <w:color w:val="000000"/>
                 <w:sz w:val="18"/>
                 <w:szCs w:val="18"/>
               </w:rPr>
-              <w:t xml:space="preserve">110</w:t>
+              <w:t>111</w:t>
             </w:r>
           </w:p>
         </w:tc>
         <w:tc>
           <w:tcPr>
-            <w:tcW w:type="dxa" w:w="1500"/>
+            <w:tcW w:w="1500" w:type="dxa"/>
             <w:tcBorders>
-              <w:top w:val="single" w:color="CCCCCC" w:sz="1"/>
-              <w:left w:val="single" w:color="CCCCCC" w:sz="1"/>
-              <w:bottom w:val="single" w:color="CCCCCC" w:sz="1"/>
-              <w:right w:val="single" w:color="CCCCCC" w:sz="1"/>
+              <w:top w:val="single" w:sz="1" w:space="0" w:color="CCCCCC"/>
+              <w:left w:val="single" w:sz="1" w:space="0" w:color="CCCCCC"/>
+              <w:bottom w:val="single" w:sz="1" w:space="0" w:color="CCCCCC"/>
+              <w:right w:val="single" w:sz="1" w:space="0" w:color="CCCCCC"/>
             </w:tcBorders>
             <w:tcMar>
-              <w:top w:type="dxa" w:w="60"/>
-              <w:left w:type="dxa" w:w="100"/>
-              <w:bottom w:type="dxa" w:w="60"/>
-              <w:right w:type="dxa" w:w="100"/>
+              <w:top w:w="60" w:type="dxa"/>
+              <w:left w:w="100" w:type="dxa"/>
+              <w:bottom w:w="60" w:type="dxa"/>
+              <w:right w:w="100" w:type="dxa"/>
             </w:tcMar>
           </w:tcPr>
           <w:p>
             <w:r>
               <w:rPr>
-                <w:b w:val="false"/>
-                <w:bCs w:val="false"/>
                 <w:color w:val="000000"/>
                 <w:sz w:val="18"/>
                 <w:szCs w:val="18"/>
               </w:rPr>
-              <w:t xml:space="preserve">14.6.2026</w:t>
+              <w:t>14.6.2026</w:t>
             </w:r>
           </w:p>
         </w:tc>
         <w:tc>
           <w:tcPr>
-            <w:tcW w:type="dxa" w:w="6960"/>
+            <w:tcW w:w="6960" w:type="dxa"/>
             <w:tcBorders>
-              <w:top w:val="single" w:color="CCCCCC" w:sz="1"/>
-              <w:left w:val="single" w:color="CCCCCC" w:sz="1"/>
-              <w:bottom w:val="single" w:color="CCCCCC" w:sz="1"/>
-              <w:right w:val="single" w:color="CCCCCC" w:sz="1"/>
+              <w:top w:val="single" w:sz="1" w:space="0" w:color="CCCCCC"/>
+              <w:left w:val="single" w:sz="1" w:space="0" w:color="CCCCCC"/>
+              <w:bottom w:val="single" w:sz="1" w:space="0" w:color="CCCCCC"/>
+              <w:right w:val="single" w:sz="1" w:space="0" w:color="CCCCCC"/>
             </w:tcBorders>
             <w:tcMar>
-              <w:top w:type="dxa" w:w="60"/>
-              <w:left w:type="dxa" w:w="100"/>
-              <w:bottom w:type="dxa" w:w="60"/>
-              <w:right w:type="dxa" w:w="100"/>
+              <w:top w:w="60" w:type="dxa"/>
+              <w:left w:w="100" w:type="dxa"/>
+              <w:bottom w:w="60" w:type="dxa"/>
+              <w:right w:w="100" w:type="dxa"/>
             </w:tcMar>
           </w:tcPr>
           <w:p>
             <w:r>
               <w:rPr>
-                <w:b w:val="false"/>
-                <w:bCs w:val="false"/>
                 <w:color w:val="000000"/>
                 <w:sz w:val="18"/>
                 <w:szCs w:val="18"/>
               </w:rPr>
-              <w:t xml:space="preserve">Sprejem brez RFID/SN (ročno) za artikle brez oznake. Gumb “Počisti vnos”.</w:t>
+              <w:t>Vgrajen imenik 129 operaterjev. PDF dialog: številčnica (PIN) + skeniranje matične; izpis imena.</w:t>
             </w:r>
           </w:p>
         </w:tc>
       </w:tr>
       <w:tr>
+        <w:tblPrEx>
+          <w:tblCellMar>
+            <w:top w:w="0" w:type="dxa"/>
+            <w:bottom w:w="0" w:type="dxa"/>
+          </w:tblCellMar>
+        </w:tblPrEx>
         <w:tc>
           <w:tcPr>
-            <w:tcW w:type="dxa" w:w="900"/>
+            <w:tcW w:w="900" w:type="dxa"/>
             <w:tcBorders>
-              <w:top w:val="single" w:color="CCCCCC" w:sz="1"/>
-              <w:left w:val="single" w:color="CCCCCC" w:sz="1"/>
-              <w:bottom w:val="single" w:color="CCCCCC" w:sz="1"/>
-              <w:right w:val="single" w:color="CCCCCC" w:sz="1"/>
+              <w:top w:val="single" w:sz="1" w:space="0" w:color="CCCCCC"/>
+              <w:left w:val="single" w:sz="1" w:space="0" w:color="CCCCCC"/>
+              <w:bottom w:val="single" w:sz="1" w:space="0" w:color="CCCCCC"/>
+              <w:right w:val="single" w:sz="1" w:space="0" w:color="CCCCCC"/>
             </w:tcBorders>
             <w:tcMar>
-              <w:top w:type="dxa" w:w="60"/>
-              <w:left w:type="dxa" w:w="100"/>
-              <w:bottom w:type="dxa" w:w="60"/>
-              <w:right w:type="dxa" w:w="100"/>
+              <w:top w:w="60" w:type="dxa"/>
+              <w:left w:w="100" w:type="dxa"/>
+              <w:bottom w:w="60" w:type="dxa"/>
+              <w:right w:w="100" w:type="dxa"/>
             </w:tcMar>
           </w:tcPr>
           <w:p>
             <w:r>
               <w:rPr>
-                <w:b w:val="false"/>
-                <w:bCs w:val="false"/>
                 <w:color w:val="000000"/>
                 <w:sz w:val="18"/>
                 <w:szCs w:val="18"/>
               </w:rPr>
-              <w:t xml:space="preserve">109</w:t>
+              <w:t>110</w:t>
             </w:r>
           </w:p>
         </w:tc>
         <w:tc>
           <w:tcPr>
-            <w:tcW w:type="dxa" w:w="1500"/>
+            <w:tcW w:w="1500" w:type="dxa"/>
             <w:tcBorders>
-              <w:top w:val="single" w:color="CCCCCC" w:sz="1"/>
-              <w:left w:val="single" w:color="CCCCCC" w:sz="1"/>
-              <w:bottom w:val="single" w:color="CCCCCC" w:sz="1"/>
-              <w:right w:val="single" w:color="CCCCCC" w:sz="1"/>
+              <w:top w:val="single" w:sz="1" w:space="0" w:color="CCCCCC"/>
+              <w:left w:val="single" w:sz="1" w:space="0" w:color="CCCCCC"/>
+              <w:bottom w:val="single" w:sz="1" w:space="0" w:color="CCCCCC"/>
+              <w:right w:val="single" w:sz="1" w:space="0" w:color="CCCCCC"/>
             </w:tcBorders>
             <w:tcMar>
-              <w:top w:type="dxa" w:w="60"/>
-              <w:left w:type="dxa" w:w="100"/>
-              <w:bottom w:type="dxa" w:w="60"/>
-              <w:right w:type="dxa" w:w="100"/>
+              <w:top w:w="60" w:type="dxa"/>
+              <w:left w:w="100" w:type="dxa"/>
+              <w:bottom w:w="60" w:type="dxa"/>
+              <w:right w:w="100" w:type="dxa"/>
             </w:tcMar>
           </w:tcPr>
           <w:p>
             <w:r>
               <w:rPr>
-                <w:b w:val="false"/>
-                <w:bCs w:val="false"/>
                 <w:color w:val="000000"/>
                 <w:sz w:val="18"/>
                 <w:szCs w:val="18"/>
               </w:rPr>
-              <w:t xml:space="preserve">14.6.2026</w:t>
+              <w:t>14.6.2026</w:t>
             </w:r>
           </w:p>
         </w:tc>
         <w:tc>
           <w:tcPr>
-            <w:tcW w:type="dxa" w:w="6960"/>
+            <w:tcW w:w="6960" w:type="dxa"/>
             <w:tcBorders>
-              <w:top w:val="single" w:color="CCCCCC" w:sz="1"/>
-              <w:left w:val="single" w:color="CCCCCC" w:sz="1"/>
-              <w:bottom w:val="single" w:color="CCCCCC" w:sz="1"/>
-              <w:right w:val="single" w:color="CCCCCC" w:sz="1"/>
+              <w:top w:val="single" w:sz="1" w:space="0" w:color="CCCCCC"/>
+              <w:left w:val="single" w:sz="1" w:space="0" w:color="CCCCCC"/>
+              <w:bottom w:val="single" w:sz="1" w:space="0" w:color="CCCCCC"/>
+              <w:right w:val="single" w:sz="1" w:space="0" w:color="CCCCCC"/>
             </w:tcBorders>
             <w:tcMar>
-              <w:top w:type="dxa" w:w="60"/>
-              <w:left w:type="dxa" w:w="100"/>
-              <w:bottom w:type="dxa" w:w="60"/>
-              <w:right w:type="dxa" w:w="100"/>
+              <w:top w:w="60" w:type="dxa"/>
+              <w:left w:w="100" w:type="dxa"/>
+              <w:bottom w:w="60" w:type="dxa"/>
+              <w:right w:w="100" w:type="dxa"/>
             </w:tcMar>
           </w:tcPr>
           <w:p>
             <w:r>
               <w:rPr>
-                <w:b w:val="false"/>
-                <w:bCs w:val="false"/>
                 <w:color w:val="000000"/>
                 <w:sz w:val="18"/>
                 <w:szCs w:val="18"/>
               </w:rPr>
-              <w:t xml:space="preserve">Operaterji + podpis PDF (matična → ime “Pripravil”). Datum pregleda z uro.</w:t>
+              <w:t>Sprejem brez RFID/SN (ročno) za artikle brez oznake. Gumb “Počisti vnos”.</w:t>
             </w:r>
           </w:p>
         </w:tc>
       </w:tr>
       <w:tr>
+        <w:tblPrEx>
+          <w:tblCellMar>
+            <w:top w:w="0" w:type="dxa"/>
+            <w:bottom w:w="0" w:type="dxa"/>
+          </w:tblCellMar>
+        </w:tblPrEx>
         <w:tc>
           <w:tcPr>
-            <w:tcW w:type="dxa" w:w="900"/>
+            <w:tcW w:w="900" w:type="dxa"/>
             <w:tcBorders>
-              <w:top w:val="single" w:color="CCCCCC" w:sz="1"/>
-              <w:left w:val="single" w:color="CCCCCC" w:sz="1"/>
-              <w:bottom w:val="single" w:color="CCCCCC" w:sz="1"/>
-              <w:right w:val="single" w:color="CCCCCC" w:sz="1"/>
+              <w:top w:val="single" w:sz="1" w:space="0" w:color="CCCCCC"/>
+              <w:left w:val="single" w:sz="1" w:space="0" w:color="CCCCCC"/>
+              <w:bottom w:val="single" w:sz="1" w:space="0" w:color="CCCCCC"/>
+              <w:right w:val="single" w:sz="1" w:space="0" w:color="CCCCCC"/>
             </w:tcBorders>
             <w:tcMar>
-              <w:top w:type="dxa" w:w="60"/>
-              <w:left w:type="dxa" w:w="100"/>
-              <w:bottom w:type="dxa" w:w="60"/>
-              <w:right w:type="dxa" w:w="100"/>
+              <w:top w:w="60" w:type="dxa"/>
+              <w:left w:w="100" w:type="dxa"/>
+              <w:bottom w:w="60" w:type="dxa"/>
+              <w:right w:w="100" w:type="dxa"/>
             </w:tcMar>
           </w:tcPr>
           <w:p>
             <w:r>
               <w:rPr>
-                <w:b w:val="false"/>
-                <w:bCs w:val="false"/>
                 <w:color w:val="000000"/>
                 <w:sz w:val="18"/>
                 <w:szCs w:val="18"/>
               </w:rPr>
-              <w:t xml:space="preserve">108</w:t>
+              <w:t>109</w:t>
             </w:r>
           </w:p>
         </w:tc>
         <w:tc>
           <w:tcPr>
-            <w:tcW w:type="dxa" w:w="1500"/>
+            <w:tcW w:w="1500" w:type="dxa"/>
             <w:tcBorders>
-              <w:top w:val="single" w:color="CCCCCC" w:sz="1"/>
-              <w:left w:val="single" w:color="CCCCCC" w:sz="1"/>
-              <w:bottom w:val="single" w:color="CCCCCC" w:sz="1"/>
-              <w:right w:val="single" w:color="CCCCCC" w:sz="1"/>
+              <w:top w:val="single" w:sz="1" w:space="0" w:color="CCCCCC"/>
+              <w:left w:val="single" w:sz="1" w:space="0" w:color="CCCCCC"/>
+              <w:bottom w:val="single" w:sz="1" w:space="0" w:color="CCCCCC"/>
+              <w:right w:val="single" w:sz="1" w:space="0" w:color="CCCCCC"/>
             </w:tcBorders>
             <w:tcMar>
-              <w:top w:type="dxa" w:w="60"/>
-              <w:left w:type="dxa" w:w="100"/>
-              <w:bottom w:type="dxa" w:w="60"/>
-              <w:right w:type="dxa" w:w="100"/>
+              <w:top w:w="60" w:type="dxa"/>
+              <w:left w:w="100" w:type="dxa"/>
+              <w:bottom w:w="60" w:type="dxa"/>
+              <w:right w:w="100" w:type="dxa"/>
             </w:tcMar>
           </w:tcPr>
           <w:p>
             <w:r>
               <w:rPr>
-                <w:b w:val="false"/>
-                <w:bCs w:val="false"/>
                 <w:color w:val="000000"/>
                 <w:sz w:val="18"/>
                 <w:szCs w:val="18"/>
               </w:rPr>
-              <w:t xml:space="preserve">14.6.2026</w:t>
+              <w:t>14.6.2026</w:t>
             </w:r>
           </w:p>
         </w:tc>
         <w:tc>
           <w:tcPr>
-            <w:tcW w:type="dxa" w:w="6960"/>
+            <w:tcW w:w="6960" w:type="dxa"/>
             <w:tcBorders>
-              <w:top w:val="single" w:color="CCCCCC" w:sz="1"/>
-              <w:left w:val="single" w:color="CCCCCC" w:sz="1"/>
-              <w:bottom w:val="single" w:color="CCCCCC" w:sz="1"/>
-              <w:right w:val="single" w:color="CCCCCC" w:sz="1"/>
+              <w:top w:val="single" w:sz="1" w:space="0" w:color="CCCCCC"/>
+              <w:left w:val="single" w:sz="1" w:space="0" w:color="CCCCCC"/>
+              <w:bottom w:val="single" w:sz="1" w:space="0" w:color="CCCCCC"/>
+              <w:right w:val="single" w:sz="1" w:space="0" w:color="CCCCCC"/>
             </w:tcBorders>
             <w:tcMar>
-              <w:top w:type="dxa" w:w="60"/>
-              <w:left w:type="dxa" w:w="100"/>
-              <w:bottom w:type="dxa" w:w="60"/>
-              <w:right w:type="dxa" w:w="100"/>
+              <w:top w:w="60" w:type="dxa"/>
+              <w:left w:w="100" w:type="dxa"/>
+              <w:bottom w:w="60" w:type="dxa"/>
+              <w:right w:w="100" w:type="dxa"/>
             </w:tcMar>
           </w:tcPr>
           <w:p>
             <w:r>
               <w:rPr>
-                <w:b w:val="false"/>
-                <w:bCs w:val="false"/>
                 <w:color w:val="000000"/>
                 <w:sz w:val="18"/>
                 <w:szCs w:val="18"/>
               </w:rPr>
-              <w:t xml:space="preserve">Gumb PDF BK: tedensko PDF poročilo zaloge kontrol in kalibratorjev.</w:t>
+              <w:t>Operaterji + podpis PDF (matična → ime “Pripravil”). Datum pregleda z uro.</w:t>
+            </w:r>
+          </w:p>
+        </w:tc>
+      </w:tr>
+      <w:tr>
+        <w:tblPrEx>
+          <w:tblCellMar>
+            <w:top w:w="0" w:type="dxa"/>
+            <w:bottom w:w="0" w:type="dxa"/>
+          </w:tblCellMar>
+        </w:tblPrEx>
+        <w:tc>
+          <w:tcPr>
+            <w:tcW w:w="900" w:type="dxa"/>
+            <w:tcBorders>
+              <w:top w:val="single" w:sz="1" w:space="0" w:color="CCCCCC"/>
+              <w:left w:val="single" w:sz="1" w:space="0" w:color="CCCCCC"/>
+              <w:bottom w:val="single" w:sz="1" w:space="0" w:color="CCCCCC"/>
+              <w:right w:val="single" w:sz="1" w:space="0" w:color="CCCCCC"/>
+            </w:tcBorders>
+            <w:tcMar>
+              <w:top w:w="60" w:type="dxa"/>
+              <w:left w:w="100" w:type="dxa"/>
+              <w:bottom w:w="60" w:type="dxa"/>
+              <w:right w:w="100" w:type="dxa"/>
+            </w:tcMar>
+          </w:tcPr>
+          <w:p>
+            <w:r>
+              <w:rPr>
+                <w:color w:val="000000"/>
+                <w:sz w:val="18"/>
+                <w:szCs w:val="18"/>
+              </w:rPr>
+              <w:t>108</w:t>
+            </w:r>
+          </w:p>
+        </w:tc>
+        <w:tc>
+          <w:tcPr>
+            <w:tcW w:w="1500" w:type="dxa"/>
+            <w:tcBorders>
+              <w:top w:val="single" w:sz="1" w:space="0" w:color="CCCCCC"/>
+              <w:left w:val="single" w:sz="1" w:space="0" w:color="CCCCCC"/>
+              <w:bottom w:val="single" w:sz="1" w:space="0" w:color="CCCCCC"/>
+              <w:right w:val="single" w:sz="1" w:space="0" w:color="CCCCCC"/>
+            </w:tcBorders>
+            <w:tcMar>
+              <w:top w:w="60" w:type="dxa"/>
+              <w:left w:w="100" w:type="dxa"/>
+              <w:bottom w:w="60" w:type="dxa"/>
+              <w:right w:w="100" w:type="dxa"/>
+            </w:tcMar>
+          </w:tcPr>
+          <w:p>
+            <w:r>
+              <w:rPr>
+                <w:color w:val="000000"/>
+                <w:sz w:val="18"/>
+                <w:szCs w:val="18"/>
+              </w:rPr>
+              <w:t>14.6.2026</w:t>
+            </w:r>
+          </w:p>
+        </w:tc>
+        <w:tc>
+          <w:tcPr>
+            <w:tcW w:w="6960" w:type="dxa"/>
+            <w:tcBorders>
+              <w:top w:val="single" w:sz="1" w:space="0" w:color="CCCCCC"/>
+              <w:left w:val="single" w:sz="1" w:space="0" w:color="CCCCCC"/>
+              <w:bottom w:val="single" w:sz="1" w:space="0" w:color="CCCCCC"/>
+              <w:right w:val="single" w:sz="1" w:space="0" w:color="CCCCCC"/>
+            </w:tcBorders>
+            <w:tcMar>
+              <w:top w:w="60" w:type="dxa"/>
+              <w:left w:w="100" w:type="dxa"/>
+              <w:bottom w:w="60" w:type="dxa"/>
+              <w:right w:w="100" w:type="dxa"/>
+            </w:tcMar>
+          </w:tcPr>
+          <w:p>
+            <w:r>
+              <w:rPr>
+                <w:color w:val="000000"/>
+                <w:sz w:val="18"/>
+                <w:szCs w:val="18"/>
+              </w:rPr>
+              <w:t>Gumb PDF BK: tedensko PDF poročilo zaloge kontrol in kalibratorjev.</w:t>
             </w:r>
           </w:p>
         </w:tc>
@@ -2326,38 +4308,25 @@
           <w:sz w:val="18"/>
           <w:szCs w:val="18"/>
         </w:rPr>
-        <w:t xml:space="preserve">Dokument se posodablja ob vsaki nadgradnji aplikacije (zadnja: Build 112, 14.6.2026).</w:t>
+        <w:t>Dokument se posodablja ob vsaki nadgradnji aplikacije (zadnja: Build 113, 15.6.2026).</w:t>
       </w:r>
     </w:p>
     <w:sectPr>
-      <w:headerReference w:type="default" r:id="rId7"/>
-      <w:footerReference w:type="default" r:id="rId8"/>
-      <w:pgSz w:w="11906" w:h="16838" w:orient="portrait"/>
+      <w:headerReference w:type="default" r:id="rId16"/>
+      <w:footerReference w:type="default" r:id="rId17"/>
+      <w:pgSz w:w="11906" w:h="16838"/>
       <w:pgMar w:top="1200" w:right="1200" w:bottom="1200" w:left="1200" w:header="708" w:footer="708" w:gutter="0"/>
-      <w:pgNumType/>
+      <w:cols w:space="708"/>
       <w:docGrid w:linePitch="360"/>
     </w:sectPr>
   </w:body>
 </w:document>
 </file>
 
-<file path=word/comments.xml><?xml version="1.0" encoding="utf-8"?>
-<w:comments xmlns:cx="http://schemas.microsoft.com/office/drawing/2014/chartex" xmlns:cx1="http://schemas.microsoft.com/office/drawing/2015/9/8/chartex" xmlns:cx2="http://schemas.microsoft.com/office/drawing/2015/10/21/chartex" xmlns:cx3="http://schemas.microsoft.com/office/drawing/2016/5/9/chartex" xmlns:cx4="http://schemas.microsoft.com/office/drawing/2016/5/10/chartex" xmlns:cx5="http://schemas.microsoft.com/office/drawing/2016/5/11/chartex" xmlns:cx6="http://schemas.microsoft.com/office/drawing/2016/5/12/chartex" xmlns:cx7="http://schemas.microsoft.com/office/drawing/2016/5/13/chartex" xmlns:cx8="http://schemas.microsoft.com/office/drawing/2016/5/14/chartex" xmlns:mc="http://schemas.openxmlformats.org/markup-compatibility/2006" xmlns:aink="http://schemas.microsoft.com/office/drawing/2016/ink" xmlns:am3d="http://schemas.microsoft.com/office/drawing/2017/model3d" xmlns:o="urn:schemas-microsoft-com:office:office" xmlns:r="http://schemas.openxmlformats.org/officeDocument/2006/relationships" xmlns:m="http://schemas.openxmlformats.org/officeDocument/2006/math" xmlns:v="urn:schemas-microsoft-com:vml" xmlns:wp14="http://schemas.microsoft.com/office/word/2010/wordprocessingDrawing" xmlns:wp="http://schemas.openxmlformats.org/drawingml/2006/wordprocessingDrawing" xmlns:w10="urn:schemas-microsoft-com:office:word" xmlns:w="http://schemas.openxmlformats.org/wordprocessingml/2006/main" xmlns:w14="http://schemas.microsoft.com/office/word/2010/wordml" xmlns:w15="http://schemas.microsoft.com/office/word/2012/wordml" xmlns:w16cex="http://schemas.microsoft.com/office/word/2018/wordml/cex" xmlns:w16cid="http://schemas.microsoft.com/office/word/2016/wordml/cid" xmlns:w16="http://schemas.microsoft.com/office/word/2018/wordml" xmlns:w16sdtdh="http://schemas.microsoft.com/office/word/2020/wordml/sdtdatahash" xmlns:w16se="http://schemas.microsoft.com/office/word/2015/wordml/symex" xmlns:wpg="http://schemas.microsoft.com/office/word/2010/wordprocessingGroup" xmlns:wpi="http://schemas.microsoft.com/office/word/2010/wordprocessingInk" xmlns:wne="http://schemas.microsoft.com/office/word/2006/wordml" xmlns:wps="http://schemas.microsoft.com/office/word/2010/wordprocessingShape"/>
-</file>
-
 <file path=word/endnotes.xml><?xml version="1.0" encoding="utf-8"?>
-<w:endnotes xmlns:wpc="http://schemas.microsoft.com/office/word/2010/wordprocessingCanvas" xmlns:mc="http://schemas.openxmlformats.org/markup-compatibility/2006" xmlns:o="urn:schemas-microsoft-com:office:office" xmlns:r="http://schemas.openxmlformats.org/officeDocument/2006/relationships" xmlns:m="http://schemas.openxmlformats.org/officeDocument/2006/math" xmlns:v="urn:schemas-microsoft-com:vml" xmlns:wp14="http://schemas.microsoft.com/office/word/2010/wordprocessingDrawing" xmlns:wp="http://schemas.openxmlformats.org/drawingml/2006/wordprocessingDrawing" xmlns:w10="urn:schemas-microsoft-com:office:word" xmlns:w="http://schemas.openxmlformats.org/wordprocessingml/2006/main" xmlns:w14="http://schemas.microsoft.com/office/word/2010/wordml" xmlns:w15="http://schemas.microsoft.com/office/word/2012/wordml" xmlns:wpg="http://schemas.microsoft.com/office/word/2010/wordprocessingGroup" xmlns:wpi="http://schemas.microsoft.com/office/word/2010/wordprocessingInk" xmlns:wne="http://schemas.microsoft.com/office/word/2006/wordml" xmlns:wps="http://schemas.microsoft.com/office/word/2010/wordprocessingShape" mc:Ignorable="w14 w15 wp14">
+<w:endnotes xmlns:wpc="http://schemas.microsoft.com/office/word/2010/wordprocessingCanvas" xmlns:cx="http://schemas.microsoft.com/office/drawing/2014/chartex" xmlns:cx1="http://schemas.microsoft.com/office/drawing/2015/9/8/chartex" xmlns:cx2="http://schemas.microsoft.com/office/drawing/2015/10/21/chartex" xmlns:cx3="http://schemas.microsoft.com/office/drawing/2016/5/9/chartex" xmlns:cx4="http://schemas.microsoft.com/office/drawing/2016/5/10/chartex" xmlns:cx5="http://schemas.microsoft.com/office/drawing/2016/5/11/chartex" xmlns:cx6="http://schemas.microsoft.com/office/drawing/2016/5/12/chartex" xmlns:cx7="http://schemas.microsoft.com/office/drawing/2016/5/13/chartex" xmlns:cx8="http://schemas.microsoft.com/office/drawing/2016/5/14/chartex" xmlns:mc="http://schemas.openxmlformats.org/markup-compatibility/2006" xmlns:aink="http://schemas.microsoft.com/office/drawing/2016/ink" xmlns:am3d="http://schemas.microsoft.com/office/drawing/2017/model3d" xmlns:o="urn:schemas-microsoft-com:office:office" xmlns:oel="http://schemas.microsoft.com/office/2019/extlst" xmlns:r="http://schemas.openxmlformats.org/officeDocument/2006/relationships" xmlns:m="http://schemas.openxmlformats.org/officeDocument/2006/math" xmlns:v="urn:schemas-microsoft-com:vml" xmlns:wp14="http://schemas.microsoft.com/office/word/2010/wordprocessingDrawing" xmlns:wp="http://schemas.openxmlformats.org/drawingml/2006/wordprocessingDrawing" xmlns:w10="urn:schemas-microsoft-com:office:word" xmlns:w="http://schemas.openxmlformats.org/wordprocessingml/2006/main" xmlns:w14="http://schemas.microsoft.com/office/word/2010/wordml" xmlns:w15="http://schemas.microsoft.com/office/word/2012/wordml" xmlns:w16cex="http://schemas.microsoft.com/office/word/2018/wordml/cex" xmlns:w16cid="http://schemas.microsoft.com/office/word/2016/wordml/cid" xmlns:w16="http://schemas.microsoft.com/office/word/2018/wordml" xmlns:w16du="http://schemas.microsoft.com/office/word/2023/wordml/word16du" xmlns:w16sdtdh="http://schemas.microsoft.com/office/word/2020/wordml/sdtdatahash" xmlns:w16sdtfl="http://schemas.microsoft.com/office/word/2024/wordml/sdtformatlock" xmlns:w16se="http://schemas.microsoft.com/office/word/2015/wordml/symex" xmlns:wpg="http://schemas.microsoft.com/office/word/2010/wordprocessingGroup" xmlns:wpi="http://schemas.microsoft.com/office/word/2010/wordprocessingInk" xmlns:wne="http://schemas.microsoft.com/office/word/2006/wordml" xmlns:wps="http://schemas.microsoft.com/office/word/2010/wordprocessingShape" mc:Ignorable="w14 w15 w16se w16cid w16 w16cex w16sdtdh w16sdtfl w16du wp14">
   <w:endnote w:type="separator" w:id="-1">
     <w:p>
-      <w:pPr>
-        <w:spacing w:after="0" w:line="240" w:lineRule="auto"/>
-      </w:pPr>
-      <w:r>
-        <w:rPr>
-          <w:rStyle w:val="EndnoteReference"/>
-        </w:rPr>
-        <w:endnoteRef/>
-      </w:r>
       <w:r>
         <w:separator/>
       </w:r>
@@ -2365,15 +4334,6 @@
   </w:endnote>
   <w:endnote w:type="continuationSeparator" w:id="0">
     <w:p>
-      <w:pPr>
-        <w:spacing w:after="0" w:line="240" w:lineRule="auto"/>
-      </w:pPr>
-      <w:r>
-        <w:rPr>
-          <w:rStyle w:val="EndnoteReference"/>
-        </w:rPr>
-        <w:endnoteRef/>
-      </w:r>
       <w:r>
         <w:continuationSeparator/>
       </w:r>
@@ -2383,7 +4343,7 @@
 </file>
 
 <file path=word/footer1.xml><?xml version="1.0" encoding="utf-8"?>
-<w:ftr xmlns:wpc="http://schemas.microsoft.com/office/word/2010/wordprocessingCanvas" xmlns:mc="http://schemas.openxmlformats.org/markup-compatibility/2006" xmlns:o="urn:schemas-microsoft-com:office:office" xmlns:r="http://schemas.openxmlformats.org/officeDocument/2006/relationships" xmlns:m="http://schemas.openxmlformats.org/officeDocument/2006/math" xmlns:v="urn:schemas-microsoft-com:vml" xmlns:wp14="http://schemas.microsoft.com/office/word/2010/wordprocessingDrawing" xmlns:wp="http://schemas.openxmlformats.org/drawingml/2006/wordprocessingDrawing" xmlns:w10="urn:schemas-microsoft-com:office:word" xmlns:w="http://schemas.openxmlformats.org/wordprocessingml/2006/main" xmlns:w14="http://schemas.microsoft.com/office/word/2010/wordml" xmlns:w15="http://schemas.microsoft.com/office/word/2012/wordml" xmlns:wpg="http://schemas.microsoft.com/office/word/2010/wordprocessingGroup" xmlns:wpi="http://schemas.microsoft.com/office/word/2010/wordprocessingInk" xmlns:wne="http://schemas.microsoft.com/office/word/2006/wordml" xmlns:wps="http://schemas.microsoft.com/office/word/2010/wordprocessingShape">
+<w:ftr xmlns:wpc="http://schemas.microsoft.com/office/word/2010/wordprocessingCanvas" xmlns:cx="http://schemas.microsoft.com/office/drawing/2014/chartex" xmlns:cx1="http://schemas.microsoft.com/office/drawing/2015/9/8/chartex" xmlns:cx2="http://schemas.microsoft.com/office/drawing/2015/10/21/chartex" xmlns:cx3="http://schemas.microsoft.com/office/drawing/2016/5/9/chartex" xmlns:cx4="http://schemas.microsoft.com/office/drawing/2016/5/10/chartex" xmlns:cx5="http://schemas.microsoft.com/office/drawing/2016/5/11/chartex" xmlns:cx6="http://schemas.microsoft.com/office/drawing/2016/5/12/chartex" xmlns:cx7="http://schemas.microsoft.com/office/drawing/2016/5/13/chartex" xmlns:cx8="http://schemas.microsoft.com/office/drawing/2016/5/14/chartex" xmlns:mc="http://schemas.openxmlformats.org/markup-compatibility/2006" xmlns:aink="http://schemas.microsoft.com/office/drawing/2016/ink" xmlns:am3d="http://schemas.microsoft.com/office/drawing/2017/model3d" xmlns:o="urn:schemas-microsoft-com:office:office" xmlns:oel="http://schemas.microsoft.com/office/2019/extlst" xmlns:r="http://schemas.openxmlformats.org/officeDocument/2006/relationships" xmlns:m="http://schemas.openxmlformats.org/officeDocument/2006/math" xmlns:v="urn:schemas-microsoft-com:vml" xmlns:wp14="http://schemas.microsoft.com/office/word/2010/wordprocessingDrawing" xmlns:wp="http://schemas.openxmlformats.org/drawingml/2006/wordprocessingDrawing" xmlns:w10="urn:schemas-microsoft-com:office:word" xmlns:w="http://schemas.openxmlformats.org/wordprocessingml/2006/main" xmlns:w14="http://schemas.microsoft.com/office/word/2010/wordml" xmlns:w15="http://schemas.microsoft.com/office/word/2012/wordml" xmlns:w16cex="http://schemas.microsoft.com/office/word/2018/wordml/cex" xmlns:w16cid="http://schemas.microsoft.com/office/word/2016/wordml/cid" xmlns:w16="http://schemas.microsoft.com/office/word/2018/wordml" xmlns:w16du="http://schemas.microsoft.com/office/word/2023/wordml/word16du" xmlns:w16sdtdh="http://schemas.microsoft.com/office/word/2020/wordml/sdtdatahash" xmlns:w16sdtfl="http://schemas.microsoft.com/office/word/2024/wordml/sdtformatlock" xmlns:w16se="http://schemas.microsoft.com/office/word/2015/wordml/symex" xmlns:wpg="http://schemas.microsoft.com/office/word/2010/wordprocessingGroup" xmlns:wpi="http://schemas.microsoft.com/office/word/2010/wordprocessingInk" xmlns:wne="http://schemas.microsoft.com/office/word/2006/wordml" xmlns:wps="http://schemas.microsoft.com/office/word/2010/wordprocessingShape" mc:Ignorable="w14 w15 w16se w16cid w16 w16cex w16sdtdh w16sdtfl w16du wp14">
   <w:p>
     <w:pPr>
       <w:jc w:val="center"/>
@@ -2403,8 +4363,38 @@
         <w:szCs w:val="16"/>
       </w:rPr>
       <w:fldChar w:fldCharType="begin"/>
-      <w:instrText xml:space="preserve">PAGE</w:instrText>
+    </w:r>
+    <w:r>
+      <w:rPr>
+        <w:color w:val="888888"/>
+        <w:sz w:val="16"/>
+        <w:szCs w:val="16"/>
+      </w:rPr>
+      <w:instrText>PAGE</w:instrText>
+    </w:r>
+    <w:r>
+      <w:rPr>
+        <w:color w:val="888888"/>
+        <w:sz w:val="16"/>
+        <w:szCs w:val="16"/>
+      </w:rPr>
       <w:fldChar w:fldCharType="separate"/>
+    </w:r>
+    <w:r>
+      <w:rPr>
+        <w:noProof/>
+        <w:color w:val="888888"/>
+        <w:sz w:val="16"/>
+        <w:szCs w:val="16"/>
+      </w:rPr>
+      <w:t>1</w:t>
+    </w:r>
+    <w:r>
+      <w:rPr>
+        <w:color w:val="888888"/>
+        <w:sz w:val="16"/>
+        <w:szCs w:val="16"/>
+      </w:rPr>
       <w:fldChar w:fldCharType="end"/>
     </w:r>
     <w:r>
@@ -2422,8 +4412,38 @@
         <w:szCs w:val="16"/>
       </w:rPr>
       <w:fldChar w:fldCharType="begin"/>
-      <w:instrText xml:space="preserve">NUMPAGES</w:instrText>
+    </w:r>
+    <w:r>
+      <w:rPr>
+        <w:color w:val="888888"/>
+        <w:sz w:val="16"/>
+        <w:szCs w:val="16"/>
+      </w:rPr>
+      <w:instrText>NUMPAGES</w:instrText>
+    </w:r>
+    <w:r>
+      <w:rPr>
+        <w:color w:val="888888"/>
+        <w:sz w:val="16"/>
+        <w:szCs w:val="16"/>
+      </w:rPr>
       <w:fldChar w:fldCharType="separate"/>
+    </w:r>
+    <w:r>
+      <w:rPr>
+        <w:noProof/>
+        <w:color w:val="888888"/>
+        <w:sz w:val="16"/>
+        <w:szCs w:val="16"/>
+      </w:rPr>
+      <w:t>2</w:t>
+    </w:r>
+    <w:r>
+      <w:rPr>
+        <w:color w:val="888888"/>
+        <w:sz w:val="16"/>
+        <w:szCs w:val="16"/>
+      </w:rPr>
       <w:fldChar w:fldCharType="end"/>
     </w:r>
   </w:p>
@@ -2431,18 +4451,9 @@
 </file>
 
 <file path=word/footnotes.xml><?xml version="1.0" encoding="utf-8"?>
-<w:footnotes xmlns:wpc="http://schemas.microsoft.com/office/word/2010/wordprocessingCanvas" xmlns:mc="http://schemas.openxmlformats.org/markup-compatibility/2006" xmlns:o="urn:schemas-microsoft-com:office:office" xmlns:r="http://schemas.openxmlformats.org/officeDocument/2006/relationships" xmlns:m="http://schemas.openxmlformats.org/officeDocument/2006/math" xmlns:v="urn:schemas-microsoft-com:vml" xmlns:wp14="http://schemas.microsoft.com/office/word/2010/wordprocessingDrawing" xmlns:wp="http://schemas.openxmlformats.org/drawingml/2006/wordprocessingDrawing" xmlns:w10="urn:schemas-microsoft-com:office:word" xmlns:w="http://schemas.openxmlformats.org/wordprocessingml/2006/main" xmlns:w14="http://schemas.microsoft.com/office/word/2010/wordml" xmlns:w15="http://schemas.microsoft.com/office/word/2012/wordml" xmlns:wpg="http://schemas.microsoft.com/office/word/2010/wordprocessingGroup" xmlns:wpi="http://schemas.microsoft.com/office/word/2010/wordprocessingInk" xmlns:wne="http://schemas.microsoft.com/office/word/2006/wordml" xmlns:wps="http://schemas.microsoft.com/office/word/2010/wordprocessingShape" mc:Ignorable="w14 w15 wp14">
+<w:footnotes xmlns:wpc="http://schemas.microsoft.com/office/word/2010/wordprocessingCanvas" xmlns:cx="http://schemas.microsoft.com/office/drawing/2014/chartex" xmlns:cx1="http://schemas.microsoft.com/office/drawing/2015/9/8/chartex" xmlns:cx2="http://schemas.microsoft.com/office/drawing/2015/10/21/chartex" xmlns:cx3="http://schemas.microsoft.com/office/drawing/2016/5/9/chartex" xmlns:cx4="http://schemas.microsoft.com/office/drawing/2016/5/10/chartex" xmlns:cx5="http://schemas.microsoft.com/office/drawing/2016/5/11/chartex" xmlns:cx6="http://schemas.microsoft.com/office/drawing/2016/5/12/chartex" xmlns:cx7="http://schemas.microsoft.com/office/drawing/2016/5/13/chartex" xmlns:cx8="http://schemas.microsoft.com/office/drawing/2016/5/14/chartex" xmlns:mc="http://schemas.openxmlformats.org/markup-compatibility/2006" xmlns:aink="http://schemas.microsoft.com/office/drawing/2016/ink" xmlns:am3d="http://schemas.microsoft.com/office/drawing/2017/model3d" xmlns:o="urn:schemas-microsoft-com:office:office" xmlns:oel="http://schemas.microsoft.com/office/2019/extlst" xmlns:r="http://schemas.openxmlformats.org/officeDocument/2006/relationships" xmlns:m="http://schemas.openxmlformats.org/officeDocument/2006/math" xmlns:v="urn:schemas-microsoft-com:vml" xmlns:wp14="http://schemas.microsoft.com/office/word/2010/wordprocessingDrawing" xmlns:wp="http://schemas.openxmlformats.org/drawingml/2006/wordprocessingDrawing" xmlns:w10="urn:schemas-microsoft-com:office:word" xmlns:w="http://schemas.openxmlformats.org/wordprocessingml/2006/main" xmlns:w14="http://schemas.microsoft.com/office/word/2010/wordml" xmlns:w15="http://schemas.microsoft.com/office/word/2012/wordml" xmlns:w16cex="http://schemas.microsoft.com/office/word/2018/wordml/cex" xmlns:w16cid="http://schemas.microsoft.com/office/word/2016/wordml/cid" xmlns:w16="http://schemas.microsoft.com/office/word/2018/wordml" xmlns:w16du="http://schemas.microsoft.com/office/word/2023/wordml/word16du" xmlns:w16sdtdh="http://schemas.microsoft.com/office/word/2020/wordml/sdtdatahash" xmlns:w16sdtfl="http://schemas.microsoft.com/office/word/2024/wordml/sdtformatlock" xmlns:w16se="http://schemas.microsoft.com/office/word/2015/wordml/symex" xmlns:wpg="http://schemas.microsoft.com/office/word/2010/wordprocessingGroup" xmlns:wpi="http://schemas.microsoft.com/office/word/2010/wordprocessingInk" xmlns:wne="http://schemas.microsoft.com/office/word/2006/wordml" xmlns:wps="http://schemas.microsoft.com/office/word/2010/wordprocessingShape" mc:Ignorable="w14 w15 w16se w16cid w16 w16cex w16sdtdh w16sdtfl w16du wp14">
   <w:footnote w:type="separator" w:id="-1">
     <w:p>
-      <w:pPr>
-        <w:spacing w:after="0" w:line="240" w:lineRule="auto"/>
-      </w:pPr>
-      <w:r>
-        <w:rPr>
-          <w:rStyle w:val="FootnoteReference"/>
-        </w:rPr>
-        <w:footnoteRef/>
-      </w:r>
       <w:r>
         <w:separator/>
       </w:r>
@@ -2450,15 +4461,6 @@
   </w:footnote>
   <w:footnote w:type="continuationSeparator" w:id="0">
     <w:p>
-      <w:pPr>
-        <w:spacing w:after="0" w:line="240" w:lineRule="auto"/>
-      </w:pPr>
-      <w:r>
-        <w:rPr>
-          <w:rStyle w:val="FootnoteReference"/>
-        </w:rPr>
-        <w:footnoteRef/>
-      </w:r>
       <w:r>
         <w:continuationSeparator/>
       </w:r>
@@ -2468,11 +4470,11 @@
 </file>
 
 <file path=word/header1.xml><?xml version="1.0" encoding="utf-8"?>
-<w:hdr xmlns:wpc="http://schemas.microsoft.com/office/word/2010/wordprocessingCanvas" xmlns:mc="http://schemas.openxmlformats.org/markup-compatibility/2006" xmlns:o="urn:schemas-microsoft-com:office:office" xmlns:r="http://schemas.openxmlformats.org/officeDocument/2006/relationships" xmlns:m="http://schemas.openxmlformats.org/officeDocument/2006/math" xmlns:v="urn:schemas-microsoft-com:vml" xmlns:wp14="http://schemas.microsoft.com/office/word/2010/wordprocessingDrawing" xmlns:wp="http://schemas.openxmlformats.org/drawingml/2006/wordprocessingDrawing" xmlns:w10="urn:schemas-microsoft-com:office:word" xmlns:w="http://schemas.openxmlformats.org/wordprocessingml/2006/main" xmlns:w14="http://schemas.microsoft.com/office/word/2010/wordml" xmlns:w15="http://schemas.microsoft.com/office/word/2012/wordml" xmlns:wpg="http://schemas.microsoft.com/office/word/2010/wordprocessingGroup" xmlns:wpi="http://schemas.microsoft.com/office/word/2010/wordprocessingInk" xmlns:wne="http://schemas.microsoft.com/office/word/2006/wordml" xmlns:wps="http://schemas.microsoft.com/office/word/2010/wordprocessingShape" xmlns:cx="http://schemas.microsoft.com/office/drawing/2014/chartex" xmlns:cx1="http://schemas.microsoft.com/office/drawing/2015/9/8/chartex" xmlns:cx2="http://schemas.microsoft.com/office/drawing/2015/10/21/chartex" xmlns:cx3="http://schemas.microsoft.com/office/drawing/2016/5/9/chartex" xmlns:cx4="http://schemas.microsoft.com/office/drawing/2016/5/10/chartex" xmlns:cx5="http://schemas.microsoft.com/office/drawing/2016/5/11/chartex" xmlns:cx6="http://schemas.microsoft.com/office/drawing/2016/5/12/chartex" xmlns:cx7="http://schemas.microsoft.com/office/drawing/2016/5/13/chartex" xmlns:cx8="http://schemas.microsoft.com/office/drawing/2016/5/14/chartex" xmlns:w16cid="http://schemas.microsoft.com/office/word/2016/wordml/cid" xmlns:w16se="http://schemas.microsoft.com/office/word/2015/wordml/symex">
+<w:hdr xmlns:wpc="http://schemas.microsoft.com/office/word/2010/wordprocessingCanvas" xmlns:cx="http://schemas.microsoft.com/office/drawing/2014/chartex" xmlns:cx1="http://schemas.microsoft.com/office/drawing/2015/9/8/chartex" xmlns:cx2="http://schemas.microsoft.com/office/drawing/2015/10/21/chartex" xmlns:cx3="http://schemas.microsoft.com/office/drawing/2016/5/9/chartex" xmlns:cx4="http://schemas.microsoft.com/office/drawing/2016/5/10/chartex" xmlns:cx5="http://schemas.microsoft.com/office/drawing/2016/5/11/chartex" xmlns:cx6="http://schemas.microsoft.com/office/drawing/2016/5/12/chartex" xmlns:cx7="http://schemas.microsoft.com/office/drawing/2016/5/13/chartex" xmlns:cx8="http://schemas.microsoft.com/office/drawing/2016/5/14/chartex" xmlns:mc="http://schemas.openxmlformats.org/markup-compatibility/2006" xmlns:aink="http://schemas.microsoft.com/office/drawing/2016/ink" xmlns:am3d="http://schemas.microsoft.com/office/drawing/2017/model3d" xmlns:o="urn:schemas-microsoft-com:office:office" xmlns:oel="http://schemas.microsoft.com/office/2019/extlst" xmlns:r="http://schemas.openxmlformats.org/officeDocument/2006/relationships" xmlns:m="http://schemas.openxmlformats.org/officeDocument/2006/math" xmlns:v="urn:schemas-microsoft-com:vml" xmlns:wp14="http://schemas.microsoft.com/office/word/2010/wordprocessingDrawing" xmlns:wp="http://schemas.openxmlformats.org/drawingml/2006/wordprocessingDrawing" xmlns:w10="urn:schemas-microsoft-com:office:word" xmlns:w="http://schemas.openxmlformats.org/wordprocessingml/2006/main" xmlns:w14="http://schemas.microsoft.com/office/word/2010/wordml" xmlns:w15="http://schemas.microsoft.com/office/word/2012/wordml" xmlns:w16cex="http://schemas.microsoft.com/office/word/2018/wordml/cex" xmlns:w16cid="http://schemas.microsoft.com/office/word/2016/wordml/cid" xmlns:w16="http://schemas.microsoft.com/office/word/2018/wordml" xmlns:w16du="http://schemas.microsoft.com/office/word/2023/wordml/word16du" xmlns:w16sdtdh="http://schemas.microsoft.com/office/word/2020/wordml/sdtdatahash" xmlns:w16sdtfl="http://schemas.microsoft.com/office/word/2024/wordml/sdtformatlock" xmlns:w16se="http://schemas.microsoft.com/office/word/2015/wordml/symex" xmlns:wpg="http://schemas.microsoft.com/office/word/2010/wordprocessingGroup" xmlns:wpi="http://schemas.microsoft.com/office/word/2010/wordprocessingInk" xmlns:wne="http://schemas.microsoft.com/office/word/2006/wordml" xmlns:wps="http://schemas.microsoft.com/office/word/2010/wordprocessingShape" mc:Ignorable="w14 w15 w16se w16cid w16 w16cex w16sdtdh w16sdtfl w16du wp14">
   <w:p>
     <w:pPr>
       <w:pBdr>
-        <w:bottom w:val="single" w:color="2E5496" w:sz="4" w:space="4"/>
+        <w:bottom w:val="single" w:sz="4" w:space="4" w:color="2E5496"/>
       </w:pBdr>
       <w:tabs>
         <w:tab w:val="right" w:pos="9506"/>
@@ -2484,7 +4486,7 @@
         <w:sz w:val="16"/>
         <w:szCs w:val="16"/>
       </w:rPr>
-      <w:t xml:space="preserve">Pregled BK – Navodila za uporabo</w:t>
+      <w:t>Pregled BK – Navodila za uporabo</w:t>
     </w:r>
     <w:r>
       <w:rPr>
@@ -2492,17 +4494,20 @@
         <w:sz w:val="16"/>
         <w:szCs w:val="16"/>
       </w:rPr>
-      <w:t xml:space="preserve">	Build 112</w:t>
+      <w:tab/>
+      <w:t>Build 113</w:t>
     </w:r>
   </w:p>
 </w:hdr>
 </file>
 
 <file path=word/numbering.xml><?xml version="1.0" encoding="utf-8"?>
-<w:numbering xmlns:wpc="http://schemas.microsoft.com/office/word/2010/wordprocessingCanvas" xmlns:mc="http://schemas.openxmlformats.org/markup-compatibility/2006" xmlns:o="urn:schemas-microsoft-com:office:office" xmlns:r="http://schemas.openxmlformats.org/officeDocument/2006/relationships" xmlns:m="http://schemas.openxmlformats.org/officeDocument/2006/math" xmlns:v="urn:schemas-microsoft-com:vml" xmlns:wp14="http://schemas.microsoft.com/office/word/2010/wordprocessingDrawing" xmlns:wp="http://schemas.openxmlformats.org/drawingml/2006/wordprocessingDrawing" xmlns:w10="urn:schemas-microsoft-com:office:word" xmlns:w="http://schemas.openxmlformats.org/wordprocessingml/2006/main" xmlns:w14="http://schemas.microsoft.com/office/word/2010/wordml" xmlns:w15="http://schemas.microsoft.com/office/word/2012/wordml" xmlns:wpg="http://schemas.microsoft.com/office/word/2010/wordprocessingGroup" xmlns:wpi="http://schemas.microsoft.com/office/word/2010/wordprocessingInk" xmlns:wne="http://schemas.microsoft.com/office/word/2006/wordml" xmlns:wps="http://schemas.microsoft.com/office/word/2010/wordprocessingShape" mc:Ignorable="w14 w15 wp14">
-  <w:abstractNum w:abstractNumId="1" w15:restartNumberingAfterBreak="0">
+<w:numbering xmlns:wpc="http://schemas.microsoft.com/office/word/2010/wordprocessingCanvas" xmlns:cx="http://schemas.microsoft.com/office/drawing/2014/chartex" xmlns:cx1="http://schemas.microsoft.com/office/drawing/2015/9/8/chartex" xmlns:cx2="http://schemas.microsoft.com/office/drawing/2015/10/21/chartex" xmlns:cx3="http://schemas.microsoft.com/office/drawing/2016/5/9/chartex" xmlns:cx4="http://schemas.microsoft.com/office/drawing/2016/5/10/chartex" xmlns:cx5="http://schemas.microsoft.com/office/drawing/2016/5/11/chartex" xmlns:cx6="http://schemas.microsoft.com/office/drawing/2016/5/12/chartex" xmlns:cx7="http://schemas.microsoft.com/office/drawing/2016/5/13/chartex" xmlns:cx8="http://schemas.microsoft.com/office/drawing/2016/5/14/chartex" xmlns:mc="http://schemas.openxmlformats.org/markup-compatibility/2006" xmlns:aink="http://schemas.microsoft.com/office/drawing/2016/ink" xmlns:am3d="http://schemas.microsoft.com/office/drawing/2017/model3d" xmlns:o="urn:schemas-microsoft-com:office:office" xmlns:oel="http://schemas.microsoft.com/office/2019/extlst" xmlns:r="http://schemas.openxmlformats.org/officeDocument/2006/relationships" xmlns:m="http://schemas.openxmlformats.org/officeDocument/2006/math" xmlns:v="urn:schemas-microsoft-com:vml" xmlns:wp14="http://schemas.microsoft.com/office/word/2010/wordprocessingDrawing" xmlns:wp="http://schemas.openxmlformats.org/drawingml/2006/wordprocessingDrawing" xmlns:w10="urn:schemas-microsoft-com:office:word" xmlns:w="http://schemas.openxmlformats.org/wordprocessingml/2006/main" xmlns:w14="http://schemas.microsoft.com/office/word/2010/wordml" xmlns:w15="http://schemas.microsoft.com/office/word/2012/wordml" xmlns:w16cex="http://schemas.microsoft.com/office/word/2018/wordml/cex" xmlns:w16cid="http://schemas.microsoft.com/office/word/2016/wordml/cid" xmlns:w16="http://schemas.microsoft.com/office/word/2018/wordml" xmlns:w16du="http://schemas.microsoft.com/office/word/2023/wordml/word16du" xmlns:w16sdtdh="http://schemas.microsoft.com/office/word/2020/wordml/sdtdatahash" xmlns:w16sdtfl="http://schemas.microsoft.com/office/word/2024/wordml/sdtformatlock" xmlns:w16se="http://schemas.microsoft.com/office/word/2015/wordml/symex" xmlns:wpg="http://schemas.microsoft.com/office/word/2010/wordprocessingGroup" xmlns:wpi="http://schemas.microsoft.com/office/word/2010/wordprocessingInk" xmlns:wne="http://schemas.microsoft.com/office/word/2006/wordml" xmlns:wps="http://schemas.microsoft.com/office/word/2010/wordprocessingShape" mc:Ignorable="w14 w15 w16se w16cid w16 w16cex w16sdtdh w16sdtfl w16du wp14">
+  <w:abstractNum w:abstractNumId="0" w15:restartNumberingAfterBreak="0">
+    <w:nsid w:val="5398359B"/>
     <w:multiLevelType w:val="hybridMultilevel"/>
-    <w:lvl w:ilvl="0" w15:tentative="1">
+    <w:tmpl w:val="813A1612"/>
+    <w:lvl w:ilvl="0" w:tplc="EF9E2768">
       <w:start w:val="1"/>
       <w:numFmt w:val="bullet"/>
       <w:lvlText w:val="●"/>
@@ -2511,7 +4516,7 @@
         <w:ind w:left="720" w:hanging="360"/>
       </w:pPr>
     </w:lvl>
-    <w:lvl w:ilvl="1" w15:tentative="1">
+    <w:lvl w:ilvl="1" w:tplc="1F7E76E6">
       <w:start w:val="1"/>
       <w:numFmt w:val="bullet"/>
       <w:lvlText w:val="○"/>
@@ -2520,7 +4525,7 @@
         <w:ind w:left="1440" w:hanging="360"/>
       </w:pPr>
     </w:lvl>
-    <w:lvl w:ilvl="2" w15:tentative="1">
+    <w:lvl w:ilvl="2" w:tplc="B2AE63AE">
       <w:start w:val="1"/>
       <w:numFmt w:val="bullet"/>
       <w:lvlText w:val="■"/>
@@ -2529,7 +4534,7 @@
         <w:ind w:left="2160" w:hanging="360"/>
       </w:pPr>
     </w:lvl>
-    <w:lvl w:ilvl="3" w15:tentative="1">
+    <w:lvl w:ilvl="3" w:tplc="78F6F618">
       <w:start w:val="1"/>
       <w:numFmt w:val="bullet"/>
       <w:lvlText w:val="●"/>
@@ -2538,7 +4543,7 @@
         <w:ind w:left="2880" w:hanging="360"/>
       </w:pPr>
     </w:lvl>
-    <w:lvl w:ilvl="4" w15:tentative="1">
+    <w:lvl w:ilvl="4" w:tplc="9F48F964">
       <w:start w:val="1"/>
       <w:numFmt w:val="bullet"/>
       <w:lvlText w:val="○"/>
@@ -2547,7 +4552,7 @@
         <w:ind w:left="3600" w:hanging="360"/>
       </w:pPr>
     </w:lvl>
-    <w:lvl w:ilvl="5" w15:tentative="1">
+    <w:lvl w:ilvl="5" w:tplc="0E124254">
       <w:start w:val="1"/>
       <w:numFmt w:val="bullet"/>
       <w:lvlText w:val="■"/>
@@ -2556,7 +4561,7 @@
         <w:ind w:left="4320" w:hanging="360"/>
       </w:pPr>
     </w:lvl>
-    <w:lvl w:ilvl="6" w15:tentative="1">
+    <w:lvl w:ilvl="6" w:tplc="F3D247AA">
       <w:start w:val="1"/>
       <w:numFmt w:val="bullet"/>
       <w:lvlText w:val="●"/>
@@ -2565,7 +4570,7 @@
         <w:ind w:left="5040" w:hanging="360"/>
       </w:pPr>
     </w:lvl>
-    <w:lvl w:ilvl="7" w15:tentative="1">
+    <w:lvl w:ilvl="7" w:tplc="DCE84280">
       <w:start w:val="1"/>
       <w:numFmt w:val="bullet"/>
       <w:lvlText w:val="●"/>
@@ -2574,7 +4579,7 @@
         <w:ind w:left="5760" w:hanging="360"/>
       </w:pPr>
     </w:lvl>
-    <w:lvl w:ilvl="8" w15:tentative="1">
+    <w:lvl w:ilvl="8" w:tplc="AF1AF8A8">
       <w:start w:val="1"/>
       <w:numFmt w:val="bullet"/>
       <w:lvlText w:val="●"/>
@@ -2584,9 +4589,11 @@
       </w:pPr>
     </w:lvl>
   </w:abstractNum>
-  <w:abstractNum w:abstractNumId="2" w15:restartNumberingAfterBreak="0">
+  <w:abstractNum w:abstractNumId="1" w15:restartNumberingAfterBreak="0">
+    <w:nsid w:val="601B4862"/>
     <w:multiLevelType w:val="hybridMultilevel"/>
-    <w:lvl w:ilvl="0" w15:tentative="1">
+    <w:tmpl w:val="18F00C22"/>
+    <w:lvl w:ilvl="0" w:tplc="E4D4143C">
       <w:start w:val="1"/>
       <w:numFmt w:val="bullet"/>
       <w:lvlText w:val="•"/>
@@ -2595,10 +4602,52 @@
         <w:ind w:left="600" w:hanging="280"/>
       </w:pPr>
     </w:lvl>
+    <w:lvl w:ilvl="1" w:tplc="8E9A3DC8">
+      <w:numFmt w:val="decimal"/>
+      <w:lvlText w:val=""/>
+      <w:lvlJc w:val="left"/>
+    </w:lvl>
+    <w:lvl w:ilvl="2" w:tplc="6BD8B07E">
+      <w:numFmt w:val="decimal"/>
+      <w:lvlText w:val=""/>
+      <w:lvlJc w:val="left"/>
+    </w:lvl>
+    <w:lvl w:ilvl="3" w:tplc="5166143C">
+      <w:numFmt w:val="decimal"/>
+      <w:lvlText w:val=""/>
+      <w:lvlJc w:val="left"/>
+    </w:lvl>
+    <w:lvl w:ilvl="4" w:tplc="943A0AA6">
+      <w:numFmt w:val="decimal"/>
+      <w:lvlText w:val=""/>
+      <w:lvlJc w:val="left"/>
+    </w:lvl>
+    <w:lvl w:ilvl="5" w:tplc="F266CC76">
+      <w:numFmt w:val="decimal"/>
+      <w:lvlText w:val=""/>
+      <w:lvlJc w:val="left"/>
+    </w:lvl>
+    <w:lvl w:ilvl="6" w:tplc="3F8A23A0">
+      <w:numFmt w:val="decimal"/>
+      <w:lvlText w:val=""/>
+      <w:lvlJc w:val="left"/>
+    </w:lvl>
+    <w:lvl w:ilvl="7" w:tplc="36DABEA8">
+      <w:numFmt w:val="decimal"/>
+      <w:lvlText w:val=""/>
+      <w:lvlJc w:val="left"/>
+    </w:lvl>
+    <w:lvl w:ilvl="8" w:tplc="E35A9674">
+      <w:numFmt w:val="decimal"/>
+      <w:lvlText w:val=""/>
+      <w:lvlJc w:val="left"/>
+    </w:lvl>
   </w:abstractNum>
-  <w:abstractNum w:abstractNumId="3" w15:restartNumberingAfterBreak="0">
+  <w:abstractNum w:abstractNumId="2" w15:restartNumberingAfterBreak="0">
+    <w:nsid w:val="680D0054"/>
     <w:multiLevelType w:val="hybridMultilevel"/>
-    <w:lvl w:ilvl="0" w15:tentative="1">
+    <w:tmpl w:val="A8C067DE"/>
+    <w:lvl w:ilvl="0" w:tplc="2A4E7026">
       <w:start w:val="1"/>
       <w:numFmt w:val="decimal"/>
       <w:lvlText w:val="%1."/>
@@ -2607,21 +4656,61 @@
         <w:ind w:left="600" w:hanging="300"/>
       </w:pPr>
     </w:lvl>
+    <w:lvl w:ilvl="1" w:tplc="E5D261BC">
+      <w:numFmt w:val="decimal"/>
+      <w:lvlText w:val=""/>
+      <w:lvlJc w:val="left"/>
+    </w:lvl>
+    <w:lvl w:ilvl="2" w:tplc="D56E7DD4">
+      <w:numFmt w:val="decimal"/>
+      <w:lvlText w:val=""/>
+      <w:lvlJc w:val="left"/>
+    </w:lvl>
+    <w:lvl w:ilvl="3" w:tplc="C246AD78">
+      <w:numFmt w:val="decimal"/>
+      <w:lvlText w:val=""/>
+      <w:lvlJc w:val="left"/>
+    </w:lvl>
+    <w:lvl w:ilvl="4" w:tplc="473E835A">
+      <w:numFmt w:val="decimal"/>
+      <w:lvlText w:val=""/>
+      <w:lvlJc w:val="left"/>
+    </w:lvl>
+    <w:lvl w:ilvl="5" w:tplc="B4DA830C">
+      <w:numFmt w:val="decimal"/>
+      <w:lvlText w:val=""/>
+      <w:lvlJc w:val="left"/>
+    </w:lvl>
+    <w:lvl w:ilvl="6" w:tplc="F2704652">
+      <w:numFmt w:val="decimal"/>
+      <w:lvlText w:val=""/>
+      <w:lvlJc w:val="left"/>
+    </w:lvl>
+    <w:lvl w:ilvl="7" w:tplc="45F8A260">
+      <w:numFmt w:val="decimal"/>
+      <w:lvlText w:val=""/>
+      <w:lvlJc w:val="left"/>
+    </w:lvl>
+    <w:lvl w:ilvl="8" w:tplc="CA107B96">
+      <w:numFmt w:val="decimal"/>
+      <w:lvlText w:val=""/>
+      <w:lvlJc w:val="left"/>
+    </w:lvl>
   </w:abstractNum>
-  <w:num w:numId="1">
+  <w:num w:numId="1" w16cid:durableId="841818988">
+    <w:abstractNumId w:val="0"/>
+    <w:lvlOverride w:ilvl="0">
+      <w:startOverride w:val="1"/>
+    </w:lvlOverride>
+  </w:num>
+  <w:num w:numId="2" w16cid:durableId="1690525402">
     <w:abstractNumId w:val="1"/>
     <w:lvlOverride w:ilvl="0">
       <w:startOverride w:val="1"/>
     </w:lvlOverride>
   </w:num>
-  <w:num w:numId="2">
+  <w:num w:numId="3" w16cid:durableId="99104393">
     <w:abstractNumId w:val="2"/>
-    <w:lvlOverride w:ilvl="0">
-      <w:startOverride w:val="1"/>
-    </w:lvlOverride>
-  </w:num>
-  <w:num w:numId="3">
-    <w:abstractNumId w:val="3"/>
     <w:lvlOverride w:ilvl="0">
       <w:startOverride w:val="1"/>
     </w:lvlOverride>
@@ -2630,107 +4719,539 @@
 </file>
 
 <file path=word/styles.xml><?xml version="1.0" encoding="utf-8"?>
-<w:styles xmlns:mc="http://schemas.openxmlformats.org/markup-compatibility/2006" xmlns:r="http://schemas.openxmlformats.org/officeDocument/2006/relationships" xmlns:w="http://schemas.openxmlformats.org/wordprocessingml/2006/main" xmlns:w14="http://schemas.microsoft.com/office/word/2010/wordml" xmlns:w15="http://schemas.microsoft.com/office/word/2012/wordml" mc:Ignorable="w14 w15">
+<w:styles xmlns:mc="http://schemas.openxmlformats.org/markup-compatibility/2006" xmlns:r="http://schemas.openxmlformats.org/officeDocument/2006/relationships" xmlns:w="http://schemas.openxmlformats.org/wordprocessingml/2006/main" xmlns:w14="http://schemas.microsoft.com/office/word/2010/wordml" xmlns:w15="http://schemas.microsoft.com/office/word/2012/wordml" xmlns:w16cex="http://schemas.microsoft.com/office/word/2018/wordml/cex" xmlns:w16cid="http://schemas.microsoft.com/office/word/2016/wordml/cid" xmlns:w16="http://schemas.microsoft.com/office/word/2018/wordml" xmlns:w16du="http://schemas.microsoft.com/office/word/2023/wordml/word16du" xmlns:w16sdtdh="http://schemas.microsoft.com/office/word/2020/wordml/sdtdatahash" xmlns:w16sdtfl="http://schemas.microsoft.com/office/word/2024/wordml/sdtformatlock" xmlns:w16se="http://schemas.microsoft.com/office/word/2015/wordml/symex" mc:Ignorable="w14 w15 w16se w16cid w16 w16cex w16sdtdh w16sdtfl w16du">
   <w:docDefaults>
     <w:rPrDefault>
       <w:rPr>
-        <w:rFonts w:ascii="Arial" w:cs="Arial" w:eastAsia="Arial" w:hAnsi="Arial"/>
+        <w:rFonts w:ascii="Arial" w:eastAsia="Arial" w:hAnsi="Arial" w:cs="Arial"/>
         <w:sz w:val="22"/>
         <w:szCs w:val="22"/>
+        <w:lang w:val="sl-SI" w:eastAsia="sl-SI" w:bidi="ar-SA"/>
       </w:rPr>
     </w:rPrDefault>
     <w:pPrDefault/>
   </w:docDefaults>
-  <w:style w:type="paragraph" w:styleId="Title">
+  <w:latentStyles w:defLockedState="0" w:defUIPriority="99" w:defSemiHidden="0" w:defUnhideWhenUsed="0" w:defQFormat="0" w:count="376">
+    <w:lsdException w:name="Normal" w:uiPriority="0" w:qFormat="1"/>
+    <w:lsdException w:name="heading 1" w:uiPriority="9" w:qFormat="1"/>
+    <w:lsdException w:name="heading 2" w:semiHidden="1" w:uiPriority="9" w:unhideWhenUsed="1" w:qFormat="1"/>
+    <w:lsdException w:name="heading 3" w:semiHidden="1" w:uiPriority="9" w:unhideWhenUsed="1" w:qFormat="1"/>
+    <w:lsdException w:name="heading 4" w:semiHidden="1" w:uiPriority="9" w:unhideWhenUsed="1" w:qFormat="1"/>
+    <w:lsdException w:name="heading 5" w:semiHidden="1" w:uiPriority="9" w:unhideWhenUsed="1" w:qFormat="1"/>
+    <w:lsdException w:name="heading 6" w:semiHidden="1" w:uiPriority="9" w:unhideWhenUsed="1" w:qFormat="1"/>
+    <w:lsdException w:name="heading 7" w:semiHidden="1" w:uiPriority="9" w:unhideWhenUsed="1" w:qFormat="1"/>
+    <w:lsdException w:name="heading 8" w:semiHidden="1" w:uiPriority="9" w:unhideWhenUsed="1" w:qFormat="1"/>
+    <w:lsdException w:name="heading 9" w:semiHidden="1" w:uiPriority="9" w:unhideWhenUsed="1" w:qFormat="1"/>
+    <w:lsdException w:name="index 1" w:semiHidden="1" w:unhideWhenUsed="1"/>
+    <w:lsdException w:name="index 2" w:semiHidden="1" w:unhideWhenUsed="1"/>
+    <w:lsdException w:name="index 3" w:semiHidden="1" w:unhideWhenUsed="1"/>
+    <w:lsdException w:name="index 4" w:semiHidden="1" w:unhideWhenUsed="1"/>
+    <w:lsdException w:name="index 5" w:semiHidden="1" w:unhideWhenUsed="1"/>
+    <w:lsdException w:name="index 6" w:semiHidden="1" w:unhideWhenUsed="1"/>
+    <w:lsdException w:name="index 7" w:semiHidden="1" w:unhideWhenUsed="1"/>
+    <w:lsdException w:name="index 8" w:semiHidden="1" w:unhideWhenUsed="1"/>
+    <w:lsdException w:name="index 9" w:semiHidden="1" w:unhideWhenUsed="1"/>
+    <w:lsdException w:name="toc 1" w:semiHidden="1" w:uiPriority="39" w:unhideWhenUsed="1"/>
+    <w:lsdException w:name="toc 2" w:semiHidden="1" w:uiPriority="39" w:unhideWhenUsed="1"/>
+    <w:lsdException w:name="toc 3" w:semiHidden="1" w:uiPriority="39" w:unhideWhenUsed="1"/>
+    <w:lsdException w:name="toc 4" w:semiHidden="1" w:uiPriority="39" w:unhideWhenUsed="1"/>
+    <w:lsdException w:name="toc 5" w:semiHidden="1" w:uiPriority="39" w:unhideWhenUsed="1"/>
+    <w:lsdException w:name="toc 6" w:semiHidden="1" w:uiPriority="39" w:unhideWhenUsed="1"/>
+    <w:lsdException w:name="toc 7" w:semiHidden="1" w:uiPriority="39" w:unhideWhenUsed="1"/>
+    <w:lsdException w:name="toc 8" w:semiHidden="1" w:uiPriority="39" w:unhideWhenUsed="1"/>
+    <w:lsdException w:name="toc 9" w:semiHidden="1" w:uiPriority="39" w:unhideWhenUsed="1"/>
+    <w:lsdException w:name="Normal Indent" w:semiHidden="1" w:unhideWhenUsed="1"/>
+    <w:lsdException w:name="footnote text" w:semiHidden="1" w:unhideWhenUsed="1"/>
+    <w:lsdException w:name="annotation text" w:semiHidden="1" w:unhideWhenUsed="1"/>
+    <w:lsdException w:name="header" w:semiHidden="1" w:unhideWhenUsed="1"/>
+    <w:lsdException w:name="footer" w:semiHidden="1" w:unhideWhenUsed="1"/>
+    <w:lsdException w:name="index heading" w:semiHidden="1" w:unhideWhenUsed="1"/>
+    <w:lsdException w:name="caption" w:semiHidden="1" w:uiPriority="35" w:unhideWhenUsed="1" w:qFormat="1"/>
+    <w:lsdException w:name="table of figures" w:semiHidden="1" w:unhideWhenUsed="1"/>
+    <w:lsdException w:name="envelope address" w:semiHidden="1" w:unhideWhenUsed="1"/>
+    <w:lsdException w:name="envelope return" w:semiHidden="1" w:unhideWhenUsed="1"/>
+    <w:lsdException w:name="footnote reference" w:semiHidden="1" w:unhideWhenUsed="1"/>
+    <w:lsdException w:name="annotation reference" w:semiHidden="1" w:unhideWhenUsed="1"/>
+    <w:lsdException w:name="line number" w:semiHidden="1" w:unhideWhenUsed="1"/>
+    <w:lsdException w:name="page number" w:semiHidden="1" w:unhideWhenUsed="1"/>
+    <w:lsdException w:name="endnote reference" w:semiHidden="1" w:unhideWhenUsed="1"/>
+    <w:lsdException w:name="endnote text" w:semiHidden="1" w:unhideWhenUsed="1"/>
+    <w:lsdException w:name="table of authorities" w:semiHidden="1" w:unhideWhenUsed="1"/>
+    <w:lsdException w:name="macro" w:semiHidden="1" w:unhideWhenUsed="1"/>
+    <w:lsdException w:name="toa heading" w:semiHidden="1" w:unhideWhenUsed="1"/>
+    <w:lsdException w:name="List" w:semiHidden="1" w:unhideWhenUsed="1"/>
+    <w:lsdException w:name="List Bullet" w:semiHidden="1" w:unhideWhenUsed="1"/>
+    <w:lsdException w:name="List Number" w:semiHidden="1" w:unhideWhenUsed="1"/>
+    <w:lsdException w:name="List 2" w:semiHidden="1" w:unhideWhenUsed="1"/>
+    <w:lsdException w:name="List 3" w:semiHidden="1" w:unhideWhenUsed="1"/>
+    <w:lsdException w:name="List 4" w:semiHidden="1" w:unhideWhenUsed="1"/>
+    <w:lsdException w:name="List 5" w:semiHidden="1" w:unhideWhenUsed="1"/>
+    <w:lsdException w:name="List Bullet 2" w:semiHidden="1" w:unhideWhenUsed="1"/>
+    <w:lsdException w:name="List Bullet 3" w:semiHidden="1" w:unhideWhenUsed="1"/>
+    <w:lsdException w:name="List Bullet 4" w:semiHidden="1" w:unhideWhenUsed="1"/>
+    <w:lsdException w:name="List Bullet 5" w:semiHidden="1" w:unhideWhenUsed="1"/>
+    <w:lsdException w:name="List Number 2" w:semiHidden="1" w:unhideWhenUsed="1"/>
+    <w:lsdException w:name="List Number 3" w:semiHidden="1" w:unhideWhenUsed="1"/>
+    <w:lsdException w:name="List Number 4" w:semiHidden="1" w:unhideWhenUsed="1"/>
+    <w:lsdException w:name="List Number 5" w:semiHidden="1" w:unhideWhenUsed="1"/>
+    <w:lsdException w:name="Title" w:uiPriority="10" w:qFormat="1"/>
+    <w:lsdException w:name="Closing" w:semiHidden="1" w:unhideWhenUsed="1"/>
+    <w:lsdException w:name="Signature" w:semiHidden="1" w:unhideWhenUsed="1"/>
+    <w:lsdException w:name="Default Paragraph Font" w:semiHidden="1" w:uiPriority="1" w:unhideWhenUsed="1"/>
+    <w:lsdException w:name="Body Text" w:semiHidden="1" w:unhideWhenUsed="1"/>
+    <w:lsdException w:name="Body Text Indent" w:semiHidden="1" w:unhideWhenUsed="1"/>
+    <w:lsdException w:name="List Continue" w:semiHidden="1" w:unhideWhenUsed="1"/>
+    <w:lsdException w:name="List Continue 2" w:semiHidden="1" w:unhideWhenUsed="1"/>
+    <w:lsdException w:name="List Continue 3" w:semiHidden="1" w:unhideWhenUsed="1"/>
+    <w:lsdException w:name="List Continue 4" w:semiHidden="1" w:unhideWhenUsed="1"/>
+    <w:lsdException w:name="List Continue 5" w:semiHidden="1" w:unhideWhenUsed="1"/>
+    <w:lsdException w:name="Message Header" w:semiHidden="1" w:unhideWhenUsed="1"/>
+    <w:lsdException w:name="Subtitle" w:uiPriority="11" w:qFormat="1"/>
+    <w:lsdException w:name="Salutation" w:semiHidden="1" w:unhideWhenUsed="1"/>
+    <w:lsdException w:name="Date" w:semiHidden="1" w:unhideWhenUsed="1"/>
+    <w:lsdException w:name="Body Text First Indent" w:semiHidden="1" w:unhideWhenUsed="1"/>
+    <w:lsdException w:name="Body Text First Indent 2" w:semiHidden="1" w:unhideWhenUsed="1"/>
+    <w:lsdException w:name="Note Heading" w:semiHidden="1" w:unhideWhenUsed="1"/>
+    <w:lsdException w:name="Body Text 2" w:semiHidden="1" w:unhideWhenUsed="1"/>
+    <w:lsdException w:name="Body Text 3" w:semiHidden="1" w:unhideWhenUsed="1"/>
+    <w:lsdException w:name="Body Text Indent 2" w:semiHidden="1" w:unhideWhenUsed="1"/>
+    <w:lsdException w:name="Body Text Indent 3" w:semiHidden="1" w:unhideWhenUsed="1"/>
+    <w:lsdException w:name="Block Text" w:semiHidden="1" w:unhideWhenUsed="1"/>
+    <w:lsdException w:name="Hyperlink" w:semiHidden="1" w:unhideWhenUsed="1"/>
+    <w:lsdException w:name="FollowedHyperlink" w:semiHidden="1" w:unhideWhenUsed="1"/>
+    <w:lsdException w:name="Strong" w:uiPriority="22" w:qFormat="1"/>
+    <w:lsdException w:name="Emphasis" w:uiPriority="20" w:qFormat="1"/>
+    <w:lsdException w:name="Document Map" w:semiHidden="1" w:unhideWhenUsed="1"/>
+    <w:lsdException w:name="Plain Text" w:semiHidden="1" w:unhideWhenUsed="1"/>
+    <w:lsdException w:name="E-mail Signature" w:semiHidden="1" w:unhideWhenUsed="1"/>
+    <w:lsdException w:name="HTML Top of Form" w:semiHidden="1" w:unhideWhenUsed="1"/>
+    <w:lsdException w:name="HTML Bottom of Form" w:semiHidden="1" w:unhideWhenUsed="1"/>
+    <w:lsdException w:name="Normal (Web)" w:semiHidden="1" w:unhideWhenUsed="1"/>
+    <w:lsdException w:name="HTML Acronym" w:semiHidden="1" w:unhideWhenUsed="1"/>
+    <w:lsdException w:name="HTML Address" w:semiHidden="1" w:unhideWhenUsed="1"/>
+    <w:lsdException w:name="HTML Cite" w:semiHidden="1" w:unhideWhenUsed="1"/>
+    <w:lsdException w:name="HTML Code" w:semiHidden="1" w:unhideWhenUsed="1"/>
+    <w:lsdException w:name="HTML Definition" w:semiHidden="1" w:unhideWhenUsed="1"/>
+    <w:lsdException w:name="HTML Keyboard" w:semiHidden="1" w:unhideWhenUsed="1"/>
+    <w:lsdException w:name="HTML Preformatted" w:semiHidden="1" w:unhideWhenUsed="1"/>
+    <w:lsdException w:name="HTML Sample" w:semiHidden="1" w:unhideWhenUsed="1"/>
+    <w:lsdException w:name="HTML Typewriter" w:semiHidden="1" w:unhideWhenUsed="1"/>
+    <w:lsdException w:name="HTML Variable" w:semiHidden="1" w:unhideWhenUsed="1"/>
+    <w:lsdException w:name="Normal Table" w:semiHidden="1" w:unhideWhenUsed="1"/>
+    <w:lsdException w:name="annotation subject" w:semiHidden="1" w:unhideWhenUsed="1"/>
+    <w:lsdException w:name="No List" w:semiHidden="1" w:unhideWhenUsed="1"/>
+    <w:lsdException w:name="Outline List 1" w:semiHidden="1" w:unhideWhenUsed="1"/>
+    <w:lsdException w:name="Outline List 2" w:semiHidden="1" w:unhideWhenUsed="1"/>
+    <w:lsdException w:name="Outline List 3" w:semiHidden="1" w:unhideWhenUsed="1"/>
+    <w:lsdException w:name="Table Simple 1" w:semiHidden="1" w:unhideWhenUsed="1"/>
+    <w:lsdException w:name="Table Simple 2" w:semiHidden="1" w:unhideWhenUsed="1"/>
+    <w:lsdException w:name="Table Simple 3" w:semiHidden="1" w:unhideWhenUsed="1"/>
+    <w:lsdException w:name="Table Classic 1" w:semiHidden="1" w:unhideWhenUsed="1"/>
+    <w:lsdException w:name="Table Classic 2" w:semiHidden="1" w:unhideWhenUsed="1"/>
+    <w:lsdException w:name="Table Classic 3" w:semiHidden="1" w:unhideWhenUsed="1"/>
+    <w:lsdException w:name="Table Classic 4" w:semiHidden="1" w:unhideWhenUsed="1"/>
+    <w:lsdException w:name="Table Colorful 1" w:semiHidden="1" w:unhideWhenUsed="1"/>
+    <w:lsdException w:name="Table Colorful 2" w:semiHidden="1" w:unhideWhenUsed="1"/>
+    <w:lsdException w:name="Table Colorful 3" w:semiHidden="1" w:unhideWhenUsed="1"/>
+    <w:lsdException w:name="Table Columns 1" w:semiHidden="1" w:unhideWhenUsed="1"/>
+    <w:lsdException w:name="Table Columns 2" w:semiHidden="1" w:unhideWhenUsed="1"/>
+    <w:lsdException w:name="Table Columns 3" w:semiHidden="1" w:unhideWhenUsed="1"/>
+    <w:lsdException w:name="Table Columns 4" w:semiHidden="1" w:unhideWhenUsed="1"/>
+    <w:lsdException w:name="Table Columns 5" w:semiHidden="1" w:unhideWhenUsed="1"/>
+    <w:lsdException w:name="Table Grid 1" w:semiHidden="1" w:unhideWhenUsed="1"/>
+    <w:lsdException w:name="Table Grid 2" w:semiHidden="1" w:unhideWhenUsed="1"/>
+    <w:lsdException w:name="Table Grid 3" w:semiHidden="1" w:unhideWhenUsed="1"/>
+    <w:lsdException w:name="Table Grid 4" w:semiHidden="1" w:unhideWhenUsed="1"/>
+    <w:lsdException w:name="Table Grid 5" w:semiHidden="1" w:unhideWhenUsed="1"/>
+    <w:lsdException w:name="Table Grid 6" w:semiHidden="1" w:unhideWhenUsed="1"/>
+    <w:lsdException w:name="Table Grid 7" w:semiHidden="1" w:unhideWhenUsed="1"/>
+    <w:lsdException w:name="Table Grid 8" w:semiHidden="1" w:unhideWhenUsed="1"/>
+    <w:lsdException w:name="Table List 1" w:semiHidden="1" w:unhideWhenUsed="1"/>
+    <w:lsdException w:name="Table List 2" w:semiHidden="1" w:unhideWhenUsed="1"/>
+    <w:lsdException w:name="Table List 3" w:semiHidden="1" w:unhideWhenUsed="1"/>
+    <w:lsdException w:name="Table List 4" w:semiHidden="1" w:unhideWhenUsed="1"/>
+    <w:lsdException w:name="Table List 5" w:semiHidden="1" w:unhideWhenUsed="1"/>
+    <w:lsdException w:name="Table List 6" w:semiHidden="1" w:unhideWhenUsed="1"/>
+    <w:lsdException w:name="Table List 7" w:semiHidden="1" w:unhideWhenUsed="1"/>
+    <w:lsdException w:name="Table List 8" w:semiHidden="1" w:unhideWhenUsed="1"/>
+    <w:lsdException w:name="Table 3D effects 1" w:semiHidden="1" w:unhideWhenUsed="1"/>
+    <w:lsdException w:name="Table 3D effects 2" w:semiHidden="1" w:unhideWhenUsed="1"/>
+    <w:lsdException w:name="Table 3D effects 3" w:semiHidden="1" w:unhideWhenUsed="1"/>
+    <w:lsdException w:name="Table Contemporary" w:semiHidden="1" w:unhideWhenUsed="1"/>
+    <w:lsdException w:name="Table Elegant" w:semiHidden="1" w:unhideWhenUsed="1"/>
+    <w:lsdException w:name="Table Professional" w:semiHidden="1" w:unhideWhenUsed="1"/>
+    <w:lsdException w:name="Table Subtle 1" w:semiHidden="1" w:unhideWhenUsed="1"/>
+    <w:lsdException w:name="Table Subtle 2" w:semiHidden="1" w:unhideWhenUsed="1"/>
+    <w:lsdException w:name="Table Web 1" w:semiHidden="1" w:unhideWhenUsed="1"/>
+    <w:lsdException w:name="Table Web 2" w:semiHidden="1" w:unhideWhenUsed="1"/>
+    <w:lsdException w:name="Table Web 3" w:semiHidden="1" w:unhideWhenUsed="1"/>
+    <w:lsdException w:name="Balloon Text" w:semiHidden="1" w:unhideWhenUsed="1"/>
+    <w:lsdException w:name="Table Grid" w:uiPriority="39"/>
+    <w:lsdException w:name="Table Theme" w:semiHidden="1" w:unhideWhenUsed="1"/>
+    <w:lsdException w:name="Placeholder Text" w:semiHidden="1"/>
+    <w:lsdException w:name="No Spacing" w:uiPriority="1" w:qFormat="1"/>
+    <w:lsdException w:name="Light Shading" w:uiPriority="60"/>
+    <w:lsdException w:name="Light List" w:uiPriority="61"/>
+    <w:lsdException w:name="Light Grid" w:uiPriority="62"/>
+    <w:lsdException w:name="Medium Shading 1" w:uiPriority="63"/>
+    <w:lsdException w:name="Medium Shading 2" w:uiPriority="64"/>
+    <w:lsdException w:name="Medium List 1" w:uiPriority="65"/>
+    <w:lsdException w:name="Medium List 2" w:uiPriority="66"/>
+    <w:lsdException w:name="Medium Grid 1" w:uiPriority="67"/>
+    <w:lsdException w:name="Medium Grid 2" w:uiPriority="68"/>
+    <w:lsdException w:name="Medium Grid 3" w:uiPriority="69"/>
+    <w:lsdException w:name="Dark List" w:uiPriority="70"/>
+    <w:lsdException w:name="Colorful Shading" w:uiPriority="71"/>
+    <w:lsdException w:name="Colorful List" w:uiPriority="72"/>
+    <w:lsdException w:name="Colorful Grid" w:uiPriority="73"/>
+    <w:lsdException w:name="Light Shading Accent 1" w:uiPriority="60"/>
+    <w:lsdException w:name="Light List Accent 1" w:uiPriority="61"/>
+    <w:lsdException w:name="Light Grid Accent 1" w:uiPriority="62"/>
+    <w:lsdException w:name="Medium Shading 1 Accent 1" w:uiPriority="63"/>
+    <w:lsdException w:name="Medium Shading 2 Accent 1" w:uiPriority="64"/>
+    <w:lsdException w:name="Medium List 1 Accent 1" w:uiPriority="65"/>
+    <w:lsdException w:name="Revision" w:semiHidden="1"/>
+    <w:lsdException w:name="List Paragraph" w:uiPriority="34" w:qFormat="1"/>
+    <w:lsdException w:name="Quote" w:uiPriority="29" w:qFormat="1"/>
+    <w:lsdException w:name="Intense Quote" w:uiPriority="30" w:qFormat="1"/>
+    <w:lsdException w:name="Medium List 2 Accent 1" w:uiPriority="66"/>
+    <w:lsdException w:name="Medium Grid 1 Accent 1" w:uiPriority="67"/>
+    <w:lsdException w:name="Medium Grid 2 Accent 1" w:uiPriority="68"/>
+    <w:lsdException w:name="Medium Grid 3 Accent 1" w:uiPriority="69"/>
+    <w:lsdException w:name="Dark List Accent 1" w:uiPriority="70"/>
+    <w:lsdException w:name="Colorful Shading Accent 1" w:uiPriority="71"/>
+    <w:lsdException w:name="Colorful List Accent 1" w:uiPriority="72"/>
+    <w:lsdException w:name="Colorful Grid Accent 1" w:uiPriority="73"/>
+    <w:lsdException w:name="Light Shading Accent 2" w:uiPriority="60"/>
+    <w:lsdException w:name="Light List Accent 2" w:uiPriority="61"/>
+    <w:lsdException w:name="Light Grid Accent 2" w:uiPriority="62"/>
+    <w:lsdException w:name="Medium Shading 1 Accent 2" w:uiPriority="63"/>
+    <w:lsdException w:name="Medium Shading 2 Accent 2" w:uiPriority="64"/>
+    <w:lsdException w:name="Medium List 1 Accent 2" w:uiPriority="65"/>
+    <w:lsdException w:name="Medium List 2 Accent 2" w:uiPriority="66"/>
+    <w:lsdException w:name="Medium Grid 1 Accent 2" w:uiPriority="67"/>
+    <w:lsdException w:name="Medium Grid 2 Accent 2" w:uiPriority="68"/>
+    <w:lsdException w:name="Medium Grid 3 Accent 2" w:uiPriority="69"/>
+    <w:lsdException w:name="Dark List Accent 2" w:uiPriority="70"/>
+    <w:lsdException w:name="Colorful Shading Accent 2" w:uiPriority="71"/>
+    <w:lsdException w:name="Colorful List Accent 2" w:uiPriority="72"/>
+    <w:lsdException w:name="Colorful Grid Accent 2" w:uiPriority="73"/>
+    <w:lsdException w:name="Light Shading Accent 3" w:uiPriority="60"/>
+    <w:lsdException w:name="Light List Accent 3" w:uiPriority="61"/>
+    <w:lsdException w:name="Light Grid Accent 3" w:uiPriority="62"/>
+    <w:lsdException w:name="Medium Shading 1 Accent 3" w:uiPriority="63"/>
+    <w:lsdException w:name="Medium Shading 2 Accent 3" w:uiPriority="64"/>
+    <w:lsdException w:name="Medium List 1 Accent 3" w:uiPriority="65"/>
+    <w:lsdException w:name="Medium List 2 Accent 3" w:uiPriority="66"/>
+    <w:lsdException w:name="Medium Grid 1 Accent 3" w:uiPriority="67"/>
+    <w:lsdException w:name="Medium Grid 2 Accent 3" w:uiPriority="68"/>
+    <w:lsdException w:name="Medium Grid 3 Accent 3" w:uiPriority="69"/>
+    <w:lsdException w:name="Dark List Accent 3" w:uiPriority="70"/>
+    <w:lsdException w:name="Colorful Shading Accent 3" w:uiPriority="71"/>
+    <w:lsdException w:name="Colorful List Accent 3" w:uiPriority="72"/>
+    <w:lsdException w:name="Colorful Grid Accent 3" w:uiPriority="73"/>
+    <w:lsdException w:name="Light Shading Accent 4" w:uiPriority="60"/>
+    <w:lsdException w:name="Light List Accent 4" w:uiPriority="61"/>
+    <w:lsdException w:name="Light Grid Accent 4" w:uiPriority="62"/>
+    <w:lsdException w:name="Medium Shading 1 Accent 4" w:uiPriority="63"/>
+    <w:lsdException w:name="Medium Shading 2 Accent 4" w:uiPriority="64"/>
+    <w:lsdException w:name="Medium List 1 Accent 4" w:uiPriority="65"/>
+    <w:lsdException w:name="Medium List 2 Accent 4" w:uiPriority="66"/>
+    <w:lsdException w:name="Medium Grid 1 Accent 4" w:uiPriority="67"/>
+    <w:lsdException w:name="Medium Grid 2 Accent 4" w:uiPriority="68"/>
+    <w:lsdException w:name="Medium Grid 3 Accent 4" w:uiPriority="69"/>
+    <w:lsdException w:name="Dark List Accent 4" w:uiPriority="70"/>
+    <w:lsdException w:name="Colorful Shading Accent 4" w:uiPriority="71"/>
+    <w:lsdException w:name="Colorful List Accent 4" w:uiPriority="72"/>
+    <w:lsdException w:name="Colorful Grid Accent 4" w:uiPriority="73"/>
+    <w:lsdException w:name="Light Shading Accent 5" w:uiPriority="60"/>
+    <w:lsdException w:name="Light List Accent 5" w:uiPriority="61"/>
+    <w:lsdException w:name="Light Grid Accent 5" w:uiPriority="62"/>
+    <w:lsdException w:name="Medium Shading 1 Accent 5" w:uiPriority="63"/>
+    <w:lsdException w:name="Medium Shading 2 Accent 5" w:uiPriority="64"/>
+    <w:lsdException w:name="Medium List 1 Accent 5" w:uiPriority="65"/>
+    <w:lsdException w:name="Medium List 2 Accent 5" w:uiPriority="66"/>
+    <w:lsdException w:name="Medium Grid 1 Accent 5" w:uiPriority="67"/>
+    <w:lsdException w:name="Medium Grid 2 Accent 5" w:uiPriority="68"/>
+    <w:lsdException w:name="Medium Grid 3 Accent 5" w:uiPriority="69"/>
+    <w:lsdException w:name="Dark List Accent 5" w:uiPriority="70"/>
+    <w:lsdException w:name="Colorful Shading Accent 5" w:uiPriority="71"/>
+    <w:lsdException w:name="Colorful List Accent 5" w:uiPriority="72"/>
+    <w:lsdException w:name="Colorful Grid Accent 5" w:uiPriority="73"/>
+    <w:lsdException w:name="Light Shading Accent 6" w:uiPriority="60"/>
+    <w:lsdException w:name="Light List Accent 6" w:uiPriority="61"/>
+    <w:lsdException w:name="Light Grid Accent 6" w:uiPriority="62"/>
+    <w:lsdException w:name="Medium Shading 1 Accent 6" w:uiPriority="63"/>
+    <w:lsdException w:name="Medium Shading 2 Accent 6" w:uiPriority="64"/>
+    <w:lsdException w:name="Medium List 1 Accent 6" w:uiPriority="65"/>
+    <w:lsdException w:name="Medium List 2 Accent 6" w:uiPriority="66"/>
+    <w:lsdException w:name="Medium Grid 1 Accent 6" w:uiPriority="67"/>
+    <w:lsdException w:name="Medium Grid 2 Accent 6" w:uiPriority="68"/>
+    <w:lsdException w:name="Medium Grid 3 Accent 6" w:uiPriority="69"/>
+    <w:lsdException w:name="Dark List Accent 6" w:uiPriority="70"/>
+    <w:lsdException w:name="Colorful Shading Accent 6" w:uiPriority="71"/>
+    <w:lsdException w:name="Colorful List Accent 6" w:uiPriority="72"/>
+    <w:lsdException w:name="Colorful Grid Accent 6" w:uiPriority="73"/>
+    <w:lsdException w:name="Subtle Emphasis" w:uiPriority="19" w:qFormat="1"/>
+    <w:lsdException w:name="Intense Emphasis" w:uiPriority="21" w:qFormat="1"/>
+    <w:lsdException w:name="Subtle Reference" w:uiPriority="31" w:qFormat="1"/>
+    <w:lsdException w:name="Intense Reference" w:uiPriority="32" w:qFormat="1"/>
+    <w:lsdException w:name="Book Title" w:uiPriority="33" w:qFormat="1"/>
+    <w:lsdException w:name="Bibliography" w:semiHidden="1" w:uiPriority="37" w:unhideWhenUsed="1"/>
+    <w:lsdException w:name="TOC Heading" w:semiHidden="1" w:uiPriority="39" w:unhideWhenUsed="1" w:qFormat="1"/>
+    <w:lsdException w:name="Plain Table 1" w:uiPriority="41"/>
+    <w:lsdException w:name="Plain Table 2" w:uiPriority="42"/>
+    <w:lsdException w:name="Plain Table 3" w:uiPriority="43"/>
+    <w:lsdException w:name="Plain Table 4" w:uiPriority="44"/>
+    <w:lsdException w:name="Plain Table 5" w:uiPriority="45"/>
+    <w:lsdException w:name="Grid Table Light" w:uiPriority="40"/>
+    <w:lsdException w:name="Grid Table 1 Light" w:uiPriority="46"/>
+    <w:lsdException w:name="Grid Table 2" w:uiPriority="47"/>
+    <w:lsdException w:name="Grid Table 3" w:uiPriority="48"/>
+    <w:lsdException w:name="Grid Table 4" w:uiPriority="49"/>
+    <w:lsdException w:name="Grid Table 5 Dark" w:uiPriority="50"/>
+    <w:lsdException w:name="Grid Table 6 Colorful" w:uiPriority="51"/>
+    <w:lsdException w:name="Grid Table 7 Colorful" w:uiPriority="52"/>
+    <w:lsdException w:name="Grid Table 1 Light Accent 1" w:uiPriority="46"/>
+    <w:lsdException w:name="Grid Table 2 Accent 1" w:uiPriority="47"/>
+    <w:lsdException w:name="Grid Table 3 Accent 1" w:uiPriority="48"/>
+    <w:lsdException w:name="Grid Table 4 Accent 1" w:uiPriority="49"/>
+    <w:lsdException w:name="Grid Table 5 Dark Accent 1" w:uiPriority="50"/>
+    <w:lsdException w:name="Grid Table 6 Colorful Accent 1" w:uiPriority="51"/>
+    <w:lsdException w:name="Grid Table 7 Colorful Accent 1" w:uiPriority="52"/>
+    <w:lsdException w:name="Grid Table 1 Light Accent 2" w:uiPriority="46"/>
+    <w:lsdException w:name="Grid Table 2 Accent 2" w:uiPriority="47"/>
+    <w:lsdException w:name="Grid Table 3 Accent 2" w:uiPriority="48"/>
+    <w:lsdException w:name="Grid Table 4 Accent 2" w:uiPriority="49"/>
+    <w:lsdException w:name="Grid Table 5 Dark Accent 2" w:uiPriority="50"/>
+    <w:lsdException w:name="Grid Table 6 Colorful Accent 2" w:uiPriority="51"/>
+    <w:lsdException w:name="Grid Table 7 Colorful Accent 2" w:uiPriority="52"/>
+    <w:lsdException w:name="Grid Table 1 Light Accent 3" w:uiPriority="46"/>
+    <w:lsdException w:name="Grid Table 2 Accent 3" w:uiPriority="47"/>
+    <w:lsdException w:name="Grid Table 3 Accent 3" w:uiPriority="48"/>
+    <w:lsdException w:name="Grid Table 4 Accent 3" w:uiPriority="49"/>
+    <w:lsdException w:name="Grid Table 5 Dark Accent 3" w:uiPriority="50"/>
+    <w:lsdException w:name="Grid Table 6 Colorful Accent 3" w:uiPriority="51"/>
+    <w:lsdException w:name="Grid Table 7 Colorful Accent 3" w:uiPriority="52"/>
+    <w:lsdException w:name="Grid Table 1 Light Accent 4" w:uiPriority="46"/>
+    <w:lsdException w:name="Grid Table 2 Accent 4" w:uiPriority="47"/>
+    <w:lsdException w:name="Grid Table 3 Accent 4" w:uiPriority="48"/>
+    <w:lsdException w:name="Grid Table 4 Accent 4" w:uiPriority="49"/>
+    <w:lsdException w:name="Grid Table 5 Dark Accent 4" w:uiPriority="50"/>
+    <w:lsdException w:name="Grid Table 6 Colorful Accent 4" w:uiPriority="51"/>
+    <w:lsdException w:name="Grid Table 7 Colorful Accent 4" w:uiPriority="52"/>
+    <w:lsdException w:name="Grid Table 1 Light Accent 5" w:uiPriority="46"/>
+    <w:lsdException w:name="Grid Table 2 Accent 5" w:uiPriority="47"/>
+    <w:lsdException w:name="Grid Table 3 Accent 5" w:uiPriority="48"/>
+    <w:lsdException w:name="Grid Table 4 Accent 5" w:uiPriority="49"/>
+    <w:lsdException w:name="Grid Table 5 Dark Accent 5" w:uiPriority="50"/>
+    <w:lsdException w:name="Grid Table 6 Colorful Accent 5" w:uiPriority="51"/>
+    <w:lsdException w:name="Grid Table 7 Colorful Accent 5" w:uiPriority="52"/>
+    <w:lsdException w:name="Grid Table 1 Light Accent 6" w:uiPriority="46"/>
+    <w:lsdException w:name="Grid Table 2 Accent 6" w:uiPriority="47"/>
+    <w:lsdException w:name="Grid Table 3 Accent 6" w:uiPriority="48"/>
+    <w:lsdException w:name="Grid Table 4 Accent 6" w:uiPriority="49"/>
+    <w:lsdException w:name="Grid Table 5 Dark Accent 6" w:uiPriority="50"/>
+    <w:lsdException w:name="Grid Table 6 Colorful Accent 6" w:uiPriority="51"/>
+    <w:lsdException w:name="Grid Table 7 Colorful Accent 6" w:uiPriority="52"/>
+    <w:lsdException w:name="List Table 1 Light" w:uiPriority="46"/>
+    <w:lsdException w:name="List Table 2" w:uiPriority="47"/>
+    <w:lsdException w:name="List Table 3" w:uiPriority="48"/>
+    <w:lsdException w:name="List Table 4" w:uiPriority="49"/>
+    <w:lsdException w:name="List Table 5 Dark" w:uiPriority="50"/>
+    <w:lsdException w:name="List Table 6 Colorful" w:uiPriority="51"/>
+    <w:lsdException w:name="List Table 7 Colorful" w:uiPriority="52"/>
+    <w:lsdException w:name="List Table 1 Light Accent 1" w:uiPriority="46"/>
+    <w:lsdException w:name="List Table 2 Accent 1" w:uiPriority="47"/>
+    <w:lsdException w:name="List Table 3 Accent 1" w:uiPriority="48"/>
+    <w:lsdException w:name="List Table 4 Accent 1" w:uiPriority="49"/>
+    <w:lsdException w:name="List Table 5 Dark Accent 1" w:uiPriority="50"/>
+    <w:lsdException w:name="List Table 6 Colorful Accent 1" w:uiPriority="51"/>
+    <w:lsdException w:name="List Table 7 Colorful Accent 1" w:uiPriority="52"/>
+    <w:lsdException w:name="List Table 1 Light Accent 2" w:uiPriority="46"/>
+    <w:lsdException w:name="List Table 2 Accent 2" w:uiPriority="47"/>
+    <w:lsdException w:name="List Table 3 Accent 2" w:uiPriority="48"/>
+    <w:lsdException w:name="List Table 4 Accent 2" w:uiPriority="49"/>
+    <w:lsdException w:name="List Table 5 Dark Accent 2" w:uiPriority="50"/>
+    <w:lsdException w:name="List Table 6 Colorful Accent 2" w:uiPriority="51"/>
+    <w:lsdException w:name="List Table 7 Colorful Accent 2" w:uiPriority="52"/>
+    <w:lsdException w:name="List Table 1 Light Accent 3" w:uiPriority="46"/>
+    <w:lsdException w:name="List Table 2 Accent 3" w:uiPriority="47"/>
+    <w:lsdException w:name="List Table 3 Accent 3" w:uiPriority="48"/>
+    <w:lsdException w:name="List Table 4 Accent 3" w:uiPriority="49"/>
+    <w:lsdException w:name="List Table 5 Dark Accent 3" w:uiPriority="50"/>
+    <w:lsdException w:name="List Table 6 Colorful Accent 3" w:uiPriority="51"/>
+    <w:lsdException w:name="List Table 7 Colorful Accent 3" w:uiPriority="52"/>
+    <w:lsdException w:name="List Table 1 Light Accent 4" w:uiPriority="46"/>
+    <w:lsdException w:name="List Table 2 Accent 4" w:uiPriority="47"/>
+    <w:lsdException w:name="List Table 3 Accent 4" w:uiPriority="48"/>
+    <w:lsdException w:name="List Table 4 Accent 4" w:uiPriority="49"/>
+    <w:lsdException w:name="List Table 5 Dark Accent 4" w:uiPriority="50"/>
+    <w:lsdException w:name="List Table 6 Colorful Accent 4" w:uiPriority="51"/>
+    <w:lsdException w:name="List Table 7 Colorful Accent 4" w:uiPriority="52"/>
+    <w:lsdException w:name="List Table 1 Light Accent 5" w:uiPriority="46"/>
+    <w:lsdException w:name="List Table 2 Accent 5" w:uiPriority="47"/>
+    <w:lsdException w:name="List Table 3 Accent 5" w:uiPriority="48"/>
+    <w:lsdException w:name="List Table 4 Accent 5" w:uiPriority="49"/>
+    <w:lsdException w:name="List Table 5 Dark Accent 5" w:uiPriority="50"/>
+    <w:lsdException w:name="List Table 6 Colorful Accent 5" w:uiPriority="51"/>
+    <w:lsdException w:name="List Table 7 Colorful Accent 5" w:uiPriority="52"/>
+    <w:lsdException w:name="List Table 1 Light Accent 6" w:uiPriority="46"/>
+    <w:lsdException w:name="List Table 2 Accent 6" w:uiPriority="47"/>
+    <w:lsdException w:name="List Table 3 Accent 6" w:uiPriority="48"/>
+    <w:lsdException w:name="List Table 4 Accent 6" w:uiPriority="49"/>
+    <w:lsdException w:name="List Table 5 Dark Accent 6" w:uiPriority="50"/>
+    <w:lsdException w:name="List Table 6 Colorful Accent 6" w:uiPriority="51"/>
+    <w:lsdException w:name="List Table 7 Colorful Accent 6" w:uiPriority="52"/>
+    <w:lsdException w:name="Mention" w:semiHidden="1" w:unhideWhenUsed="1"/>
+    <w:lsdException w:name="Smart Hyperlink" w:semiHidden="1" w:unhideWhenUsed="1"/>
+    <w:lsdException w:name="Hashtag" w:semiHidden="1" w:unhideWhenUsed="1"/>
+    <w:lsdException w:name="Unresolved Mention" w:semiHidden="1" w:unhideWhenUsed="1"/>
+    <w:lsdException w:name="Smart Link" w:semiHidden="1" w:unhideWhenUsed="1"/>
+  </w:latentStyles>
+  <w:style w:type="paragraph" w:default="1" w:styleId="Navaden">
+    <w:name w:val="Normal"/>
+    <w:qFormat/>
+  </w:style>
+  <w:style w:type="paragraph" w:styleId="Naslov1">
+    <w:name w:val="heading 1"/>
+    <w:uiPriority w:val="9"/>
+    <w:qFormat/>
+    <w:pPr>
+      <w:spacing w:before="260" w:after="140"/>
+      <w:outlineLvl w:val="0"/>
+    </w:pPr>
+    <w:rPr>
+      <w:b/>
+      <w:bCs/>
+      <w:color w:val="1F3864"/>
+      <w:sz w:val="30"/>
+      <w:szCs w:val="30"/>
+    </w:rPr>
+  </w:style>
+  <w:style w:type="paragraph" w:styleId="Naslov2">
+    <w:name w:val="heading 2"/>
+    <w:uiPriority w:val="9"/>
+    <w:unhideWhenUsed/>
+    <w:qFormat/>
+    <w:pPr>
+      <w:spacing w:before="180" w:after="100"/>
+      <w:outlineLvl w:val="1"/>
+    </w:pPr>
+    <w:rPr>
+      <w:b/>
+      <w:bCs/>
+      <w:color w:val="2E5496"/>
+      <w:sz w:val="25"/>
+      <w:szCs w:val="25"/>
+    </w:rPr>
+  </w:style>
+  <w:style w:type="paragraph" w:styleId="Naslov3">
+    <w:name w:val="heading 3"/>
+    <w:uiPriority w:val="9"/>
+    <w:semiHidden/>
+    <w:unhideWhenUsed/>
+    <w:qFormat/>
+    <w:pPr>
+      <w:outlineLvl w:val="2"/>
+    </w:pPr>
+    <w:rPr>
+      <w:color w:val="1F4D78"/>
+      <w:sz w:val="24"/>
+      <w:szCs w:val="24"/>
+    </w:rPr>
+  </w:style>
+  <w:style w:type="paragraph" w:styleId="Naslov4">
+    <w:name w:val="heading 4"/>
+    <w:uiPriority w:val="9"/>
+    <w:semiHidden/>
+    <w:unhideWhenUsed/>
+    <w:qFormat/>
+    <w:pPr>
+      <w:outlineLvl w:val="3"/>
+    </w:pPr>
+    <w:rPr>
+      <w:i/>
+      <w:iCs/>
+      <w:color w:val="2E74B5"/>
+    </w:rPr>
+  </w:style>
+  <w:style w:type="paragraph" w:styleId="Naslov5">
+    <w:name w:val="heading 5"/>
+    <w:uiPriority w:val="9"/>
+    <w:semiHidden/>
+    <w:unhideWhenUsed/>
+    <w:qFormat/>
+    <w:pPr>
+      <w:outlineLvl w:val="4"/>
+    </w:pPr>
+    <w:rPr>
+      <w:color w:val="2E74B5"/>
+    </w:rPr>
+  </w:style>
+  <w:style w:type="paragraph" w:styleId="Naslov6">
+    <w:name w:val="heading 6"/>
+    <w:uiPriority w:val="9"/>
+    <w:semiHidden/>
+    <w:unhideWhenUsed/>
+    <w:qFormat/>
+    <w:pPr>
+      <w:outlineLvl w:val="5"/>
+    </w:pPr>
+    <w:rPr>
+      <w:color w:val="1F4D78"/>
+    </w:rPr>
+  </w:style>
+  <w:style w:type="character" w:default="1" w:styleId="Privzetapisavaodstavka">
+    <w:name w:val="Default Paragraph Font"/>
+    <w:uiPriority w:val="1"/>
+    <w:semiHidden/>
+    <w:unhideWhenUsed/>
+  </w:style>
+  <w:style w:type="table" w:default="1" w:styleId="Navadnatabela">
+    <w:name w:val="Normal Table"/>
+    <w:uiPriority w:val="99"/>
+    <w:semiHidden/>
+    <w:unhideWhenUsed/>
+    <w:tblPr>
+      <w:tblInd w:w="0" w:type="dxa"/>
+      <w:tblCellMar>
+        <w:top w:w="0" w:type="dxa"/>
+        <w:left w:w="108" w:type="dxa"/>
+        <w:bottom w:w="0" w:type="dxa"/>
+        <w:right w:w="108" w:type="dxa"/>
+      </w:tblCellMar>
+    </w:tblPr>
+  </w:style>
+  <w:style w:type="numbering" w:default="1" w:styleId="Brezseznama">
+    <w:name w:val="No List"/>
+    <w:uiPriority w:val="99"/>
+    <w:semiHidden/>
+    <w:unhideWhenUsed/>
+  </w:style>
+  <w:style w:type="paragraph" w:styleId="Naslov">
     <w:name w:val="Title"/>
-    <w:basedOn w:val="Normal"/>
-    <w:next w:val="Normal"/>
+    <w:uiPriority w:val="10"/>
     <w:qFormat/>
     <w:rPr>
       <w:sz w:val="56"/>
       <w:szCs w:val="56"/>
     </w:rPr>
   </w:style>
-  <w:style w:type="paragraph" w:styleId="Heading1">
-    <w:name w:val="Heading 1"/>
-    <w:basedOn w:val="Normal"/>
-    <w:next w:val="Normal"/>
-    <w:qFormat/>
-    <w:rPr>
-      <w:color w:val="2E74B5"/>
-      <w:sz w:val="32"/>
-      <w:szCs w:val="32"/>
-    </w:rPr>
-  </w:style>
-  <w:style w:type="paragraph" w:styleId="Heading2">
-    <w:name w:val="Heading 2"/>
-    <w:basedOn w:val="Normal"/>
-    <w:next w:val="Normal"/>
-    <w:qFormat/>
-    <w:rPr>
-      <w:color w:val="2E74B5"/>
-      <w:sz w:val="26"/>
-      <w:szCs w:val="26"/>
-    </w:rPr>
-  </w:style>
-  <w:style w:type="paragraph" w:styleId="Heading3">
-    <w:name w:val="Heading 3"/>
-    <w:basedOn w:val="Normal"/>
-    <w:next w:val="Normal"/>
-    <w:qFormat/>
-    <w:rPr>
-      <w:color w:val="1F4D78"/>
-      <w:sz w:val="24"/>
-      <w:szCs w:val="24"/>
-    </w:rPr>
-  </w:style>
-  <w:style w:type="paragraph" w:styleId="Heading4">
-    <w:name w:val="Heading 4"/>
-    <w:basedOn w:val="Normal"/>
-    <w:next w:val="Normal"/>
-    <w:qFormat/>
-    <w:rPr>
-      <w:i/>
-      <w:iCs/>
-      <w:color w:val="2E74B5"/>
-    </w:rPr>
-  </w:style>
-  <w:style w:type="paragraph" w:styleId="Heading5">
-    <w:name w:val="Heading 5"/>
-    <w:basedOn w:val="Normal"/>
-    <w:next w:val="Normal"/>
-    <w:qFormat/>
-    <w:rPr>
-      <w:color w:val="2E74B5"/>
-    </w:rPr>
-  </w:style>
-  <w:style w:type="paragraph" w:styleId="Heading6">
-    <w:name w:val="Heading 6"/>
-    <w:basedOn w:val="Normal"/>
-    <w:next w:val="Normal"/>
-    <w:qFormat/>
-    <w:rPr>
-      <w:color w:val="1F4D78"/>
-    </w:rPr>
-  </w:style>
-  <w:style w:type="paragraph" w:styleId="Strong">
-    <w:name w:val="Strong"/>
-    <w:basedOn w:val="Normal"/>
-    <w:next w:val="Normal"/>
+  <w:style w:type="paragraph" w:customStyle="1" w:styleId="Krepko1">
+    <w:name w:val="Krepko1"/>
     <w:qFormat/>
     <w:rPr>
       <w:b/>
       <w:bCs/>
     </w:rPr>
   </w:style>
-  <w:style w:type="paragraph" w:styleId="ListParagraph">
+  <w:style w:type="paragraph" w:styleId="Odstavekseznama">
     <w:name w:val="List Paragraph"/>
-    <w:basedOn w:val="Normal"/>
     <w:qFormat/>
   </w:style>
-  <w:style w:type="character" w:styleId="Hyperlink">
+  <w:style w:type="character" w:styleId="Hiperpovezava">
     <w:name w:val="Hyperlink"/>
-    <w:basedOn w:val="DefaultParagraphFont"/>
     <w:uiPriority w:val="99"/>
     <w:unhideWhenUsed/>
     <w:rPr>
@@ -2738,9 +5259,8 @@
       <w:u w:val="single"/>
     </w:rPr>
   </w:style>
-  <w:style w:type="character" w:styleId="FootnoteReference">
+  <w:style w:type="character" w:styleId="Sprotnaopomba-sklic">
     <w:name w:val="footnote reference"/>
-    <w:basedOn w:val="DefaultParagraphFont"/>
     <w:uiPriority w:val="99"/>
     <w:semiHidden/>
     <w:unhideWhenUsed/>
@@ -2748,25 +5268,9 @@
       <w:vertAlign w:val="superscript"/>
     </w:rPr>
   </w:style>
-  <w:style w:type="paragraph" w:styleId="FootnoteText">
+  <w:style w:type="paragraph" w:styleId="Sprotnaopomba-besedilo">
     <w:name w:val="footnote text"/>
-    <w:basedOn w:val="Normal"/>
-    <w:link w:val="FootnoteTextChar"/>
-    <w:uiPriority w:val="99"/>
-    <w:semiHidden/>
-    <w:unhideWhenUsed/>
-    <w:pPr>
-      <w:spacing w:after="0" w:line="240" w:lineRule="auto"/>
-    </w:pPr>
-    <w:rPr>
-      <w:sz w:val="20"/>
-      <w:szCs w:val="20"/>
-    </w:rPr>
-  </w:style>
-  <w:style w:type="character" w:styleId="FootnoteTextChar">
-    <w:name w:val="Footnote Text Char"/>
-    <w:basedOn w:val="DefaultParagraphFont"/>
-    <w:link w:val="FootnoteText"/>
+    <w:link w:val="Sprotnaopomba-besediloZnak"/>
     <w:uiPriority w:val="99"/>
     <w:semiHidden/>
     <w:unhideWhenUsed/>
@@ -2775,35 +5279,9 @@
       <w:szCs w:val="20"/>
     </w:rPr>
   </w:style>
-  <w:style w:type="character" w:styleId="EndnoteReference">
-    <w:name w:val="endnote reference"/>
-    <w:basedOn w:val="DefaultParagraphFont"/>
-    <w:uiPriority w:val="99"/>
-    <w:semiHidden/>
-    <w:unhideWhenUsed/>
-    <w:rPr>
-      <w:vertAlign w:val="superscript"/>
-    </w:rPr>
-  </w:style>
-  <w:style w:type="paragraph" w:styleId="EndnoteText">
-    <w:name w:val="endnote text"/>
-    <w:basedOn w:val="Normal"/>
-    <w:link w:val="EndnoteTextChar"/>
-    <w:uiPriority w:val="99"/>
-    <w:semiHidden/>
-    <w:unhideWhenUsed/>
-    <w:pPr>
-      <w:spacing w:after="0" w:line="240" w:lineRule="auto"/>
-    </w:pPr>
-    <w:rPr>
-      <w:sz w:val="20"/>
-      <w:szCs w:val="20"/>
-    </w:rPr>
-  </w:style>
-  <w:style w:type="character" w:styleId="EndnoteTextChar">
-    <w:name w:val="Endnote Text Char"/>
-    <w:basedOn w:val="DefaultParagraphFont"/>
-    <w:link w:val="EndnoteText"/>
+  <w:style w:type="character" w:customStyle="1" w:styleId="Sprotnaopomba-besediloZnak">
+    <w:name w:val="Sprotna opomba - besedilo Znak"/>
+    <w:link w:val="Sprotnaopomba-besedilo"/>
     <w:uiPriority w:val="99"/>
     <w:semiHidden/>
     <w:unhideWhenUsed/>
@@ -2812,41 +5290,376 @@
       <w:szCs w:val="20"/>
     </w:rPr>
   </w:style>
-  <w:style w:type="paragraph" w:styleId="Heading1">
-    <w:name w:val="Heading 1"/>
-    <w:basedOn w:val="Normal"/>
-    <w:next w:val="Normal"/>
-    <w:qFormat/>
-    <w:pPr>
-      <w:spacing w:after="140" w:before="260"/>
-      <w:outlineLvl w:val="0"/>
-    </w:pPr>
+  <w:style w:type="character" w:styleId="Konnaopomba-sklic">
+    <w:name w:val="endnote reference"/>
+    <w:uiPriority w:val="99"/>
+    <w:semiHidden/>
+    <w:unhideWhenUsed/>
     <w:rPr>
-      <w:rFonts w:ascii="Arial" w:cs="Arial" w:eastAsia="Arial" w:hAnsi="Arial"/>
-      <w:b/>
-      <w:bCs/>
-      <w:color w:val="1F3864"/>
-      <w:sz w:val="30"/>
-      <w:szCs w:val="30"/>
+      <w:vertAlign w:val="superscript"/>
     </w:rPr>
   </w:style>
-  <w:style w:type="paragraph" w:styleId="Heading2">
-    <w:name w:val="Heading 2"/>
-    <w:basedOn w:val="Normal"/>
-    <w:next w:val="Normal"/>
-    <w:qFormat/>
-    <w:pPr>
-      <w:spacing w:after="100" w:before="180"/>
-      <w:outlineLvl w:val="1"/>
-    </w:pPr>
+  <w:style w:type="paragraph" w:styleId="Konnaopomba-besedilo">
+    <w:name w:val="endnote text"/>
+    <w:link w:val="Konnaopomba-besediloZnak"/>
+    <w:uiPriority w:val="99"/>
+    <w:semiHidden/>
+    <w:unhideWhenUsed/>
     <w:rPr>
-      <w:rFonts w:ascii="Arial" w:cs="Arial" w:eastAsia="Arial" w:hAnsi="Arial"/>
-      <w:b/>
-      <w:bCs/>
-      <w:color w:val="2E5496"/>
-      <w:sz w:val="25"/>
-      <w:szCs w:val="25"/>
+      <w:sz w:val="20"/>
+      <w:szCs w:val="20"/>
     </w:rPr>
   </w:style>
+  <w:style w:type="character" w:customStyle="1" w:styleId="Konnaopomba-besediloZnak">
+    <w:name w:val="Končna opomba - besedilo Znak"/>
+    <w:link w:val="Konnaopomba-besedilo"/>
+    <w:uiPriority w:val="99"/>
+    <w:semiHidden/>
+    <w:unhideWhenUsed/>
+    <w:rPr>
+      <w:sz w:val="20"/>
+      <w:szCs w:val="20"/>
+    </w:rPr>
+  </w:style>
+  <w:style w:type="paragraph" w:styleId="Kazalovsebine1">
+    <w:name w:val="toc 1"/>
+    <w:basedOn w:val="Navaden"/>
+    <w:next w:val="Navaden"/>
+    <w:autoRedefine/>
+    <w:uiPriority w:val="39"/>
+    <w:unhideWhenUsed/>
+    <w:rsid w:val="00F30AAB"/>
+    <w:pPr>
+      <w:spacing w:after="100"/>
+    </w:pPr>
+  </w:style>
+  <w:style w:type="paragraph" w:styleId="Kazalovsebine2">
+    <w:name w:val="toc 2"/>
+    <w:basedOn w:val="Navaden"/>
+    <w:next w:val="Navaden"/>
+    <w:autoRedefine/>
+    <w:uiPriority w:val="39"/>
+    <w:unhideWhenUsed/>
+    <w:rsid w:val="00F30AAB"/>
+    <w:pPr>
+      <w:spacing w:after="100"/>
+      <w:ind w:left="220"/>
+    </w:pPr>
+  </w:style>
 </w:styles>
+</file>
+
+<file path=word/theme/theme1.xml><?xml version="1.0" encoding="utf-8"?>
+<a:theme xmlns:a="http://schemas.openxmlformats.org/drawingml/2006/main" name="Officeova tema">
+  <a:themeElements>
+    <a:clrScheme name="Pisarna">
+      <a:dk1>
+        <a:sysClr val="windowText" lastClr="000000"/>
+      </a:dk1>
+      <a:lt1>
+        <a:sysClr val="window" lastClr="FFFFFF"/>
+      </a:lt1>
+      <a:dk2>
+        <a:srgbClr val="0E2841"/>
+      </a:dk2>
+      <a:lt2>
+        <a:srgbClr val="E8E8E8"/>
+      </a:lt2>
+      <a:accent1>
+        <a:srgbClr val="156082"/>
+      </a:accent1>
+      <a:accent2>
+        <a:srgbClr val="E97132"/>
+      </a:accent2>
+      <a:accent3>
+        <a:srgbClr val="196B24"/>
+      </a:accent3>
+      <a:accent4>
+        <a:srgbClr val="0F9ED5"/>
+      </a:accent4>
+      <a:accent5>
+        <a:srgbClr val="A02B93"/>
+      </a:accent5>
+      <a:accent6>
+        <a:srgbClr val="4EA72E"/>
+      </a:accent6>
+      <a:hlink>
+        <a:srgbClr val="467886"/>
+      </a:hlink>
+      <a:folHlink>
+        <a:srgbClr val="96607D"/>
+      </a:folHlink>
+    </a:clrScheme>
+    <a:fontScheme name="Pisarna">
+      <a:majorFont>
+        <a:latin typeface="Aptos Display" panose="02110004020202020204"/>
+        <a:ea typeface=""/>
+        <a:cs typeface=""/>
+        <a:font script="Jpan" typeface="游ゴシック Light"/>
+        <a:font script="Hang" typeface="맑은 고딕"/>
+        <a:font script="Hans" typeface="等线 Light"/>
+        <a:font script="Hant" typeface="新細明體"/>
+        <a:font script="Arab" typeface="Times New Roman"/>
+        <a:font script="Hebr" typeface="Times New Roman"/>
+        <a:font script="Thai" typeface="Angsana New"/>
+        <a:font script="Ethi" typeface="Nyala"/>
+        <a:font script="Beng" typeface="Vrinda"/>
+        <a:font script="Gujr" typeface="Shruti"/>
+        <a:font script="Khmr" typeface="MoolBoran"/>
+        <a:font script="Knda" typeface="Tunga"/>
+        <a:font script="Guru" typeface="Raavi"/>
+        <a:font script="Cans" typeface="Euphemia"/>
+        <a:font script="Cher" typeface="Plantagenet Cherokee"/>
+        <a:font script="Yiii" typeface="Microsoft Yi Baiti"/>
+        <a:font script="Tibt" typeface="Microsoft Himalaya"/>
+        <a:font script="Thaa" typeface="MV Boli"/>
+        <a:font script="Deva" typeface="Mangal"/>
+        <a:font script="Telu" typeface="Gautami"/>
+        <a:font script="Taml" typeface="Latha"/>
+        <a:font script="Syrc" typeface="Estrangelo Edessa"/>
+        <a:font script="Orya" typeface="Kalinga"/>
+        <a:font script="Mlym" typeface="Kartika"/>
+        <a:font script="Laoo" typeface="DokChampa"/>
+        <a:font script="Sinh" typeface="Iskoola Pota"/>
+        <a:font script="Mong" typeface="Mongolian Baiti"/>
+        <a:font script="Viet" typeface="Times New Roman"/>
+        <a:font script="Uigh" typeface="Microsoft Uighur"/>
+        <a:font script="Geor" typeface="Sylfaen"/>
+        <a:font script="Armn" typeface="Arial"/>
+        <a:font script="Bugi" typeface="Leelawadee UI"/>
+        <a:font script="Bopo" typeface="Microsoft JhengHei"/>
+        <a:font script="Java" typeface="Javanese Text"/>
+        <a:font script="Lisu" typeface="Segoe UI"/>
+        <a:font script="Mymr" typeface="Myanmar Text"/>
+        <a:font script="Nkoo" typeface="Ebrima"/>
+        <a:font script="Olck" typeface="Nirmala UI"/>
+        <a:font script="Osma" typeface="Ebrima"/>
+        <a:font script="Phag" typeface="Phagspa"/>
+        <a:font script="Syrn" typeface="Estrangelo Edessa"/>
+        <a:font script="Syrj" typeface="Estrangelo Edessa"/>
+        <a:font script="Syre" typeface="Estrangelo Edessa"/>
+        <a:font script="Sora" typeface="Nirmala UI"/>
+        <a:font script="Tale" typeface="Microsoft Tai Le"/>
+        <a:font script="Talu" typeface="Microsoft New Tai Lue"/>
+        <a:font script="Tfng" typeface="Ebrima"/>
+      </a:majorFont>
+      <a:minorFont>
+        <a:latin typeface="Aptos" panose="02110004020202020204"/>
+        <a:ea typeface=""/>
+        <a:cs typeface=""/>
+        <a:font script="Jpan" typeface="游明朝"/>
+        <a:font script="Hang" typeface="맑은 고딕"/>
+        <a:font script="Hans" typeface="等线"/>
+        <a:font script="Hant" typeface="新細明體"/>
+        <a:font script="Arab" typeface="Arial"/>
+        <a:font script="Hebr" typeface="Arial"/>
+        <a:font script="Thai" typeface="Cordia New"/>
+        <a:font script="Ethi" typeface="Nyala"/>
+        <a:font script="Beng" typeface="Vrinda"/>
+        <a:font script="Gujr" typeface="Shruti"/>
+        <a:font script="Khmr" typeface="DaunPenh"/>
+        <a:font script="Knda" typeface="Tunga"/>
+        <a:font script="Guru" typeface="Raavi"/>
+        <a:font script="Cans" typeface="Euphemia"/>
+        <a:font script="Cher" typeface="Plantagenet Cherokee"/>
+        <a:font script="Yiii" typeface="Microsoft Yi Baiti"/>
+        <a:font script="Tibt" typeface="Microsoft Himalaya"/>
+        <a:font script="Thaa" typeface="MV Boli"/>
+        <a:font script="Deva" typeface="Mangal"/>
+        <a:font script="Telu" typeface="Gautami"/>
+        <a:font script="Taml" typeface="Latha"/>
+        <a:font script="Syrc" typeface="Estrangelo Edessa"/>
+        <a:font script="Orya" typeface="Kalinga"/>
+        <a:font script="Mlym" typeface="Kartika"/>
+        <a:font script="Laoo" typeface="DokChampa"/>
+        <a:font script="Sinh" typeface="Iskoola Pota"/>
+        <a:font script="Mong" typeface="Mongolian Baiti"/>
+        <a:font script="Viet" typeface="Arial"/>
+        <a:font script="Uigh" typeface="Microsoft Uighur"/>
+        <a:font script="Geor" typeface="Sylfaen"/>
+        <a:font script="Armn" typeface="Arial"/>
+        <a:font script="Bugi" typeface="Leelawadee UI"/>
+        <a:font script="Bopo" typeface="Microsoft JhengHei"/>
+        <a:font script="Java" typeface="Javanese Text"/>
+        <a:font script="Lisu" typeface="Segoe UI"/>
+        <a:font script="Mymr" typeface="Myanmar Text"/>
+        <a:font script="Nkoo" typeface="Ebrima"/>
+        <a:font script="Olck" typeface="Nirmala UI"/>
+        <a:font script="Osma" typeface="Ebrima"/>
+        <a:font script="Phag" typeface="Phagspa"/>
+        <a:font script="Syrn" typeface="Estrangelo Edessa"/>
+        <a:font script="Syrj" typeface="Estrangelo Edessa"/>
+        <a:font script="Syre" typeface="Estrangelo Edessa"/>
+        <a:font script="Sora" typeface="Nirmala UI"/>
+        <a:font script="Tale" typeface="Microsoft Tai Le"/>
+        <a:font script="Talu" typeface="Microsoft New Tai Lue"/>
+        <a:font script="Tfng" typeface="Ebrima"/>
+      </a:minorFont>
+    </a:fontScheme>
+    <a:fmtScheme name="Pisarna">
+      <a:fillStyleLst>
+        <a:solidFill>
+          <a:schemeClr val="phClr"/>
+        </a:solidFill>
+        <a:gradFill rotWithShape="1">
+          <a:gsLst>
+            <a:gs pos="0">
+              <a:schemeClr val="phClr">
+                <a:lumMod val="110000"/>
+                <a:satMod val="105000"/>
+                <a:tint val="67000"/>
+              </a:schemeClr>
+            </a:gs>
+            <a:gs pos="50000">
+              <a:schemeClr val="phClr">
+                <a:lumMod val="105000"/>
+                <a:satMod val="103000"/>
+                <a:tint val="73000"/>
+              </a:schemeClr>
+            </a:gs>
+            <a:gs pos="100000">
+              <a:schemeClr val="phClr">
+                <a:lumMod val="105000"/>
+                <a:satMod val="109000"/>
+                <a:tint val="81000"/>
+              </a:schemeClr>
+            </a:gs>
+          </a:gsLst>
+          <a:lin ang="5400000" scaled="0"/>
+        </a:gradFill>
+        <a:gradFill rotWithShape="1">
+          <a:gsLst>
+            <a:gs pos="0">
+              <a:schemeClr val="phClr">
+                <a:satMod val="103000"/>
+                <a:lumMod val="102000"/>
+                <a:tint val="94000"/>
+              </a:schemeClr>
+            </a:gs>
+            <a:gs pos="50000">
+              <a:schemeClr val="phClr">
+                <a:satMod val="110000"/>
+                <a:lumMod val="100000"/>
+                <a:shade val="100000"/>
+              </a:schemeClr>
+            </a:gs>
+            <a:gs pos="100000">
+              <a:schemeClr val="phClr">
+                <a:lumMod val="99000"/>
+                <a:satMod val="120000"/>
+                <a:shade val="78000"/>
+              </a:schemeClr>
+            </a:gs>
+          </a:gsLst>
+          <a:lin ang="5400000" scaled="0"/>
+        </a:gradFill>
+      </a:fillStyleLst>
+      <a:lnStyleLst>
+        <a:ln w="12700" cap="flat" cmpd="sng" algn="ctr">
+          <a:solidFill>
+            <a:schemeClr val="phClr"/>
+          </a:solidFill>
+          <a:prstDash val="solid"/>
+          <a:miter lim="800000"/>
+        </a:ln>
+        <a:ln w="19050" cap="flat" cmpd="sng" algn="ctr">
+          <a:solidFill>
+            <a:schemeClr val="phClr"/>
+          </a:solidFill>
+          <a:prstDash val="solid"/>
+          <a:miter lim="800000"/>
+        </a:ln>
+        <a:ln w="25400" cap="flat" cmpd="sng" algn="ctr">
+          <a:solidFill>
+            <a:schemeClr val="phClr"/>
+          </a:solidFill>
+          <a:prstDash val="solid"/>
+          <a:miter lim="800000"/>
+        </a:ln>
+      </a:lnStyleLst>
+      <a:effectStyleLst>
+        <a:effectStyle>
+          <a:effectLst/>
+        </a:effectStyle>
+        <a:effectStyle>
+          <a:effectLst/>
+        </a:effectStyle>
+        <a:effectStyle>
+          <a:effectLst>
+            <a:outerShdw blurRad="57150" dist="19050" dir="5400000" algn="ctr" rotWithShape="0">
+              <a:srgbClr val="000000">
+                <a:alpha val="63000"/>
+              </a:srgbClr>
+            </a:outerShdw>
+          </a:effectLst>
+        </a:effectStyle>
+      </a:effectStyleLst>
+      <a:bgFillStyleLst>
+        <a:solidFill>
+          <a:schemeClr val="phClr"/>
+        </a:solidFill>
+        <a:solidFill>
+          <a:schemeClr val="phClr">
+            <a:tint val="95000"/>
+            <a:satMod val="170000"/>
+          </a:schemeClr>
+        </a:solidFill>
+        <a:gradFill rotWithShape="1">
+          <a:gsLst>
+            <a:gs pos="0">
+              <a:schemeClr val="phClr">
+                <a:tint val="93000"/>
+                <a:satMod val="150000"/>
+                <a:shade val="98000"/>
+                <a:lumMod val="102000"/>
+              </a:schemeClr>
+            </a:gs>
+            <a:gs pos="50000">
+              <a:schemeClr val="phClr">
+                <a:tint val="98000"/>
+                <a:satMod val="130000"/>
+                <a:shade val="90000"/>
+                <a:lumMod val="103000"/>
+              </a:schemeClr>
+            </a:gs>
+            <a:gs pos="100000">
+              <a:schemeClr val="phClr">
+                <a:shade val="63000"/>
+                <a:satMod val="120000"/>
+              </a:schemeClr>
+            </a:gs>
+          </a:gsLst>
+          <a:lin ang="5400000" scaled="0"/>
+        </a:gradFill>
+      </a:bgFillStyleLst>
+    </a:fmtScheme>
+  </a:themeElements>
+  <a:objectDefaults>
+    <a:lnDef>
+      <a:spPr/>
+      <a:bodyPr/>
+      <a:lstStyle/>
+      <a:style>
+        <a:lnRef idx="2">
+          <a:schemeClr val="accent1"/>
+        </a:lnRef>
+        <a:fillRef idx="0">
+          <a:schemeClr val="accent1"/>
+        </a:fillRef>
+        <a:effectRef idx="1">
+          <a:schemeClr val="accent1"/>
+        </a:effectRef>
+        <a:fontRef idx="minor">
+          <a:schemeClr val="tx1"/>
+        </a:fontRef>
+      </a:style>
+    </a:lnDef>
+  </a:objectDefaults>
+  <a:extraClrSchemeLst/>
+  <a:extLst>
+    <a:ext uri="{05A4C25C-085E-4340-85A3-A5531E510DB2}">
+      <thm15:themeFamily xmlns:thm15="http://schemas.microsoft.com/office/thememl/2012/main" name="Office Theme" id="{2E142A2C-CD16-42D6-873A-C26D2A0506FA}" vid="{1BDDFF52-6CD6-40A5-AB3C-68EB2F1E4D0A}"/>
+    </a:ext>
+  </a:extLst>
+</a:theme>
 </file>